--- a/docs/manuals-docx/13-tester-manual-journey-a.docx
+++ b/docs/manuals-docx/13-tester-manual-journey-a.docx
@@ -179,12 +179,12 @@
         <w:rPr>
           <w:rFonts w:ascii="Sarabun" w:hAnsi="Sarabun" w:cs="Sarabun" w:eastAsia="Sarabun"/>
           <w:color w:val="192768"/>
-          <w:sz w:val="44"/>
-          <w:szCs w:val="44"/>
+          <w:sz w:val="36"/>
+          <w:szCs w:val="36"/>
           <w:b w:val="1"/>
           <w:bCs w:val="1"/>
-          <w:sz w:val="44"/>
-          <w:szCs w:val="44"/>
+          <w:sz w:val="36"/>
+          <w:szCs w:val="36"/>
           <w:b w:val="1"/>
           <w:bCs w:val="1"/>
         </w:rPr>
@@ -200,8 +200,8 @@
         <w:rPr>
           <w:rFonts w:ascii="DejaVu Sans" w:hAnsi="DejaVu Sans" w:cs="DejaVu Sans" w:eastAsia="DejaVu Sans"/>
           <w:color w:val="E5775A"/>
-          <w:sz w:val="28"/>
-          <w:szCs w:val="28"/>
+          <w:sz w:val="22"/>
+          <w:szCs w:val="22"/>
         </w:rPr>
         <w:t>▸</w:t>
       </w:r>
@@ -209,8 +209,8 @@
         <w:rPr>
           <w:rFonts w:ascii="Sarabun" w:hAnsi="Sarabun" w:cs="Sarabun" w:eastAsia="Sarabun"/>
           <w:color w:val="E5775A"/>
-          <w:sz w:val="28"/>
-          <w:szCs w:val="28"/>
+          <w:sz w:val="22"/>
+          <w:szCs w:val="22"/>
         </w:rPr>
         <w:t xml:space="preserve">  </w:t>
       </w:r>
@@ -218,8 +218,8 @@
         <w:rPr>
           <w:rFonts w:ascii="Sarabun" w:hAnsi="Sarabun" w:cs="Sarabun" w:eastAsia="Sarabun"/>
           <w:color w:val="1A1E33"/>
-          <w:sz w:val="28"/>
-          <w:szCs w:val="28"/>
+          <w:sz w:val="22"/>
+          <w:szCs w:val="22"/>
         </w:rPr>
         <w:t>0. เตรียมของสองอย่าง</w:t>
       </w:r>
@@ -233,8 +233,8 @@
         <w:rPr>
           <w:rFonts w:ascii="DejaVu Sans" w:hAnsi="DejaVu Sans" w:cs="DejaVu Sans" w:eastAsia="DejaVu Sans"/>
           <w:color w:val="E5775A"/>
-          <w:sz w:val="28"/>
-          <w:szCs w:val="28"/>
+          <w:sz w:val="22"/>
+          <w:szCs w:val="22"/>
         </w:rPr>
         <w:t>▸</w:t>
       </w:r>
@@ -242,8 +242,8 @@
         <w:rPr>
           <w:rFonts w:ascii="Sarabun" w:hAnsi="Sarabun" w:cs="Sarabun" w:eastAsia="Sarabun"/>
           <w:color w:val="E5775A"/>
-          <w:sz w:val="28"/>
-          <w:szCs w:val="28"/>
+          <w:sz w:val="22"/>
+          <w:szCs w:val="22"/>
         </w:rPr>
         <w:t xml:space="preserve">  </w:t>
       </w:r>
@@ -251,8 +251,8 @@
         <w:rPr>
           <w:rFonts w:ascii="Sarabun" w:hAnsi="Sarabun" w:cs="Sarabun" w:eastAsia="Sarabun"/>
           <w:color w:val="1A1E33"/>
-          <w:sz w:val="28"/>
-          <w:szCs w:val="28"/>
+          <w:sz w:val="22"/>
+          <w:szCs w:val="22"/>
         </w:rPr>
         <w:t>1. สร้างหน่วยงานไว้ล่วงหน้า</w:t>
       </w:r>
@@ -266,8 +266,8 @@
         <w:rPr>
           <w:rFonts w:ascii="DejaVu Sans" w:hAnsi="DejaVu Sans" w:cs="DejaVu Sans" w:eastAsia="DejaVu Sans"/>
           <w:color w:val="E5775A"/>
-          <w:sz w:val="28"/>
-          <w:szCs w:val="28"/>
+          <w:sz w:val="22"/>
+          <w:szCs w:val="22"/>
         </w:rPr>
         <w:t>▸</w:t>
       </w:r>
@@ -275,8 +275,8 @@
         <w:rPr>
           <w:rFonts w:ascii="Sarabun" w:hAnsi="Sarabun" w:cs="Sarabun" w:eastAsia="Sarabun"/>
           <w:color w:val="E5775A"/>
-          <w:sz w:val="28"/>
-          <w:szCs w:val="28"/>
+          <w:sz w:val="22"/>
+          <w:szCs w:val="22"/>
         </w:rPr>
         <w:t xml:space="preserve">  </w:t>
       </w:r>
@@ -284,8 +284,8 @@
         <w:rPr>
           <w:rFonts w:ascii="Sarabun" w:hAnsi="Sarabun" w:cs="Sarabun" w:eastAsia="Sarabun"/>
           <w:color w:val="1A1E33"/>
-          <w:sz w:val="28"/>
-          <w:szCs w:val="28"/>
+          <w:sz w:val="22"/>
+          <w:szCs w:val="22"/>
         </w:rPr>
         <w:t>2. ส่งคำเชิญให้ผู้ใช้</w:t>
       </w:r>
@@ -299,8 +299,8 @@
         <w:rPr>
           <w:rFonts w:ascii="DejaVu Sans" w:hAnsi="DejaVu Sans" w:cs="DejaVu Sans" w:eastAsia="DejaVu Sans"/>
           <w:color w:val="E5775A"/>
-          <w:sz w:val="28"/>
-          <w:szCs w:val="28"/>
+          <w:sz w:val="22"/>
+          <w:szCs w:val="22"/>
         </w:rPr>
         <w:t>▸</w:t>
       </w:r>
@@ -308,8 +308,8 @@
         <w:rPr>
           <w:rFonts w:ascii="Sarabun" w:hAnsi="Sarabun" w:cs="Sarabun" w:eastAsia="Sarabun"/>
           <w:color w:val="E5775A"/>
-          <w:sz w:val="28"/>
-          <w:szCs w:val="28"/>
+          <w:sz w:val="22"/>
+          <w:szCs w:val="22"/>
         </w:rPr>
         <w:t xml:space="preserve">  </w:t>
       </w:r>
@@ -317,8 +317,8 @@
         <w:rPr>
           <w:rFonts w:ascii="Sarabun" w:hAnsi="Sarabun" w:cs="Sarabun" w:eastAsia="Sarabun"/>
           <w:color w:val="1A1E33"/>
-          <w:sz w:val="28"/>
-          <w:szCs w:val="28"/>
+          <w:sz w:val="22"/>
+          <w:szCs w:val="22"/>
         </w:rPr>
         <w:t>3. ดู ยกเลิก และลบคำเชิญ</w:t>
       </w:r>
@@ -332,8 +332,8 @@
         <w:rPr>
           <w:rFonts w:ascii="DejaVu Sans" w:hAnsi="DejaVu Sans" w:cs="DejaVu Sans" w:eastAsia="DejaVu Sans"/>
           <w:color w:val="E5775A"/>
-          <w:sz w:val="28"/>
-          <w:szCs w:val="28"/>
+          <w:sz w:val="22"/>
+          <w:szCs w:val="22"/>
         </w:rPr>
         <w:t>▸</w:t>
       </w:r>
@@ -341,8 +341,8 @@
         <w:rPr>
           <w:rFonts w:ascii="Sarabun" w:hAnsi="Sarabun" w:cs="Sarabun" w:eastAsia="Sarabun"/>
           <w:color w:val="E5775A"/>
-          <w:sz w:val="28"/>
-          <w:szCs w:val="28"/>
+          <w:sz w:val="22"/>
+          <w:szCs w:val="22"/>
         </w:rPr>
         <w:t xml:space="preserve">  </w:t>
       </w:r>
@@ -350,8 +350,8 @@
         <w:rPr>
           <w:rFonts w:ascii="Sarabun" w:hAnsi="Sarabun" w:cs="Sarabun" w:eastAsia="Sarabun"/>
           <w:color w:val="1A1E33"/>
-          <w:sz w:val="28"/>
-          <w:szCs w:val="28"/>
+          <w:sz w:val="22"/>
+          <w:szCs w:val="22"/>
         </w:rPr>
         <w:t>4. หาลิงก์เปิดใช้งานบัญชี</w:t>
       </w:r>
@@ -365,8 +365,8 @@
         <w:rPr>
           <w:rFonts w:ascii="DejaVu Sans" w:hAnsi="DejaVu Sans" w:cs="DejaVu Sans" w:eastAsia="DejaVu Sans"/>
           <w:color w:val="E5775A"/>
-          <w:sz w:val="28"/>
-          <w:szCs w:val="28"/>
+          <w:sz w:val="22"/>
+          <w:szCs w:val="22"/>
         </w:rPr>
         <w:t>▸</w:t>
       </w:r>
@@ -374,8 +374,8 @@
         <w:rPr>
           <w:rFonts w:ascii="Sarabun" w:hAnsi="Sarabun" w:cs="Sarabun" w:eastAsia="Sarabun"/>
           <w:color w:val="E5775A"/>
-          <w:sz w:val="28"/>
-          <w:szCs w:val="28"/>
+          <w:sz w:val="22"/>
+          <w:szCs w:val="22"/>
         </w:rPr>
         <w:t xml:space="preserve">  </w:t>
       </w:r>
@@ -383,8 +383,8 @@
         <w:rPr>
           <w:rFonts w:ascii="Sarabun" w:hAnsi="Sarabun" w:cs="Sarabun" w:eastAsia="Sarabun"/>
           <w:color w:val="1A1E33"/>
-          <w:sz w:val="28"/>
-          <w:szCs w:val="28"/>
+          <w:sz w:val="22"/>
+          <w:szCs w:val="22"/>
         </w:rPr>
         <w:t>5. ผู้ถูกเชิญยืนยันตัวตนด้วย ThaiD</w:t>
       </w:r>
@@ -398,8 +398,8 @@
         <w:rPr>
           <w:rFonts w:ascii="DejaVu Sans" w:hAnsi="DejaVu Sans" w:cs="DejaVu Sans" w:eastAsia="DejaVu Sans"/>
           <w:color w:val="E5775A"/>
-          <w:sz w:val="28"/>
-          <w:szCs w:val="28"/>
+          <w:sz w:val="22"/>
+          <w:szCs w:val="22"/>
         </w:rPr>
         <w:t>▸</w:t>
       </w:r>
@@ -407,8 +407,8 @@
         <w:rPr>
           <w:rFonts w:ascii="Sarabun" w:hAnsi="Sarabun" w:cs="Sarabun" w:eastAsia="Sarabun"/>
           <w:color w:val="E5775A"/>
-          <w:sz w:val="28"/>
-          <w:szCs w:val="28"/>
+          <w:sz w:val="22"/>
+          <w:szCs w:val="22"/>
         </w:rPr>
         <w:t xml:space="preserve">  </w:t>
       </w:r>
@@ -416,8 +416,8 @@
         <w:rPr>
           <w:rFonts w:ascii="Sarabun" w:hAnsi="Sarabun" w:cs="Sarabun" w:eastAsia="Sarabun"/>
           <w:color w:val="1A1E33"/>
-          <w:sz w:val="28"/>
-          <w:szCs w:val="28"/>
+          <w:sz w:val="22"/>
+          <w:szCs w:val="22"/>
         </w:rPr>
         <w:t>6. ตั้งรหัสผ่านและเปิดใช้งานบัญชี</w:t>
       </w:r>
@@ -431,8 +431,8 @@
         <w:rPr>
           <w:rFonts w:ascii="DejaVu Sans" w:hAnsi="DejaVu Sans" w:cs="DejaVu Sans" w:eastAsia="DejaVu Sans"/>
           <w:color w:val="E5775A"/>
-          <w:sz w:val="28"/>
-          <w:szCs w:val="28"/>
+          <w:sz w:val="22"/>
+          <w:szCs w:val="22"/>
         </w:rPr>
         <w:t>▸</w:t>
       </w:r>
@@ -440,8 +440,8 @@
         <w:rPr>
           <w:rFonts w:ascii="Sarabun" w:hAnsi="Sarabun" w:cs="Sarabun" w:eastAsia="Sarabun"/>
           <w:color w:val="E5775A"/>
-          <w:sz w:val="28"/>
-          <w:szCs w:val="28"/>
+          <w:sz w:val="22"/>
+          <w:szCs w:val="22"/>
         </w:rPr>
         <w:t xml:space="preserve">  </w:t>
       </w:r>
@@ -449,8 +449,8 @@
         <w:rPr>
           <w:rFonts w:ascii="Sarabun" w:hAnsi="Sarabun" w:cs="Sarabun" w:eastAsia="Sarabun"/>
           <w:color w:val="1A1E33"/>
-          <w:sz w:val="28"/>
-          <w:szCs w:val="28"/>
+          <w:sz w:val="22"/>
+          <w:szCs w:val="22"/>
         </w:rPr>
         <w:t>7. เข้าสู่ระบบครั้งต่อ ๆ ไป</w:t>
       </w:r>
@@ -464,8 +464,8 @@
         <w:rPr>
           <w:rFonts w:ascii="DejaVu Sans" w:hAnsi="DejaVu Sans" w:cs="DejaVu Sans" w:eastAsia="DejaVu Sans"/>
           <w:color w:val="E5775A"/>
-          <w:sz w:val="28"/>
-          <w:szCs w:val="28"/>
+          <w:sz w:val="22"/>
+          <w:szCs w:val="22"/>
         </w:rPr>
         <w:t>▸</w:t>
       </w:r>
@@ -473,8 +473,8 @@
         <w:rPr>
           <w:rFonts w:ascii="Sarabun" w:hAnsi="Sarabun" w:cs="Sarabun" w:eastAsia="Sarabun"/>
           <w:color w:val="E5775A"/>
-          <w:sz w:val="28"/>
-          <w:szCs w:val="28"/>
+          <w:sz w:val="22"/>
+          <w:szCs w:val="22"/>
         </w:rPr>
         <w:t xml:space="preserve">  </w:t>
       </w:r>
@@ -482,8 +482,8 @@
         <w:rPr>
           <w:rFonts w:ascii="Sarabun" w:hAnsi="Sarabun" w:cs="Sarabun" w:eastAsia="Sarabun"/>
           <w:color w:val="1A1E33"/>
-          <w:sz w:val="28"/>
-          <w:szCs w:val="28"/>
+          <w:sz w:val="22"/>
+          <w:szCs w:val="22"/>
         </w:rPr>
         <w:t>8. รายการทดสอบของเล่ม A</w:t>
       </w:r>
@@ -496,14 +496,14 @@
     <w:p>
       <w:pPr>
         <w:spacing w:before="0" w:after="160" w:lineRule="auto" w:line="348"/>
-        <w:jc w:val="left"/>
+        <w:jc w:val="both"/>
       </w:pPr>
       <w:r>
         <w:rPr>
           <w:rFonts w:ascii="Sarabun" w:hAnsi="Sarabun" w:cs="Sarabun" w:eastAsia="Sarabun"/>
           <w:color w:val="1A1E33"/>
-          <w:sz w:val="28"/>
-          <w:szCs w:val="28"/>
+          <w:sz w:val="22"/>
+          <w:szCs w:val="22"/>
         </w:rPr>
         <w:t>เล่มนี้แบ่งเป็นสองครึ่ง</w:t>
       </w:r>
@@ -518,8 +518,8 @@
         <w:rPr>
           <w:rFonts w:ascii="Sarabun" w:hAnsi="Sarabun" w:cs="Sarabun" w:eastAsia="Sarabun"/>
           <w:color w:val="E5775A"/>
-          <w:sz w:val="28"/>
-          <w:szCs w:val="28"/>
+          <w:sz w:val="22"/>
+          <w:szCs w:val="22"/>
           <w:b w:val="1"/>
           <w:bCs w:val="1"/>
         </w:rPr>
@@ -529,8 +529,8 @@
         <w:rPr>
           <w:rFonts w:ascii="Sarabun" w:hAnsi="Sarabun" w:cs="Sarabun" w:eastAsia="Sarabun"/>
           <w:color w:val="1A1E33"/>
-          <w:sz w:val="28"/>
-          <w:szCs w:val="28"/>
+          <w:sz w:val="22"/>
+          <w:szCs w:val="22"/>
           <w:b w:val="1"/>
           <w:bCs w:val="1"/>
         </w:rPr>
@@ -540,8 +540,8 @@
         <w:rPr>
           <w:rFonts w:ascii="Sarabun" w:hAnsi="Sarabun" w:cs="Sarabun" w:eastAsia="Sarabun"/>
           <w:color w:val="1A1E33"/>
-          <w:sz w:val="28"/>
-          <w:szCs w:val="28"/>
+          <w:sz w:val="22"/>
+          <w:szCs w:val="22"/>
         </w:rPr>
         <w:t xml:space="preserve"> ขั้นตอนนี้ </w:t>
       </w:r>
@@ -549,8 +549,8 @@
         <w:rPr>
           <w:rFonts w:ascii="Sarabun" w:hAnsi="Sarabun" w:cs="Sarabun" w:eastAsia="Sarabun"/>
           <w:color w:val="1A1E33"/>
-          <w:sz w:val="28"/>
-          <w:szCs w:val="28"/>
+          <w:sz w:val="22"/>
+          <w:szCs w:val="22"/>
           <w:b w:val="1"/>
           <w:bCs w:val="1"/>
         </w:rPr>
@@ -560,8 +560,8 @@
         <w:rPr>
           <w:rFonts w:ascii="Sarabun" w:hAnsi="Sarabun" w:cs="Sarabun" w:eastAsia="Sarabun"/>
           <w:color w:val="1A1E33"/>
-          <w:sz w:val="28"/>
-          <w:szCs w:val="28"/>
+          <w:sz w:val="22"/>
+          <w:szCs w:val="22"/>
         </w:rPr>
         <w:t xml:space="preserve"> เพราะข้อกำหนดระบุไว้แบบนั้น จึงต้องสั่งงานผ่าน API ด้วยคำสั่ง </w:t>
       </w:r>
@@ -569,8 +569,8 @@
         <w:rPr>
           <w:rFonts w:ascii="DejaVu Sans Mono" w:hAnsi="DejaVu Sans Mono" w:cs="DejaVu Sans Mono" w:eastAsia="DejaVu Sans Mono"/>
           <w:color w:val="192768"/>
-          <w:sz w:val="25"/>
-          <w:szCs w:val="25"/>
+          <w:sz w:val="19"/>
+          <w:szCs w:val="19"/>
           <w:shd w:val="clear" w:fill="F5F6FA"/>
         </w:rPr>
         <w:t>curl</w:t>
@@ -579,8 +579,8 @@
         <w:rPr>
           <w:rFonts w:ascii="Sarabun" w:hAnsi="Sarabun" w:cs="Sarabun" w:eastAsia="Sarabun"/>
           <w:color w:val="1A1E33"/>
-          <w:sz w:val="28"/>
-          <w:szCs w:val="28"/>
+          <w:sz w:val="22"/>
+          <w:szCs w:val="22"/>
         </w:rPr>
         <w:t xml:space="preserve"> หรือโปรแกรม Postman</w:t>
       </w:r>
@@ -595,8 +595,8 @@
         <w:rPr>
           <w:rFonts w:ascii="Sarabun" w:hAnsi="Sarabun" w:cs="Sarabun" w:eastAsia="Sarabun"/>
           <w:color w:val="E5775A"/>
-          <w:sz w:val="28"/>
-          <w:szCs w:val="28"/>
+          <w:sz w:val="22"/>
+          <w:szCs w:val="22"/>
           <w:b w:val="1"/>
           <w:bCs w:val="1"/>
         </w:rPr>
@@ -606,8 +606,8 @@
         <w:rPr>
           <w:rFonts w:ascii="Sarabun" w:hAnsi="Sarabun" w:cs="Sarabun" w:eastAsia="Sarabun"/>
           <w:color w:val="1A1E33"/>
-          <w:sz w:val="28"/>
-          <w:szCs w:val="28"/>
+          <w:sz w:val="22"/>
+          <w:szCs w:val="22"/>
           <w:b w:val="1"/>
           <w:bCs w:val="1"/>
         </w:rPr>
@@ -617,8 +617,8 @@
         <w:rPr>
           <w:rFonts w:ascii="Sarabun" w:hAnsi="Sarabun" w:cs="Sarabun" w:eastAsia="Sarabun"/>
           <w:color w:val="1A1E33"/>
-          <w:sz w:val="28"/>
-          <w:szCs w:val="28"/>
+          <w:sz w:val="22"/>
+          <w:szCs w:val="22"/>
         </w:rPr>
         <w:t xml:space="preserve"> เป็นการกดบนหน้าเว็บล้วน ๆ ไม่ต้องพิมพ์คำสั่งอะไรเลย ถ้าคุณเป็นผู้ถูกเชิญ ข้ามมาอ่านตรงนั้นได้เลย</w:t>
       </w:r>
@@ -627,7 +627,7 @@
       <w:pPr>
         <w:spacing w:before="120" w:after="200" w:lineRule="auto" w:line="348"/>
         <w:ind w:left="227" w:right="113"/>
-        <w:jc w:val="left"/>
+        <w:jc w:val="both"/>
         <w:pBdr>
           <w:left w:val="single" w:sz="24" w:space="10" w:color="E5775A"/>
         </w:pBdr>
@@ -637,8 +637,8 @@
         <w:rPr>
           <w:rFonts w:ascii="Sarabun" w:hAnsi="Sarabun" w:cs="Sarabun" w:eastAsia="Sarabun"/>
           <w:color w:val="1A1E33"/>
-          <w:sz w:val="28"/>
-          <w:szCs w:val="28"/>
+          <w:sz w:val="22"/>
+          <w:szCs w:val="22"/>
         </w:rPr>
         <w:t xml:space="preserve">อ่าน </w:t>
       </w:r>
@@ -646,8 +646,8 @@
         <w:rPr>
           <w:rFonts w:ascii="Sarabun" w:hAnsi="Sarabun" w:cs="Sarabun" w:eastAsia="Sarabun"/>
           <w:color w:val="192768"/>
-          <w:sz w:val="28"/>
-          <w:szCs w:val="28"/>
+          <w:sz w:val="22"/>
+          <w:szCs w:val="22"/>
         </w:rPr>
         <w:t>เล่มภาพรวม</w:t>
       </w:r>
@@ -655,19 +655,11 @@
         <w:rPr>
           <w:rFonts w:ascii="Sarabun" w:hAnsi="Sarabun" w:cs="Sarabun" w:eastAsia="Sarabun"/>
           <w:color w:val="1A1E33"/>
-          <w:sz w:val="28"/>
-          <w:szCs w:val="28"/>
+          <w:sz w:val="22"/>
+          <w:szCs w:val="22"/>
         </w:rPr>
         <w:t xml:space="preserve"> ก่อนเริ่ม</w:t>
       </w:r>
-    </w:p>
-    <w:p>
-      <w:pPr>
-        <w:spacing w:before="80" w:after="200" w:lineRule="auto" w:line="240"/>
-        <w:pBdr>
-          <w:bottom w:val="single" w:sz="6" w:space="4" w:color="D8DCE6"/>
-        </w:pBdr>
-      </w:pPr>
     </w:p>
     <w:p>
       <w:pPr>
@@ -677,17 +669,18 @@
         <w:pBdr>
           <w:bottom w:val="single" w:sz="6" w:space="4" w:color="D8DCE6"/>
         </w:pBdr>
+        <w:pageBreakBefore w:val="1"/>
       </w:pPr>
       <w:r>
         <w:rPr>
           <w:rFonts w:ascii="Sarabun" w:hAnsi="Sarabun" w:cs="Sarabun" w:eastAsia="Sarabun"/>
           <w:color w:val="192768"/>
-          <w:sz w:val="44"/>
-          <w:szCs w:val="44"/>
+          <w:sz w:val="36"/>
+          <w:szCs w:val="36"/>
           <w:b w:val="1"/>
           <w:bCs w:val="1"/>
-          <w:sz w:val="44"/>
-          <w:szCs w:val="44"/>
+          <w:sz w:val="36"/>
+          <w:szCs w:val="36"/>
           <w:b w:val="1"/>
           <w:bCs w:val="1"/>
         </w:rPr>
@@ -734,8 +727,8 @@
               <w:rPr>
                 <w:rFonts w:ascii="Sarabun" w:hAnsi="Sarabun" w:cs="Sarabun" w:eastAsia="Sarabun"/>
                 <w:color w:val="FFFFFF"/>
-                <w:sz w:val="25"/>
-                <w:szCs w:val="25"/>
+                <w:sz w:val="20"/>
+                <w:szCs w:val="20"/>
                 <w:b w:val="1"/>
                 <w:bCs w:val="1"/>
               </w:rPr>
@@ -744,12 +737,12 @@
               <w:rPr>
                 <w:rFonts w:ascii="Sarabun" w:hAnsi="Sarabun" w:cs="Sarabun" w:eastAsia="Sarabun"/>
                 <w:color w:val="FFFFFF"/>
-                <w:sz w:val="25"/>
-                <w:szCs w:val="25"/>
+                <w:sz w:val="20"/>
+                <w:szCs w:val="20"/>
                 <w:b w:val="1"/>
                 <w:bCs w:val="1"/>
-                <w:sz w:val="25"/>
-                <w:szCs w:val="25"/>
+                <w:sz w:val="20"/>
+                <w:szCs w:val="20"/>
                 <w:b w:val="1"/>
                 <w:bCs w:val="1"/>
               </w:rPr>
@@ -771,8 +764,8 @@
               <w:rPr>
                 <w:rFonts w:ascii="Sarabun" w:hAnsi="Sarabun" w:cs="Sarabun" w:eastAsia="Sarabun"/>
                 <w:color w:val="FFFFFF"/>
-                <w:sz w:val="25"/>
-                <w:szCs w:val="25"/>
+                <w:sz w:val="20"/>
+                <w:szCs w:val="20"/>
                 <w:b w:val="1"/>
                 <w:bCs w:val="1"/>
               </w:rPr>
@@ -781,12 +774,12 @@
               <w:rPr>
                 <w:rFonts w:ascii="Sarabun" w:hAnsi="Sarabun" w:cs="Sarabun" w:eastAsia="Sarabun"/>
                 <w:color w:val="FFFFFF"/>
-                <w:sz w:val="25"/>
-                <w:szCs w:val="25"/>
+                <w:sz w:val="20"/>
+                <w:szCs w:val="20"/>
                 <w:b w:val="1"/>
                 <w:bCs w:val="1"/>
-                <w:sz w:val="25"/>
-                <w:szCs w:val="25"/>
+                <w:sz w:val="20"/>
+                <w:szCs w:val="20"/>
                 <w:b w:val="1"/>
                 <w:bCs w:val="1"/>
               </w:rPr>
@@ -808,8 +801,8 @@
               <w:rPr>
                 <w:rFonts w:ascii="Sarabun" w:hAnsi="Sarabun" w:cs="Sarabun" w:eastAsia="Sarabun"/>
                 <w:color w:val="FFFFFF"/>
-                <w:sz w:val="25"/>
-                <w:szCs w:val="25"/>
+                <w:sz w:val="20"/>
+                <w:szCs w:val="20"/>
                 <w:b w:val="1"/>
                 <w:bCs w:val="1"/>
               </w:rPr>
@@ -818,12 +811,12 @@
               <w:rPr>
                 <w:rFonts w:ascii="Sarabun" w:hAnsi="Sarabun" w:cs="Sarabun" w:eastAsia="Sarabun"/>
                 <w:color w:val="FFFFFF"/>
-                <w:sz w:val="25"/>
-                <w:szCs w:val="25"/>
+                <w:sz w:val="20"/>
+                <w:szCs w:val="20"/>
                 <w:b w:val="1"/>
                 <w:bCs w:val="1"/>
-                <w:sz w:val="25"/>
-                <w:szCs w:val="25"/>
+                <w:sz w:val="20"/>
+                <w:szCs w:val="20"/>
                 <w:b w:val="1"/>
                 <w:bCs w:val="1"/>
               </w:rPr>
@@ -848,8 +841,8 @@
               <w:rPr>
                 <w:rFonts w:ascii="Sarabun" w:hAnsi="Sarabun" w:cs="Sarabun" w:eastAsia="Sarabun"/>
                 <w:color w:val="1A1E33"/>
-                <w:sz w:val="25"/>
-                <w:szCs w:val="25"/>
+                <w:sz w:val="20"/>
+                <w:szCs w:val="20"/>
                 <w:b w:val="1"/>
                 <w:bCs w:val="1"/>
               </w:rPr>
@@ -872,8 +865,8 @@
               <w:rPr>
                 <w:rFonts w:ascii="Sarabun" w:hAnsi="Sarabun" w:cs="Sarabun" w:eastAsia="Sarabun"/>
                 <w:color w:val="1A1E33"/>
-                <w:sz w:val="25"/>
-                <w:szCs w:val="25"/>
+                <w:sz w:val="20"/>
+                <w:szCs w:val="20"/>
               </w:rPr>
               <w:t>ผู้ติดตั้งระบบ</w:t>
             </w:r>
@@ -894,8 +887,8 @@
               <w:rPr>
                 <w:rFonts w:ascii="DejaVu Sans Mono" w:hAnsi="DejaVu Sans Mono" w:cs="DejaVu Sans Mono" w:eastAsia="DejaVu Sans Mono"/>
                 <w:color w:val="192768"/>
-                <w:sz w:val="22"/>
-                <w:szCs w:val="22"/>
+                <w:sz w:val="17"/>
+                <w:szCs w:val="17"/>
                 <w:shd w:val="clear" w:fill="F5F6FA"/>
               </w:rPr>
               <w:t>http://localhost:4400</w:t>
@@ -919,8 +912,8 @@
               <w:rPr>
                 <w:rFonts w:ascii="Sarabun" w:hAnsi="Sarabun" w:cs="Sarabun" w:eastAsia="Sarabun"/>
                 <w:color w:val="1A1E33"/>
-                <w:sz w:val="25"/>
-                <w:szCs w:val="25"/>
+                <w:sz w:val="20"/>
+                <w:szCs w:val="20"/>
                 <w:b w:val="1"/>
                 <w:bCs w:val="1"/>
               </w:rPr>
@@ -930,8 +923,8 @@
               <w:rPr>
                 <w:rFonts w:ascii="Sarabun" w:hAnsi="Sarabun" w:cs="Sarabun" w:eastAsia="Sarabun"/>
                 <w:color w:val="1A1E33"/>
-                <w:sz w:val="25"/>
-                <w:szCs w:val="25"/>
+                <w:sz w:val="20"/>
+                <w:szCs w:val="20"/>
               </w:rPr>
               <w:t xml:space="preserve"> (</w:t>
             </w:r>
@@ -939,8 +932,8 @@
               <w:rPr>
                 <w:rFonts w:ascii="DejaVu Sans Mono" w:hAnsi="DejaVu Sans Mono" w:cs="DejaVu Sans Mono" w:eastAsia="DejaVu Sans Mono"/>
                 <w:color w:val="192768"/>
-                <w:sz w:val="22"/>
-                <w:szCs w:val="22"/>
+                <w:sz w:val="17"/>
+                <w:szCs w:val="17"/>
                 <w:shd w:val="clear" w:fill="F5F6FA"/>
               </w:rPr>
               <w:t>ADMIN_API_TOKEN</w:t>
@@ -949,8 +942,8 @@
               <w:rPr>
                 <w:rFonts w:ascii="Sarabun" w:hAnsi="Sarabun" w:cs="Sarabun" w:eastAsia="Sarabun"/>
                 <w:color w:val="1A1E33"/>
-                <w:sz w:val="25"/>
-                <w:szCs w:val="25"/>
+                <w:sz w:val="20"/>
+                <w:szCs w:val="20"/>
               </w:rPr>
               <w:t>)</w:t>
             </w:r>
@@ -971,8 +964,8 @@
               <w:rPr>
                 <w:rFonts w:ascii="Sarabun" w:hAnsi="Sarabun" w:cs="Sarabun" w:eastAsia="Sarabun"/>
                 <w:color w:val="1A1E33"/>
-                <w:sz w:val="25"/>
-                <w:szCs w:val="25"/>
+                <w:sz w:val="20"/>
+                <w:szCs w:val="20"/>
               </w:rPr>
               <w:t xml:space="preserve">ไฟล์ </w:t>
             </w:r>
@@ -980,8 +973,8 @@
               <w:rPr>
                 <w:rFonts w:ascii="DejaVu Sans Mono" w:hAnsi="DejaVu Sans Mono" w:cs="DejaVu Sans Mono" w:eastAsia="DejaVu Sans Mono"/>
                 <w:color w:val="192768"/>
-                <w:sz w:val="22"/>
-                <w:szCs w:val="22"/>
+                <w:sz w:val="17"/>
+                <w:szCs w:val="17"/>
                 <w:shd w:val="clear" w:fill="F5F6FA"/>
               </w:rPr>
               <w:t>.env</w:t>
@@ -990,8 +983,8 @@
               <w:rPr>
                 <w:rFonts w:ascii="Sarabun" w:hAnsi="Sarabun" w:cs="Sarabun" w:eastAsia="Sarabun"/>
                 <w:color w:val="1A1E33"/>
-                <w:sz w:val="25"/>
-                <w:szCs w:val="25"/>
+                <w:sz w:val="20"/>
+                <w:szCs w:val="20"/>
               </w:rPr>
               <w:t xml:space="preserve"> ของ checkout นั้น</w:t>
             </w:r>
@@ -1012,8 +1005,8 @@
               <w:rPr>
                 <w:rFonts w:ascii="DejaVu Sans Mono" w:hAnsi="DejaVu Sans Mono" w:cs="DejaVu Sans Mono" w:eastAsia="DejaVu Sans Mono"/>
                 <w:color w:val="192768"/>
-                <w:sz w:val="22"/>
-                <w:szCs w:val="22"/>
+                <w:sz w:val="17"/>
+                <w:szCs w:val="17"/>
                 <w:shd w:val="clear" w:fill="F5F6FA"/>
               </w:rPr>
               <w:t>dev-admin-token-change-me</w:t>
@@ -1030,14 +1023,14 @@
     <w:p>
       <w:pPr>
         <w:spacing w:before="0" w:after="160" w:lineRule="auto" w:line="348"/>
-        <w:jc w:val="left"/>
+        <w:jc w:val="both"/>
       </w:pPr>
       <w:r>
         <w:rPr>
           <w:rFonts w:ascii="Sarabun" w:hAnsi="Sarabun" w:cs="Sarabun" w:eastAsia="Sarabun"/>
           <w:color w:val="1A1E33"/>
-          <w:sz w:val="28"/>
-          <w:szCs w:val="28"/>
+          <w:sz w:val="22"/>
+          <w:szCs w:val="22"/>
         </w:rPr>
         <w:t xml:space="preserve">ทุกคำสั่งในเล่มนี้ต้องแนบหัวข้อ </w:t>
       </w:r>
@@ -1045,8 +1038,8 @@
         <w:rPr>
           <w:rFonts w:ascii="DejaVu Sans Mono" w:hAnsi="DejaVu Sans Mono" w:cs="DejaVu Sans Mono" w:eastAsia="DejaVu Sans Mono"/>
           <w:color w:val="192768"/>
-          <w:sz w:val="25"/>
-          <w:szCs w:val="25"/>
+          <w:sz w:val="19"/>
+          <w:szCs w:val="19"/>
           <w:shd w:val="clear" w:fill="F5F6FA"/>
         </w:rPr>
         <w:t>x-admin-token</w:t>
@@ -1055,8 +1048,8 @@
         <w:rPr>
           <w:rFonts w:ascii="Sarabun" w:hAnsi="Sarabun" w:cs="Sarabun" w:eastAsia="Sarabun"/>
           <w:color w:val="1A1E33"/>
-          <w:sz w:val="28"/>
-          <w:szCs w:val="28"/>
+          <w:sz w:val="22"/>
+          <w:szCs w:val="22"/>
         </w:rPr>
         <w:t xml:space="preserve"> ไปด้วยเสมอ ถ้าลืมแนบหรือใส่ผิด ระบบจะตอบว่า</w:t>
       </w:r>
@@ -1072,8 +1065,8 @@
         <w:rPr>
           <w:rFonts w:ascii="DejaVu Sans Mono" w:hAnsi="DejaVu Sans Mono" w:cs="DejaVu Sans Mono" w:eastAsia="DejaVu Sans Mono"/>
           <w:color w:val="1A1E33"/>
-          <w:sz w:val="19"/>
-          <w:szCs w:val="19"/>
+          <w:sz w:val="17"/>
+          <w:szCs w:val="17"/>
         </w:rPr>
         <w:t>{"error":"unauthenticated","message":"x-admin-token ไม่ถูกต้อง"}</w:t>
       </w:r>
@@ -1081,14 +1074,14 @@
     <w:p>
       <w:pPr>
         <w:spacing w:before="0" w:after="160" w:lineRule="auto" w:line="348"/>
-        <w:jc w:val="left"/>
+        <w:jc w:val="both"/>
       </w:pPr>
       <w:r>
         <w:rPr>
           <w:rFonts w:ascii="Sarabun" w:hAnsi="Sarabun" w:cs="Sarabun" w:eastAsia="Sarabun"/>
           <w:color w:val="1A1E33"/>
-          <w:sz w:val="28"/>
-          <w:szCs w:val="28"/>
+          <w:sz w:val="22"/>
+          <w:szCs w:val="22"/>
         </w:rPr>
         <w:t>ตั้งตัวแปรไว้ก่อน จะได้ไม่ต้องพิมพ์ซ้ำทุกครั้ง</w:t>
       </w:r>
@@ -1104,8 +1097,8 @@
         <w:rPr>
           <w:rFonts w:ascii="DejaVu Sans Mono" w:hAnsi="DejaVu Sans Mono" w:cs="DejaVu Sans Mono" w:eastAsia="DejaVu Sans Mono"/>
           <w:color w:val="1A1E33"/>
-          <w:sz w:val="19"/>
-          <w:szCs w:val="19"/>
+          <w:sz w:val="17"/>
+          <w:szCs w:val="17"/>
         </w:rPr>
         <w:t>cd /path/to/checkout          # โฟลเดอร์ที่มีไฟล์ docker-compose.yml</w:t>
       </w:r>
@@ -1121,8 +1114,8 @@
         <w:rPr>
           <w:rFonts w:ascii="DejaVu Sans Mono" w:hAnsi="DejaVu Sans Mono" w:cs="DejaVu Sans Mono" w:eastAsia="DejaVu Sans Mono"/>
           <w:color w:val="1A1E33"/>
-          <w:sz w:val="19"/>
-          <w:szCs w:val="19"/>
+          <w:sz w:val="17"/>
+          <w:szCs w:val="17"/>
         </w:rPr>
         <w:t>export API=http://localhost:4400</w:t>
       </w:r>
@@ -1138,8 +1131,8 @@
         <w:rPr>
           <w:rFonts w:ascii="DejaVu Sans Mono" w:hAnsi="DejaVu Sans Mono" w:cs="DejaVu Sans Mono" w:eastAsia="DejaVu Sans Mono"/>
           <w:color w:val="1A1E33"/>
-          <w:sz w:val="19"/>
-          <w:szCs w:val="19"/>
+          <w:sz w:val="17"/>
+          <w:szCs w:val="17"/>
         </w:rPr>
         <w:t>export T=$(grep ^ADMIN_API_TOKEN= .env | cut -d= -f2)</w:t>
       </w:r>
@@ -1148,7 +1141,7 @@
       <w:pPr>
         <w:spacing w:before="120" w:after="200" w:lineRule="auto" w:line="348"/>
         <w:ind w:left="227" w:right="113"/>
-        <w:jc w:val="left"/>
+        <w:jc w:val="both"/>
         <w:pBdr>
           <w:left w:val="single" w:sz="24" w:space="10" w:color="E5775A"/>
         </w:pBdr>
@@ -1158,8 +1151,8 @@
         <w:rPr>
           <w:rFonts w:ascii="Sarabun" w:hAnsi="Sarabun" w:cs="Sarabun" w:eastAsia="Sarabun"/>
           <w:color w:val="1A1E33"/>
-          <w:sz w:val="28"/>
-          <w:szCs w:val="28"/>
+          <w:sz w:val="22"/>
+          <w:szCs w:val="22"/>
         </w:rPr>
         <w:t xml:space="preserve">ถ้าถนัด Postman มากกว่า มีคอลเลกชันเตรียมไว้ให้แล้วที่ </w:t>
       </w:r>
@@ -1167,8 +1160,8 @@
         <w:rPr>
           <w:rFonts w:ascii="DejaVu Sans Mono" w:hAnsi="DejaVu Sans Mono" w:cs="DejaVu Sans Mono" w:eastAsia="DejaVu Sans Mono"/>
           <w:color w:val="192768"/>
-          <w:sz w:val="25"/>
-          <w:szCs w:val="25"/>
+          <w:sz w:val="19"/>
+          <w:szCs w:val="19"/>
           <w:shd w:val="clear" w:fill="F5F6FA"/>
         </w:rPr>
         <w:t>docs/bdi-admin-portal.postman_collection.json</w:t>
@@ -1177,19 +1170,11 @@
         <w:rPr>
           <w:rFonts w:ascii="Sarabun" w:hAnsi="Sarabun" w:cs="Sarabun" w:eastAsia="Sarabun"/>
           <w:color w:val="1A1E33"/>
-          <w:sz w:val="28"/>
-          <w:szCs w:val="28"/>
+          <w:sz w:val="22"/>
+          <w:szCs w:val="22"/>
         </w:rPr>
         <w:t xml:space="preserve"> พร้อมไฟล์ environment สามแบบวางไว้ข้าง ๆ กัน นำเข้าทั้งคอลเลกชันและ environment แล้วอย่าลืมเลือก environment ที่มุมขวาบนก่อนกดเรียก API</w:t>
       </w:r>
-    </w:p>
-    <w:p>
-      <w:pPr>
-        <w:spacing w:before="80" w:after="200" w:lineRule="auto" w:line="240"/>
-        <w:pBdr>
-          <w:bottom w:val="single" w:sz="6" w:space="4" w:color="D8DCE6"/>
-        </w:pBdr>
-      </w:pPr>
     </w:p>
     <w:p>
       <w:pPr>
@@ -1199,17 +1184,18 @@
         <w:pBdr>
           <w:bottom w:val="single" w:sz="6" w:space="4" w:color="D8DCE6"/>
         </w:pBdr>
+        <w:pageBreakBefore w:val="1"/>
       </w:pPr>
       <w:r>
         <w:rPr>
           <w:rFonts w:ascii="Sarabun" w:hAnsi="Sarabun" w:cs="Sarabun" w:eastAsia="Sarabun"/>
           <w:color w:val="192768"/>
-          <w:sz w:val="44"/>
-          <w:szCs w:val="44"/>
+          <w:sz w:val="36"/>
+          <w:szCs w:val="36"/>
           <w:b w:val="1"/>
           <w:bCs w:val="1"/>
-          <w:sz w:val="44"/>
-          <w:szCs w:val="44"/>
+          <w:sz w:val="36"/>
+          <w:szCs w:val="36"/>
           <w:b w:val="1"/>
           <w:bCs w:val="1"/>
         </w:rPr>
@@ -1219,14 +1205,14 @@
     <w:p>
       <w:pPr>
         <w:spacing w:before="0" w:after="160" w:lineRule="auto" w:line="348"/>
-        <w:jc w:val="left"/>
+        <w:jc w:val="both"/>
       </w:pPr>
       <w:r>
         <w:rPr>
           <w:rFonts w:ascii="Sarabun" w:hAnsi="Sarabun" w:cs="Sarabun" w:eastAsia="Sarabun"/>
           <w:color w:val="1A1E33"/>
-          <w:sz w:val="28"/>
-          <w:szCs w:val="28"/>
+          <w:sz w:val="22"/>
+          <w:szCs w:val="22"/>
         </w:rPr>
         <w:t xml:space="preserve">ผู้ดูแลระบบสร้างหน่วยงานไว้ก่อน แล้วค่อยผูกคำเชิญเข้ากับหน่วยงานนั้น ข้อมูลที่กรอกไว้ตรงนี้ จะถูก </w:t>
       </w:r>
@@ -1234,8 +1220,8 @@
         <w:rPr>
           <w:rFonts w:ascii="Sarabun" w:hAnsi="Sarabun" w:cs="Sarabun" w:eastAsia="Sarabun"/>
           <w:color w:val="1A1E33"/>
-          <w:sz w:val="28"/>
-          <w:szCs w:val="28"/>
+          <w:sz w:val="22"/>
+          <w:szCs w:val="22"/>
           <w:b w:val="1"/>
           <w:bCs w:val="1"/>
         </w:rPr>
@@ -1245,8 +1231,8 @@
         <w:rPr>
           <w:rFonts w:ascii="Sarabun" w:hAnsi="Sarabun" w:cs="Sarabun" w:eastAsia="Sarabun"/>
           <w:color w:val="1A1E33"/>
-          <w:sz w:val="28"/>
-          <w:szCs w:val="28"/>
+          <w:sz w:val="22"/>
+          <w:szCs w:val="22"/>
         </w:rPr>
         <w:t xml:space="preserve"> ตอนที่เขาเริ่มลงทะเบียนในเล่ม B ผู้ใช้จึงแทบไม่ต้องพิมพ์ข้อมูลหน่วยงานเองเลย</w:t>
       </w:r>
@@ -1262,8 +1248,8 @@
         <w:rPr>
           <w:rFonts w:ascii="DejaVu Sans Mono" w:hAnsi="DejaVu Sans Mono" w:cs="DejaVu Sans Mono" w:eastAsia="DejaVu Sans Mono"/>
           <w:color w:val="1A1E33"/>
-          <w:sz w:val="19"/>
-          <w:szCs w:val="19"/>
+          <w:sz w:val="17"/>
+          <w:szCs w:val="17"/>
         </w:rPr>
         <w:t>curl -s -X POST $API/api/admin/organizations \</w:t>
       </w:r>
@@ -1279,8 +1265,8 @@
         <w:rPr>
           <w:rFonts w:ascii="DejaVu Sans Mono" w:hAnsi="DejaVu Sans Mono" w:cs="DejaVu Sans Mono" w:eastAsia="DejaVu Sans Mono"/>
           <w:color w:val="1A1E33"/>
-          <w:sz w:val="19"/>
-          <w:szCs w:val="19"/>
+          <w:sz w:val="17"/>
+          <w:szCs w:val="17"/>
         </w:rPr>
         <w:t xml:space="preserve">  -H "x-admin-token: $T" -H 'Content-Type: application/json' \</w:t>
       </w:r>
@@ -1296,8 +1282,8 @@
         <w:rPr>
           <w:rFonts w:ascii="DejaVu Sans Mono" w:hAnsi="DejaVu Sans Mono" w:cs="DejaVu Sans Mono" w:eastAsia="DejaVu Sans Mono"/>
           <w:color w:val="1A1E33"/>
-          <w:sz w:val="19"/>
-          <w:szCs w:val="19"/>
+          <w:sz w:val="17"/>
+          <w:szCs w:val="17"/>
         </w:rPr>
         <w:t xml:space="preserve">  -d '{</w:t>
       </w:r>
@@ -1313,8 +1299,8 @@
         <w:rPr>
           <w:rFonts w:ascii="DejaVu Sans Mono" w:hAnsi="DejaVu Sans Mono" w:cs="DejaVu Sans Mono" w:eastAsia="DejaVu Sans Mono"/>
           <w:color w:val="1A1E33"/>
-          <w:sz w:val="19"/>
-          <w:szCs w:val="19"/>
+          <w:sz w:val="17"/>
+          <w:szCs w:val="17"/>
         </w:rPr>
         <w:t xml:space="preserve">    "organizationCode": "MOT-DEMO-01",</w:t>
       </w:r>
@@ -1330,8 +1316,8 @@
         <w:rPr>
           <w:rFonts w:ascii="DejaVu Sans Mono" w:hAnsi="DejaVu Sans Mono" w:cs="DejaVu Sans Mono" w:eastAsia="DejaVu Sans Mono"/>
           <w:color w:val="1A1E33"/>
-          <w:sz w:val="19"/>
-          <w:szCs w:val="19"/>
+          <w:sz w:val="17"/>
+          <w:szCs w:val="17"/>
         </w:rPr>
         <w:t xml:space="preserve">    "nameTh": "สำนักงานปลัดกระทรวงคมนาคม",</w:t>
       </w:r>
@@ -1347,8 +1333,8 @@
         <w:rPr>
           <w:rFonts w:ascii="DejaVu Sans Mono" w:hAnsi="DejaVu Sans Mono" w:cs="DejaVu Sans Mono" w:eastAsia="DejaVu Sans Mono"/>
           <w:color w:val="1A1E33"/>
-          <w:sz w:val="19"/>
-          <w:szCs w:val="19"/>
+          <w:sz w:val="17"/>
+          <w:szCs w:val="17"/>
         </w:rPr>
         <w:t xml:space="preserve">    "nameEn": "Office of the Permanent Secretary, Ministry of Transport",</w:t>
       </w:r>
@@ -1364,8 +1350,8 @@
         <w:rPr>
           <w:rFonts w:ascii="DejaVu Sans Mono" w:hAnsi="DejaVu Sans Mono" w:cs="DejaVu Sans Mono" w:eastAsia="DejaVu Sans Mono"/>
           <w:color w:val="1A1E33"/>
-          <w:sz w:val="19"/>
-          <w:szCs w:val="19"/>
+          <w:sz w:val="17"/>
+          <w:szCs w:val="17"/>
         </w:rPr>
         <w:t xml:space="preserve">    "organizationType": "ส่วนราชการ",</w:t>
       </w:r>
@@ -1381,8 +1367,8 @@
         <w:rPr>
           <w:rFonts w:ascii="DejaVu Sans Mono" w:hAnsi="DejaVu Sans Mono" w:cs="DejaVu Sans Mono" w:eastAsia="DejaVu Sans Mono"/>
           <w:color w:val="1A1E33"/>
-          <w:sz w:val="19"/>
-          <w:szCs w:val="19"/>
+          <w:sz w:val="17"/>
+          <w:szCs w:val="17"/>
         </w:rPr>
         <w:t xml:space="preserve">    "addressLine": "38 ถนนราชดำเนินนอก",</w:t>
       </w:r>
@@ -1398,8 +1384,8 @@
         <w:rPr>
           <w:rFonts w:ascii="DejaVu Sans Mono" w:hAnsi="DejaVu Sans Mono" w:cs="DejaVu Sans Mono" w:eastAsia="DejaVu Sans Mono"/>
           <w:color w:val="1A1E33"/>
-          <w:sz w:val="19"/>
-          <w:szCs w:val="19"/>
+          <w:sz w:val="17"/>
+          <w:szCs w:val="17"/>
         </w:rPr>
         <w:t xml:space="preserve">    "province": "กรุงเทพมหานคร",</w:t>
       </w:r>
@@ -1415,8 +1401,8 @@
         <w:rPr>
           <w:rFonts w:ascii="DejaVu Sans Mono" w:hAnsi="DejaVu Sans Mono" w:cs="DejaVu Sans Mono" w:eastAsia="DejaVu Sans Mono"/>
           <w:color w:val="1A1E33"/>
-          <w:sz w:val="19"/>
-          <w:szCs w:val="19"/>
+          <w:sz w:val="17"/>
+          <w:szCs w:val="17"/>
         </w:rPr>
         <w:t xml:space="preserve">    "district": "ป้อมปราบศัตรูพ่าย",</w:t>
       </w:r>
@@ -1432,8 +1418,8 @@
         <w:rPr>
           <w:rFonts w:ascii="DejaVu Sans Mono" w:hAnsi="DejaVu Sans Mono" w:cs="DejaVu Sans Mono" w:eastAsia="DejaVu Sans Mono"/>
           <w:color w:val="1A1E33"/>
-          <w:sz w:val="19"/>
-          <w:szCs w:val="19"/>
+          <w:sz w:val="17"/>
+          <w:szCs w:val="17"/>
         </w:rPr>
         <w:t xml:space="preserve">    "subdistrict": "วัดโสมนัส",</w:t>
       </w:r>
@@ -1449,8 +1435,8 @@
         <w:rPr>
           <w:rFonts w:ascii="DejaVu Sans Mono" w:hAnsi="DejaVu Sans Mono" w:cs="DejaVu Sans Mono" w:eastAsia="DejaVu Sans Mono"/>
           <w:color w:val="1A1E33"/>
-          <w:sz w:val="19"/>
-          <w:szCs w:val="19"/>
+          <w:sz w:val="17"/>
+          <w:szCs w:val="17"/>
         </w:rPr>
         <w:t xml:space="preserve">    "postalCode": "10100",</w:t>
       </w:r>
@@ -1466,8 +1452,8 @@
         <w:rPr>
           <w:rFonts w:ascii="DejaVu Sans Mono" w:hAnsi="DejaVu Sans Mono" w:cs="DejaVu Sans Mono" w:eastAsia="DejaVu Sans Mono"/>
           <w:color w:val="1A1E33"/>
-          <w:sz w:val="19"/>
-          <w:szCs w:val="19"/>
+          <w:sz w:val="17"/>
+          <w:szCs w:val="17"/>
         </w:rPr>
         <w:t xml:space="preserve">    "phone": "022835000",</w:t>
       </w:r>
@@ -1483,8 +1469,8 @@
         <w:rPr>
           <w:rFonts w:ascii="DejaVu Sans Mono" w:hAnsi="DejaVu Sans Mono" w:cs="DejaVu Sans Mono" w:eastAsia="DejaVu Sans Mono"/>
           <w:color w:val="1A1E33"/>
-          <w:sz w:val="19"/>
-          <w:szCs w:val="19"/>
+          <w:sz w:val="17"/>
+          <w:szCs w:val="17"/>
         </w:rPr>
         <w:t xml:space="preserve">    "email": "saraban@mot.go.th",</w:t>
       </w:r>
@@ -1500,8 +1486,8 @@
         <w:rPr>
           <w:rFonts w:ascii="DejaVu Sans Mono" w:hAnsi="DejaVu Sans Mono" w:cs="DejaVu Sans Mono" w:eastAsia="DejaVu Sans Mono"/>
           <w:color w:val="1A1E33"/>
-          <w:sz w:val="19"/>
-          <w:szCs w:val="19"/>
+          <w:sz w:val="17"/>
+          <w:szCs w:val="17"/>
         </w:rPr>
         <w:t xml:space="preserve">    "websiteUrl": "https://www.mot.go.th"</w:t>
       </w:r>
@@ -1517,8 +1503,8 @@
         <w:rPr>
           <w:rFonts w:ascii="DejaVu Sans Mono" w:hAnsi="DejaVu Sans Mono" w:cs="DejaVu Sans Mono" w:eastAsia="DejaVu Sans Mono"/>
           <w:color w:val="1A1E33"/>
-          <w:sz w:val="19"/>
-          <w:szCs w:val="19"/>
+          <w:sz w:val="17"/>
+          <w:szCs w:val="17"/>
         </w:rPr>
         <w:t xml:space="preserve">  }'</w:t>
       </w:r>
@@ -1526,14 +1512,14 @@
     <w:p>
       <w:pPr>
         <w:spacing w:before="0" w:after="160" w:lineRule="auto" w:line="348"/>
-        <w:jc w:val="left"/>
+        <w:jc w:val="both"/>
       </w:pPr>
       <w:r>
         <w:rPr>
           <w:rFonts w:ascii="Sarabun" w:hAnsi="Sarabun" w:cs="Sarabun" w:eastAsia="Sarabun"/>
           <w:color w:val="1A1E33"/>
-          <w:sz w:val="28"/>
-          <w:szCs w:val="28"/>
+          <w:sz w:val="22"/>
+          <w:szCs w:val="22"/>
         </w:rPr>
         <w:t xml:space="preserve">สำเร็จแล้วระบบตอบกลับด้วยรหัส </w:t>
       </w:r>
@@ -1541,8 +1527,8 @@
         <w:rPr>
           <w:rFonts w:ascii="DejaVu Sans Mono" w:hAnsi="DejaVu Sans Mono" w:cs="DejaVu Sans Mono" w:eastAsia="DejaVu Sans Mono"/>
           <w:color w:val="192768"/>
-          <w:sz w:val="25"/>
-          <w:szCs w:val="25"/>
+          <w:sz w:val="19"/>
+          <w:szCs w:val="19"/>
           <w:shd w:val="clear" w:fill="F5F6FA"/>
         </w:rPr>
         <w:t>201</w:t>
@@ -1551,8 +1537,8 @@
         <w:rPr>
           <w:rFonts w:ascii="Sarabun" w:hAnsi="Sarabun" w:cs="Sarabun" w:eastAsia="Sarabun"/>
           <w:color w:val="1A1E33"/>
-          <w:sz w:val="28"/>
-          <w:szCs w:val="28"/>
+          <w:sz w:val="22"/>
+          <w:szCs w:val="22"/>
         </w:rPr>
         <w:t xml:space="preserve"> พร้อม </w:t>
       </w:r>
@@ -1560,8 +1546,8 @@
         <w:rPr>
           <w:rFonts w:ascii="DejaVu Sans Mono" w:hAnsi="DejaVu Sans Mono" w:cs="DejaVu Sans Mono" w:eastAsia="DejaVu Sans Mono"/>
           <w:color w:val="192768"/>
-          <w:sz w:val="25"/>
-          <w:szCs w:val="25"/>
+          <w:sz w:val="19"/>
+          <w:szCs w:val="19"/>
           <w:shd w:val="clear" w:fill="F5F6FA"/>
         </w:rPr>
         <w:t>organization.id</w:t>
@@ -1570,8 +1556,8 @@
         <w:rPr>
           <w:rFonts w:ascii="Sarabun" w:hAnsi="Sarabun" w:cs="Sarabun" w:eastAsia="Sarabun"/>
           <w:color w:val="1A1E33"/>
-          <w:sz w:val="28"/>
-          <w:szCs w:val="28"/>
+          <w:sz w:val="22"/>
+          <w:szCs w:val="22"/>
         </w:rPr>
         <w:t xml:space="preserve"> — </w:t>
       </w:r>
@@ -1579,8 +1565,8 @@
         <w:rPr>
           <w:rFonts w:ascii="Sarabun" w:hAnsi="Sarabun" w:cs="Sarabun" w:eastAsia="Sarabun"/>
           <w:color w:val="1A1E33"/>
-          <w:sz w:val="28"/>
-          <w:szCs w:val="28"/>
+          <w:sz w:val="22"/>
+          <w:szCs w:val="22"/>
           <w:b w:val="1"/>
           <w:bCs w:val="1"/>
         </w:rPr>
@@ -1598,8 +1584,8 @@
         <w:rPr>
           <w:rFonts w:ascii="DejaVu Sans Mono" w:hAnsi="DejaVu Sans Mono" w:cs="DejaVu Sans Mono" w:eastAsia="DejaVu Sans Mono"/>
           <w:color w:val="1A1E33"/>
-          <w:sz w:val="19"/>
-          <w:szCs w:val="19"/>
+          <w:sz w:val="17"/>
+          <w:szCs w:val="17"/>
         </w:rPr>
         <w:t>{"organization":{"id":"8dfc51f7-582f-45bf-bd14-31e7c7bdf676",</w:t>
       </w:r>
@@ -1615,8 +1601,8 @@
         <w:rPr>
           <w:rFonts w:ascii="DejaVu Sans Mono" w:hAnsi="DejaVu Sans Mono" w:cs="DejaVu Sans Mono" w:eastAsia="DejaVu Sans Mono"/>
           <w:color w:val="1A1E33"/>
-          <w:sz w:val="19"/>
-          <w:szCs w:val="19"/>
+          <w:sz w:val="17"/>
+          <w:szCs w:val="17"/>
         </w:rPr>
         <w:t xml:space="preserve">  "organizationCode":"MOT-DEMO-01","status":"PENDING_REGISTRATION", … }}</w:t>
       </w:r>
@@ -1631,12 +1617,12 @@
         <w:rPr>
           <w:rFonts w:ascii="Sarabun" w:hAnsi="Sarabun" w:cs="Sarabun" w:eastAsia="Sarabun"/>
           <w:color w:val="192768"/>
-          <w:sz w:val="34"/>
-          <w:szCs w:val="34"/>
+          <w:sz w:val="28"/>
+          <w:szCs w:val="28"/>
           <w:b w:val="1"/>
           <w:bCs w:val="1"/>
-          <w:sz w:val="34"/>
-          <w:szCs w:val="34"/>
+          <w:sz w:val="28"/>
+          <w:szCs w:val="28"/>
           <w:b w:val="1"/>
           <w:bCs w:val="1"/>
         </w:rPr>
@@ -1682,8 +1668,8 @@
               <w:rPr>
                 <w:rFonts w:ascii="Sarabun" w:hAnsi="Sarabun" w:cs="Sarabun" w:eastAsia="Sarabun"/>
                 <w:color w:val="FFFFFF"/>
-                <w:sz w:val="25"/>
-                <w:szCs w:val="25"/>
+                <w:sz w:val="20"/>
+                <w:szCs w:val="20"/>
                 <w:b w:val="1"/>
                 <w:bCs w:val="1"/>
               </w:rPr>
@@ -1692,12 +1678,12 @@
               <w:rPr>
                 <w:rFonts w:ascii="Sarabun" w:hAnsi="Sarabun" w:cs="Sarabun" w:eastAsia="Sarabun"/>
                 <w:color w:val="FFFFFF"/>
-                <w:sz w:val="25"/>
-                <w:szCs w:val="25"/>
+                <w:sz w:val="20"/>
+                <w:szCs w:val="20"/>
                 <w:b w:val="1"/>
                 <w:bCs w:val="1"/>
-                <w:sz w:val="25"/>
-                <w:szCs w:val="25"/>
+                <w:sz w:val="20"/>
+                <w:szCs w:val="20"/>
                 <w:b w:val="1"/>
                 <w:bCs w:val="1"/>
               </w:rPr>
@@ -1719,8 +1705,8 @@
               <w:rPr>
                 <w:rFonts w:ascii="Sarabun" w:hAnsi="Sarabun" w:cs="Sarabun" w:eastAsia="Sarabun"/>
                 <w:color w:val="FFFFFF"/>
-                <w:sz w:val="25"/>
-                <w:szCs w:val="25"/>
+                <w:sz w:val="20"/>
+                <w:szCs w:val="20"/>
                 <w:b w:val="1"/>
                 <w:bCs w:val="1"/>
               </w:rPr>
@@ -1729,12 +1715,12 @@
               <w:rPr>
                 <w:rFonts w:ascii="Sarabun" w:hAnsi="Sarabun" w:cs="Sarabun" w:eastAsia="Sarabun"/>
                 <w:color w:val="FFFFFF"/>
-                <w:sz w:val="25"/>
-                <w:szCs w:val="25"/>
+                <w:sz w:val="20"/>
+                <w:szCs w:val="20"/>
                 <w:b w:val="1"/>
                 <w:bCs w:val="1"/>
-                <w:sz w:val="25"/>
-                <w:szCs w:val="25"/>
+                <w:sz w:val="20"/>
+                <w:szCs w:val="20"/>
                 <w:b w:val="1"/>
                 <w:bCs w:val="1"/>
               </w:rPr>
@@ -1759,8 +1745,8 @@
               <w:rPr>
                 <w:rFonts w:ascii="Sarabun" w:hAnsi="Sarabun" w:cs="Sarabun" w:eastAsia="Sarabun"/>
                 <w:color w:val="1A1E33"/>
-                <w:sz w:val="25"/>
-                <w:szCs w:val="25"/>
+                <w:sz w:val="20"/>
+                <w:szCs w:val="20"/>
               </w:rPr>
               <w:t>ช่องที่บังคับ</w:t>
             </w:r>
@@ -1781,8 +1767,8 @@
               <w:rPr>
                 <w:rFonts w:ascii="Sarabun" w:hAnsi="Sarabun" w:cs="Sarabun" w:eastAsia="Sarabun"/>
                 <w:color w:val="1A1E33"/>
-                <w:sz w:val="25"/>
-                <w:szCs w:val="25"/>
+                <w:sz w:val="20"/>
+                <w:szCs w:val="20"/>
               </w:rPr>
               <w:t xml:space="preserve">มีแค่ </w:t>
             </w:r>
@@ -1790,8 +1776,8 @@
               <w:rPr>
                 <w:rFonts w:ascii="DejaVu Sans Mono" w:hAnsi="DejaVu Sans Mono" w:cs="DejaVu Sans Mono" w:eastAsia="DejaVu Sans Mono"/>
                 <w:color w:val="192768"/>
-                <w:sz w:val="22"/>
-                <w:szCs w:val="22"/>
+                <w:sz w:val="17"/>
+                <w:szCs w:val="17"/>
                 <w:b w:val="1"/>
                 <w:bCs w:val="1"/>
                 <w:shd w:val="clear" w:fill="F5F6FA"/>
@@ -1802,8 +1788,8 @@
               <w:rPr>
                 <w:rFonts w:ascii="Sarabun" w:hAnsi="Sarabun" w:cs="Sarabun" w:eastAsia="Sarabun"/>
                 <w:color w:val="1A1E33"/>
-                <w:sz w:val="25"/>
-                <w:szCs w:val="25"/>
+                <w:sz w:val="20"/>
+                <w:szCs w:val="20"/>
                 <w:b w:val="1"/>
                 <w:bCs w:val="1"/>
               </w:rPr>
@@ -1813,8 +1799,8 @@
               <w:rPr>
                 <w:rFonts w:ascii="DejaVu Sans Mono" w:hAnsi="DejaVu Sans Mono" w:cs="DejaVu Sans Mono" w:eastAsia="DejaVu Sans Mono"/>
                 <w:color w:val="192768"/>
-                <w:sz w:val="22"/>
-                <w:szCs w:val="22"/>
+                <w:sz w:val="17"/>
+                <w:szCs w:val="17"/>
                 <w:b w:val="1"/>
                 <w:bCs w:val="1"/>
                 <w:shd w:val="clear" w:fill="F5F6FA"/>
@@ -1825,8 +1811,8 @@
               <w:rPr>
                 <w:rFonts w:ascii="Sarabun" w:hAnsi="Sarabun" w:cs="Sarabun" w:eastAsia="Sarabun"/>
                 <w:color w:val="1A1E33"/>
-                <w:sz w:val="25"/>
-                <w:szCs w:val="25"/>
+                <w:sz w:val="20"/>
+                <w:szCs w:val="20"/>
               </w:rPr>
               <w:t xml:space="preserve"> ที่เหลือเว้นว่างได้ทั้งหมด</w:t>
             </w:r>
@@ -1849,8 +1835,8 @@
               <w:rPr>
                 <w:rFonts w:ascii="DejaVu Sans Mono" w:hAnsi="DejaVu Sans Mono" w:cs="DejaVu Sans Mono" w:eastAsia="DejaVu Sans Mono"/>
                 <w:color w:val="192768"/>
-                <w:sz w:val="22"/>
-                <w:szCs w:val="22"/>
+                <w:sz w:val="17"/>
+                <w:szCs w:val="17"/>
                 <w:shd w:val="clear" w:fill="F5F6FA"/>
               </w:rPr>
               <w:t>organizationCode</w:t>
@@ -1872,8 +1858,8 @@
               <w:rPr>
                 <w:rFonts w:ascii="Sarabun" w:hAnsi="Sarabun" w:cs="Sarabun" w:eastAsia="Sarabun"/>
                 <w:color w:val="1A1E33"/>
-                <w:sz w:val="25"/>
-                <w:szCs w:val="25"/>
+                <w:sz w:val="20"/>
+                <w:szCs w:val="20"/>
               </w:rPr>
               <w:t xml:space="preserve">ผู้ดูแลกำหนดเอง ระบบไม่สร้างให้ · ห้ามซ้ำกับหน่วยงานอื่น ถ้าซ้ำจะได้ </w:t>
             </w:r>
@@ -1881,8 +1867,8 @@
               <w:rPr>
                 <w:rFonts w:ascii="DejaVu Sans Mono" w:hAnsi="DejaVu Sans Mono" w:cs="DejaVu Sans Mono" w:eastAsia="DejaVu Sans Mono"/>
                 <w:color w:val="192768"/>
-                <w:sz w:val="22"/>
-                <w:szCs w:val="22"/>
+                <w:sz w:val="17"/>
+                <w:szCs w:val="17"/>
                 <w:shd w:val="clear" w:fill="F5F6FA"/>
               </w:rPr>
               <w:t>409 code_exists</w:t>
@@ -1906,8 +1892,8 @@
               <w:rPr>
                 <w:rFonts w:ascii="Sarabun" w:hAnsi="Sarabun" w:cs="Sarabun" w:eastAsia="Sarabun"/>
                 <w:color w:val="1A1E33"/>
-                <w:sz w:val="25"/>
-                <w:szCs w:val="25"/>
+                <w:sz w:val="20"/>
+                <w:szCs w:val="20"/>
               </w:rPr>
               <w:t>สถานะตอนสร้าง</w:t>
             </w:r>
@@ -1928,8 +1914,8 @@
               <w:rPr>
                 <w:rFonts w:ascii="Sarabun" w:hAnsi="Sarabun" w:cs="Sarabun" w:eastAsia="Sarabun"/>
                 <w:color w:val="1A1E33"/>
-                <w:sz w:val="25"/>
-                <w:szCs w:val="25"/>
+                <w:sz w:val="20"/>
+                <w:szCs w:val="20"/>
               </w:rPr>
               <w:t xml:space="preserve">เป็น </w:t>
             </w:r>
@@ -1937,8 +1923,8 @@
               <w:rPr>
                 <w:rFonts w:ascii="DejaVu Sans Mono" w:hAnsi="DejaVu Sans Mono" w:cs="DejaVu Sans Mono" w:eastAsia="DejaVu Sans Mono"/>
                 <w:color w:val="192768"/>
-                <w:sz w:val="22"/>
-                <w:szCs w:val="22"/>
+                <w:sz w:val="17"/>
+                <w:szCs w:val="17"/>
                 <w:shd w:val="clear" w:fill="F5F6FA"/>
               </w:rPr>
               <w:t>PENDING_REGISTRATION</w:t>
@@ -1947,8 +1933,8 @@
               <w:rPr>
                 <w:rFonts w:ascii="Sarabun" w:hAnsi="Sarabun" w:cs="Sarabun" w:eastAsia="Sarabun"/>
                 <w:color w:val="1A1E33"/>
-                <w:sz w:val="25"/>
-                <w:szCs w:val="25"/>
+                <w:sz w:val="20"/>
+                <w:szCs w:val="20"/>
               </w:rPr>
               <w:t xml:space="preserve"> และจะกลายเป็น </w:t>
             </w:r>
@@ -1956,8 +1942,8 @@
               <w:rPr>
                 <w:rFonts w:ascii="DejaVu Sans Mono" w:hAnsi="DejaVu Sans Mono" w:cs="DejaVu Sans Mono" w:eastAsia="DejaVu Sans Mono"/>
                 <w:color w:val="192768"/>
-                <w:sz w:val="22"/>
-                <w:szCs w:val="22"/>
+                <w:sz w:val="17"/>
+                <w:szCs w:val="17"/>
                 <w:shd w:val="clear" w:fill="F5F6FA"/>
               </w:rPr>
               <w:t>ACTIVE</w:t>
@@ -1966,8 +1952,8 @@
               <w:rPr>
                 <w:rFonts w:ascii="Sarabun" w:hAnsi="Sarabun" w:cs="Sarabun" w:eastAsia="Sarabun"/>
                 <w:color w:val="1A1E33"/>
-                <w:sz w:val="25"/>
-                <w:szCs w:val="25"/>
+                <w:sz w:val="20"/>
+                <w:szCs w:val="20"/>
               </w:rPr>
               <w:t xml:space="preserve"> ก็ต่อเมื่อผ่านเล่ม B ครบทุกด่าน</w:t>
             </w:r>
@@ -1990,8 +1976,8 @@
               <w:rPr>
                 <w:rFonts w:ascii="Sarabun" w:hAnsi="Sarabun" w:cs="Sarabun" w:eastAsia="Sarabun"/>
                 <w:color w:val="1A1E33"/>
-                <w:sz w:val="25"/>
-                <w:szCs w:val="25"/>
+                <w:sz w:val="20"/>
+                <w:szCs w:val="20"/>
               </w:rPr>
               <w:t>ที่อยู่</w:t>
             </w:r>
@@ -2012,8 +1998,8 @@
               <w:rPr>
                 <w:rFonts w:ascii="Sarabun" w:hAnsi="Sarabun" w:cs="Sarabun" w:eastAsia="Sarabun"/>
                 <w:color w:val="1A1E33"/>
-                <w:sz w:val="25"/>
-                <w:szCs w:val="25"/>
+                <w:sz w:val="20"/>
+                <w:szCs w:val="20"/>
               </w:rPr>
               <w:t xml:space="preserve">ส่งเป็น </w:t>
             </w:r>
@@ -2021,8 +2007,8 @@
               <w:rPr>
                 <w:rFonts w:ascii="Sarabun" w:hAnsi="Sarabun" w:cs="Sarabun" w:eastAsia="Sarabun"/>
                 <w:color w:val="1A1E33"/>
-                <w:sz w:val="25"/>
-                <w:szCs w:val="25"/>
+                <w:sz w:val="20"/>
+                <w:szCs w:val="20"/>
                 <w:b w:val="1"/>
                 <w:bCs w:val="1"/>
               </w:rPr>
@@ -2032,8 +2018,8 @@
               <w:rPr>
                 <w:rFonts w:ascii="Sarabun" w:hAnsi="Sarabun" w:cs="Sarabun" w:eastAsia="Sarabun"/>
                 <w:color w:val="1A1E33"/>
-                <w:sz w:val="25"/>
-                <w:szCs w:val="25"/>
+                <w:sz w:val="20"/>
+                <w:szCs w:val="20"/>
               </w:rPr>
               <w:t xml:space="preserve"> ไม่ใช่รหัส และต้องสะกดตรงกับที่ระบบมี ("ดุสิต" ไม่ใช่ "เขตดุสิต") ถ้าไม่ตรงจะได้ </w:t>
             </w:r>
@@ -2041,8 +2027,8 @@
               <w:rPr>
                 <w:rFonts w:ascii="DejaVu Sans Mono" w:hAnsi="DejaVu Sans Mono" w:cs="DejaVu Sans Mono" w:eastAsia="DejaVu Sans Mono"/>
                 <w:color w:val="192768"/>
-                <w:sz w:val="22"/>
-                <w:szCs w:val="22"/>
+                <w:sz w:val="17"/>
+                <w:szCs w:val="17"/>
                 <w:shd w:val="clear" w:fill="F5F6FA"/>
               </w:rPr>
               <w:t>400</w:t>
@@ -2051,8 +2037,8 @@
               <w:rPr>
                 <w:rFonts w:ascii="Sarabun" w:hAnsi="Sarabun" w:cs="Sarabun" w:eastAsia="Sarabun"/>
                 <w:color w:val="1A1E33"/>
-                <w:sz w:val="25"/>
-                <w:szCs w:val="25"/>
+                <w:sz w:val="20"/>
+                <w:szCs w:val="20"/>
               </w:rPr>
               <w:t xml:space="preserve"> พร้อมบอกว่าช่องไหนผิด</w:t>
             </w:r>
@@ -2075,8 +2061,8 @@
               <w:rPr>
                 <w:rFonts w:ascii="Sarabun" w:hAnsi="Sarabun" w:cs="Sarabun" w:eastAsia="Sarabun"/>
                 <w:color w:val="1A1E33"/>
-                <w:sz w:val="25"/>
-                <w:szCs w:val="25"/>
+                <w:sz w:val="20"/>
+                <w:szCs w:val="20"/>
               </w:rPr>
               <w:t>รหัสไปรษณีย์</w:t>
             </w:r>
@@ -2097,8 +2083,8 @@
               <w:rPr>
                 <w:rFonts w:ascii="Sarabun" w:hAnsi="Sarabun" w:cs="Sarabun" w:eastAsia="Sarabun"/>
                 <w:color w:val="1A1E33"/>
-                <w:sz w:val="25"/>
-                <w:szCs w:val="25"/>
+                <w:sz w:val="20"/>
+                <w:szCs w:val="20"/>
               </w:rPr>
               <w:t>ถ้าใส่จังหวัด/อำเภอ/ตำบลครบแล้ว ไม่ต้องส่งมา ระบบเติมให้เอง</w:t>
             </w:r>
@@ -2121,12 +2107,12 @@
         <w:rPr>
           <w:rFonts w:ascii="Sarabun" w:hAnsi="Sarabun" w:cs="Sarabun" w:eastAsia="Sarabun"/>
           <w:color w:val="192768"/>
-          <w:sz w:val="34"/>
-          <w:szCs w:val="34"/>
+          <w:sz w:val="28"/>
+          <w:szCs w:val="28"/>
           <w:b w:val="1"/>
           <w:bCs w:val="1"/>
-          <w:sz w:val="34"/>
-          <w:szCs w:val="34"/>
+          <w:sz w:val="28"/>
+          <w:szCs w:val="28"/>
           <w:b w:val="1"/>
           <w:bCs w:val="1"/>
         </w:rPr>
@@ -2144,8 +2130,8 @@
         <w:rPr>
           <w:rFonts w:ascii="DejaVu Sans Mono" w:hAnsi="DejaVu Sans Mono" w:cs="DejaVu Sans Mono" w:eastAsia="DejaVu Sans Mono"/>
           <w:color w:val="1A1E33"/>
-          <w:sz w:val="19"/>
-          <w:szCs w:val="19"/>
+          <w:sz w:val="17"/>
+          <w:szCs w:val="17"/>
         </w:rPr>
         <w:t>curl -s "$API/api/admin/organizations?q=คมนาคม"     -H "x-admin-token: $T"   # ค้นหา</w:t>
       </w:r>
@@ -2161,8 +2147,8 @@
         <w:rPr>
           <w:rFonts w:ascii="DejaVu Sans Mono" w:hAnsi="DejaVu Sans Mono" w:cs="DejaVu Sans Mono" w:eastAsia="DejaVu Sans Mono"/>
           <w:color w:val="1A1E33"/>
-          <w:sz w:val="19"/>
-          <w:szCs w:val="19"/>
+          <w:sz w:val="17"/>
+          <w:szCs w:val="17"/>
         </w:rPr>
         <w:t>curl -s "$API/api/admin/organizations?status=ACTIVE" -H "x-admin-token: $T"   # กรองตามสถานะ</w:t>
       </w:r>
@@ -2178,8 +2164,8 @@
         <w:rPr>
           <w:rFonts w:ascii="DejaVu Sans Mono" w:hAnsi="DejaVu Sans Mono" w:cs="DejaVu Sans Mono" w:eastAsia="DejaVu Sans Mono"/>
           <w:color w:val="1A1E33"/>
-          <w:sz w:val="19"/>
-          <w:szCs w:val="19"/>
+          <w:sz w:val="17"/>
+          <w:szCs w:val="17"/>
         </w:rPr>
         <w:t>curl -s "$API/api/admin/organizations/&lt;id&gt;"          -H "x-admin-token: $T"   # ดูรายละเอียด</w:t>
       </w:r>
@@ -2187,14 +2173,14 @@
     <w:p>
       <w:pPr>
         <w:spacing w:before="0" w:after="160" w:lineRule="auto" w:line="348"/>
-        <w:jc w:val="left"/>
+        <w:jc w:val="both"/>
       </w:pPr>
       <w:r>
         <w:rPr>
           <w:rFonts w:ascii="DejaVu Sans Mono" w:hAnsi="DejaVu Sans Mono" w:cs="DejaVu Sans Mono" w:eastAsia="DejaVu Sans Mono"/>
           <w:color w:val="192768"/>
-          <w:sz w:val="25"/>
-          <w:szCs w:val="25"/>
+          <w:sz w:val="19"/>
+          <w:szCs w:val="19"/>
           <w:shd w:val="clear" w:fill="F5F6FA"/>
         </w:rPr>
         <w:t>GET /api/admin/organizations/&lt;id&gt;</w:t>
@@ -2203,8 +2189,8 @@
         <w:rPr>
           <w:rFonts w:ascii="Sarabun" w:hAnsi="Sarabun" w:cs="Sarabun" w:eastAsia="Sarabun"/>
           <w:color w:val="1A1E33"/>
-          <w:sz w:val="28"/>
-          <w:szCs w:val="28"/>
+          <w:sz w:val="22"/>
+          <w:szCs w:val="22"/>
         </w:rPr>
         <w:t xml:space="preserve"> คืนมาให้ในคำตอบเดียวทั้ง </w:t>
       </w:r>
@@ -2212,8 +2198,8 @@
         <w:rPr>
           <w:rFonts w:ascii="Sarabun" w:hAnsi="Sarabun" w:cs="Sarabun" w:eastAsia="Sarabun"/>
           <w:color w:val="1A1E33"/>
-          <w:sz w:val="28"/>
-          <w:szCs w:val="28"/>
+          <w:sz w:val="22"/>
+          <w:szCs w:val="22"/>
           <w:b w:val="1"/>
           <w:bCs w:val="1"/>
         </w:rPr>
@@ -2223,8 +2209,8 @@
         <w:rPr>
           <w:rFonts w:ascii="Sarabun" w:hAnsi="Sarabun" w:cs="Sarabun" w:eastAsia="Sarabun"/>
           <w:color w:val="1A1E33"/>
-          <w:sz w:val="28"/>
-          <w:szCs w:val="28"/>
+          <w:sz w:val="22"/>
+          <w:szCs w:val="22"/>
         </w:rPr>
         <w:t xml:space="preserve"> · </w:t>
       </w:r>
@@ -2232,8 +2218,8 @@
         <w:rPr>
           <w:rFonts w:ascii="Sarabun" w:hAnsi="Sarabun" w:cs="Sarabun" w:eastAsia="Sarabun"/>
           <w:color w:val="1A1E33"/>
-          <w:sz w:val="28"/>
-          <w:szCs w:val="28"/>
+          <w:sz w:val="22"/>
+          <w:szCs w:val="22"/>
           <w:b w:val="1"/>
           <w:bCs w:val="1"/>
         </w:rPr>
@@ -2243,8 +2229,8 @@
         <w:rPr>
           <w:rFonts w:ascii="Sarabun" w:hAnsi="Sarabun" w:cs="Sarabun" w:eastAsia="Sarabun"/>
           <w:color w:val="1A1E33"/>
-          <w:sz w:val="28"/>
-          <w:szCs w:val="28"/>
+          <w:sz w:val="22"/>
+          <w:szCs w:val="22"/>
         </w:rPr>
         <w:t xml:space="preserve"> · </w:t>
       </w:r>
@@ -2252,8 +2238,8 @@
         <w:rPr>
           <w:rFonts w:ascii="Sarabun" w:hAnsi="Sarabun" w:cs="Sarabun" w:eastAsia="Sarabun"/>
           <w:color w:val="1A1E33"/>
-          <w:sz w:val="28"/>
-          <w:szCs w:val="28"/>
+          <w:sz w:val="22"/>
+          <w:szCs w:val="22"/>
           <w:b w:val="1"/>
           <w:bCs w:val="1"/>
         </w:rPr>
@@ -2263,8 +2249,8 @@
         <w:rPr>
           <w:rFonts w:ascii="Sarabun" w:hAnsi="Sarabun" w:cs="Sarabun" w:eastAsia="Sarabun"/>
           <w:color w:val="1A1E33"/>
-          <w:sz w:val="28"/>
-          <w:szCs w:val="28"/>
+          <w:sz w:val="22"/>
+          <w:szCs w:val="22"/>
         </w:rPr>
         <w:t xml:space="preserve"> ของหน่วยงานนั้น ใช้ตรวจได้เลยว่าคำเชิญส่งไปหาใคร และถูกใช้ไปแล้วหรือยัง</w:t>
       </w:r>
@@ -2272,14 +2258,14 @@
     <w:p>
       <w:pPr>
         <w:spacing w:before="0" w:after="160" w:lineRule="auto" w:line="348"/>
-        <w:jc w:val="left"/>
+        <w:jc w:val="both"/>
       </w:pPr>
       <w:r>
         <w:rPr>
           <w:rFonts w:ascii="Sarabun" w:hAnsi="Sarabun" w:cs="Sarabun" w:eastAsia="Sarabun"/>
           <w:color w:val="1A1E33"/>
-          <w:sz w:val="28"/>
-          <w:szCs w:val="28"/>
+          <w:sz w:val="22"/>
+          <w:szCs w:val="22"/>
         </w:rPr>
         <w:t xml:space="preserve">แก้ไขเฉพาะช่องที่ต้องการได้ โดยส่งมาเฉพาะช่องนั้น (ช่องที่ไม่ส่งมา = ไม่แตะ · ส่ง </w:t>
       </w:r>
@@ -2287,8 +2273,8 @@
         <w:rPr>
           <w:rFonts w:ascii="DejaVu Sans Mono" w:hAnsi="DejaVu Sans Mono" w:cs="DejaVu Sans Mono" w:eastAsia="DejaVu Sans Mono"/>
           <w:color w:val="192768"/>
-          <w:sz w:val="25"/>
-          <w:szCs w:val="25"/>
+          <w:sz w:val="19"/>
+          <w:szCs w:val="19"/>
           <w:shd w:val="clear" w:fill="F5F6FA"/>
         </w:rPr>
         <w:t>null</w:t>
@@ -2297,8 +2283,8 @@
         <w:rPr>
           <w:rFonts w:ascii="Sarabun" w:hAnsi="Sarabun" w:cs="Sarabun" w:eastAsia="Sarabun"/>
           <w:color w:val="1A1E33"/>
-          <w:sz w:val="28"/>
-          <w:szCs w:val="28"/>
+          <w:sz w:val="22"/>
+          <w:szCs w:val="22"/>
         </w:rPr>
         <w:t xml:space="preserve"> = ล้างค่า)</w:t>
       </w:r>
@@ -2314,8 +2300,8 @@
         <w:rPr>
           <w:rFonts w:ascii="DejaVu Sans Mono" w:hAnsi="DejaVu Sans Mono" w:cs="DejaVu Sans Mono" w:eastAsia="DejaVu Sans Mono"/>
           <w:color w:val="1A1E33"/>
-          <w:sz w:val="19"/>
-          <w:szCs w:val="19"/>
+          <w:sz w:val="17"/>
+          <w:szCs w:val="17"/>
         </w:rPr>
         <w:t>curl -s -X PATCH $API/api/admin/organizations/&lt;id&gt; \</w:t>
       </w:r>
@@ -2331,8 +2317,8 @@
         <w:rPr>
           <w:rFonts w:ascii="DejaVu Sans Mono" w:hAnsi="DejaVu Sans Mono" w:cs="DejaVu Sans Mono" w:eastAsia="DejaVu Sans Mono"/>
           <w:color w:val="1A1E33"/>
-          <w:sz w:val="19"/>
-          <w:szCs w:val="19"/>
+          <w:sz w:val="17"/>
+          <w:szCs w:val="17"/>
         </w:rPr>
         <w:t xml:space="preserve">  -H "x-admin-token: $T" -H 'Content-Type: application/json' \</w:t>
       </w:r>
@@ -2348,8 +2334,8 @@
         <w:rPr>
           <w:rFonts w:ascii="DejaVu Sans Mono" w:hAnsi="DejaVu Sans Mono" w:cs="DejaVu Sans Mono" w:eastAsia="DejaVu Sans Mono"/>
           <w:color w:val="1A1E33"/>
-          <w:sz w:val="19"/>
-          <w:szCs w:val="19"/>
+          <w:sz w:val="17"/>
+          <w:szCs w:val="17"/>
         </w:rPr>
         <w:t xml:space="preserve">  -d '{"phone":"022835050"}'</w:t>
       </w:r>
@@ -2358,7 +2344,7 @@
       <w:pPr>
         <w:spacing w:before="120" w:after="200" w:lineRule="auto" w:line="348"/>
         <w:ind w:left="227" w:right="113"/>
-        <w:jc w:val="left"/>
+        <w:jc w:val="both"/>
         <w:pBdr>
           <w:left w:val="single" w:sz="24" w:space="10" w:color="E5775A"/>
         </w:pBdr>
@@ -2368,8 +2354,8 @@
         <w:rPr>
           <w:rFonts w:ascii="DejaVu Sans" w:hAnsi="DejaVu Sans" w:cs="DejaVu Sans" w:eastAsia="DejaVu Sans"/>
           <w:color w:val="1A1E33"/>
-          <w:sz w:val="28"/>
-          <w:szCs w:val="28"/>
+          <w:sz w:val="22"/>
+          <w:szCs w:val="22"/>
         </w:rPr>
         <w:t>⚠</w:t>
       </w:r>
@@ -2377,8 +2363,8 @@
         <w:rPr>
           <w:rFonts w:ascii="Sarabun" w:hAnsi="Sarabun" w:cs="Sarabun" w:eastAsia="Sarabun"/>
           <w:color w:val="1A1E33"/>
-          <w:sz w:val="28"/>
-          <w:szCs w:val="28"/>
+          <w:sz w:val="22"/>
+          <w:szCs w:val="22"/>
         </w:rPr>
         <w:t xml:space="preserve"> </w:t>
       </w:r>
@@ -2386,8 +2372,8 @@
         <w:rPr>
           <w:rFonts w:ascii="Sarabun" w:hAnsi="Sarabun" w:cs="Sarabun" w:eastAsia="Sarabun"/>
           <w:color w:val="1A1E33"/>
-          <w:sz w:val="28"/>
-          <w:szCs w:val="28"/>
+          <w:sz w:val="22"/>
+          <w:szCs w:val="22"/>
           <w:b w:val="1"/>
           <w:bCs w:val="1"/>
         </w:rPr>
@@ -2397,8 +2383,8 @@
         <w:rPr>
           <w:rFonts w:ascii="Sarabun" w:hAnsi="Sarabun" w:cs="Sarabun" w:eastAsia="Sarabun"/>
           <w:color w:val="1A1E33"/>
-          <w:sz w:val="28"/>
-          <w:szCs w:val="28"/>
+          <w:sz w:val="22"/>
+          <w:szCs w:val="22"/>
         </w:rPr>
         <w:t xml:space="preserve"> เพราะระบบคัดลอก ข้อมูลไปตั้งแต่วินาทีที่เขาเริ่มกรอก (ถ้าเขียนทับทีหลังจะไปลบสิ่งที่เขาพิมพ์ไว้) กรณีนี้ระบบจะแนบ </w:t>
       </w:r>
@@ -2406,8 +2392,8 @@
         <w:rPr>
           <w:rFonts w:ascii="DejaVu Sans Mono" w:hAnsi="DejaVu Sans Mono" w:cs="DejaVu Sans Mono" w:eastAsia="DejaVu Sans Mono"/>
           <w:color w:val="192768"/>
-          <w:sz w:val="25"/>
-          <w:szCs w:val="25"/>
+          <w:sz w:val="19"/>
+          <w:szCs w:val="19"/>
           <w:shd w:val="clear" w:fill="F5F6FA"/>
         </w:rPr>
         <w:t>warning.code = "registration_in_progress"</w:t>
@@ -2416,19 +2402,11 @@
         <w:rPr>
           <w:rFonts w:ascii="Sarabun" w:hAnsi="Sarabun" w:cs="Sarabun" w:eastAsia="Sarabun"/>
           <w:color w:val="1A1E33"/>
-          <w:sz w:val="28"/>
-          <w:szCs w:val="28"/>
+          <w:sz w:val="22"/>
+          <w:szCs w:val="22"/>
         </w:rPr>
         <w:t xml:space="preserve"> พร้อมเลขที่คำขอกลับมาเตือน ให้แจ้งผู้ใช้ไปแก้ในแบบฟอร์มเอง</w:t>
       </w:r>
-    </w:p>
-    <w:p>
-      <w:pPr>
-        <w:spacing w:before="80" w:after="200" w:lineRule="auto" w:line="240"/>
-        <w:pBdr>
-          <w:bottom w:val="single" w:sz="6" w:space="4" w:color="D8DCE6"/>
-        </w:pBdr>
-      </w:pPr>
     </w:p>
     <w:p>
       <w:pPr>
@@ -2438,17 +2416,18 @@
         <w:pBdr>
           <w:bottom w:val="single" w:sz="6" w:space="4" w:color="D8DCE6"/>
         </w:pBdr>
+        <w:pageBreakBefore w:val="1"/>
       </w:pPr>
       <w:r>
         <w:rPr>
           <w:rFonts w:ascii="Sarabun" w:hAnsi="Sarabun" w:cs="Sarabun" w:eastAsia="Sarabun"/>
           <w:color w:val="192768"/>
-          <w:sz w:val="44"/>
-          <w:szCs w:val="44"/>
+          <w:sz w:val="36"/>
+          <w:szCs w:val="36"/>
           <w:b w:val="1"/>
           <w:bCs w:val="1"/>
-          <w:sz w:val="44"/>
-          <w:szCs w:val="44"/>
+          <w:sz w:val="36"/>
+          <w:szCs w:val="36"/>
           <w:b w:val="1"/>
           <w:bCs w:val="1"/>
         </w:rPr>
@@ -2466,8 +2445,8 @@
         <w:rPr>
           <w:rFonts w:ascii="DejaVu Sans Mono" w:hAnsi="DejaVu Sans Mono" w:cs="DejaVu Sans Mono" w:eastAsia="DejaVu Sans Mono"/>
           <w:color w:val="1A1E33"/>
-          <w:sz w:val="19"/>
-          <w:szCs w:val="19"/>
+          <w:sz w:val="17"/>
+          <w:szCs w:val="17"/>
         </w:rPr>
         <w:t>curl -s -X POST $API/api/admin/invitations \</w:t>
       </w:r>
@@ -2483,8 +2462,8 @@
         <w:rPr>
           <w:rFonts w:ascii="DejaVu Sans Mono" w:hAnsi="DejaVu Sans Mono" w:cs="DejaVu Sans Mono" w:eastAsia="DejaVu Sans Mono"/>
           <w:color w:val="1A1E33"/>
-          <w:sz w:val="19"/>
-          <w:szCs w:val="19"/>
+          <w:sz w:val="17"/>
+          <w:szCs w:val="17"/>
         </w:rPr>
         <w:t xml:space="preserve">  -H "x-admin-token: $T" -H 'Content-Type: application/json' \</w:t>
       </w:r>
@@ -2500,8 +2479,8 @@
         <w:rPr>
           <w:rFonts w:ascii="DejaVu Sans Mono" w:hAnsi="DejaVu Sans Mono" w:cs="DejaVu Sans Mono" w:eastAsia="DejaVu Sans Mono"/>
           <w:color w:val="1A1E33"/>
-          <w:sz w:val="19"/>
-          <w:szCs w:val="19"/>
+          <w:sz w:val="17"/>
+          <w:szCs w:val="17"/>
         </w:rPr>
         <w:t xml:space="preserve">  -d '{</w:t>
       </w:r>
@@ -2517,8 +2496,8 @@
         <w:rPr>
           <w:rFonts w:ascii="DejaVu Sans Mono" w:hAnsi="DejaVu Sans Mono" w:cs="DejaVu Sans Mono" w:eastAsia="DejaVu Sans Mono"/>
           <w:color w:val="1A1E33"/>
-          <w:sz w:val="19"/>
-          <w:szCs w:val="19"/>
+          <w:sz w:val="17"/>
+          <w:szCs w:val="17"/>
         </w:rPr>
         <w:t xml:space="preserve">    "email": "somchai.tester@mot.go.th",</w:t>
       </w:r>
@@ -2534,8 +2513,8 @@
         <w:rPr>
           <w:rFonts w:ascii="DejaVu Sans Mono" w:hAnsi="DejaVu Sans Mono" w:cs="DejaVu Sans Mono" w:eastAsia="DejaVu Sans Mono"/>
           <w:color w:val="1A1E33"/>
-          <w:sz w:val="19"/>
-          <w:szCs w:val="19"/>
+          <w:sz w:val="17"/>
+          <w:szCs w:val="17"/>
         </w:rPr>
         <w:t xml:space="preserve">    "role": "ORGANIZATION_USER",</w:t>
       </w:r>
@@ -2551,8 +2530,8 @@
         <w:rPr>
           <w:rFonts w:ascii="DejaVu Sans Mono" w:hAnsi="DejaVu Sans Mono" w:cs="DejaVu Sans Mono" w:eastAsia="DejaVu Sans Mono"/>
           <w:color w:val="1A1E33"/>
-          <w:sz w:val="19"/>
-          <w:szCs w:val="19"/>
+          <w:sz w:val="17"/>
+          <w:szCs w:val="17"/>
         </w:rPr>
         <w:t xml:space="preserve">    "cid": "1234567890121",</w:t>
       </w:r>
@@ -2568,8 +2547,8 @@
         <w:rPr>
           <w:rFonts w:ascii="DejaVu Sans Mono" w:hAnsi="DejaVu Sans Mono" w:cs="DejaVu Sans Mono" w:eastAsia="DejaVu Sans Mono"/>
           <w:color w:val="1A1E33"/>
-          <w:sz w:val="19"/>
-          <w:szCs w:val="19"/>
+          <w:sz w:val="17"/>
+          <w:szCs w:val="17"/>
         </w:rPr>
         <w:t xml:space="preserve">    "organizationId": "8dfc51f7-582f-45bf-bd14-31e7c7bdf676"</w:t>
       </w:r>
@@ -2585,8 +2564,8 @@
         <w:rPr>
           <w:rFonts w:ascii="DejaVu Sans Mono" w:hAnsi="DejaVu Sans Mono" w:cs="DejaVu Sans Mono" w:eastAsia="DejaVu Sans Mono"/>
           <w:color w:val="1A1E33"/>
-          <w:sz w:val="19"/>
-          <w:szCs w:val="19"/>
+          <w:sz w:val="17"/>
+          <w:szCs w:val="17"/>
         </w:rPr>
         <w:t xml:space="preserve">  }'</w:t>
       </w:r>
@@ -2594,14 +2573,14 @@
     <w:p>
       <w:pPr>
         <w:spacing w:before="0" w:after="160" w:lineRule="auto" w:line="348"/>
-        <w:jc w:val="left"/>
+        <w:jc w:val="both"/>
       </w:pPr>
       <w:r>
         <w:rPr>
           <w:rFonts w:ascii="Sarabun" w:hAnsi="Sarabun" w:cs="Sarabun" w:eastAsia="Sarabun"/>
           <w:color w:val="1A1E33"/>
-          <w:sz w:val="28"/>
-          <w:szCs w:val="28"/>
+          <w:sz w:val="22"/>
+          <w:szCs w:val="22"/>
         </w:rPr>
         <w:t xml:space="preserve">สำเร็จแล้วได้ </w:t>
       </w:r>
@@ -2609,8 +2588,8 @@
         <w:rPr>
           <w:rFonts w:ascii="DejaVu Sans Mono" w:hAnsi="DejaVu Sans Mono" w:cs="DejaVu Sans Mono" w:eastAsia="DejaVu Sans Mono"/>
           <w:color w:val="192768"/>
-          <w:sz w:val="25"/>
-          <w:szCs w:val="25"/>
+          <w:sz w:val="19"/>
+          <w:szCs w:val="19"/>
           <w:shd w:val="clear" w:fill="F5F6FA"/>
         </w:rPr>
         <w:t>201</w:t>
@@ -2627,8 +2606,8 @@
         <w:rPr>
           <w:rFonts w:ascii="DejaVu Sans Mono" w:hAnsi="DejaVu Sans Mono" w:cs="DejaVu Sans Mono" w:eastAsia="DejaVu Sans Mono"/>
           <w:color w:val="1A1E33"/>
-          <w:sz w:val="19"/>
-          <w:szCs w:val="19"/>
+          <w:sz w:val="17"/>
+          <w:szCs w:val="17"/>
         </w:rPr>
         <w:t>{"activationKeyId":"c517f24a-…","userAccountId":"06d5c8b2-…",</w:t>
       </w:r>
@@ -2644,8 +2623,8 @@
         <w:rPr>
           <w:rFonts w:ascii="DejaVu Sans Mono" w:hAnsi="DejaVu Sans Mono" w:cs="DejaVu Sans Mono" w:eastAsia="DejaVu Sans Mono"/>
           <w:color w:val="1A1E33"/>
-          <w:sz w:val="19"/>
-          <w:szCs w:val="19"/>
+          <w:sz w:val="17"/>
+          <w:szCs w:val="17"/>
         </w:rPr>
         <w:t xml:space="preserve"> "email":"somchai.tester@mot.go.th","role":"ORGANIZATION_USER",</w:t>
       </w:r>
@@ -2661,8 +2640,8 @@
         <w:rPr>
           <w:rFonts w:ascii="DejaVu Sans Mono" w:hAnsi="DejaVu Sans Mono" w:cs="DejaVu Sans Mono" w:eastAsia="DejaVu Sans Mono"/>
           <w:color w:val="1A1E33"/>
-          <w:sz w:val="19"/>
-          <w:szCs w:val="19"/>
+          <w:sz w:val="17"/>
+          <w:szCs w:val="17"/>
         </w:rPr>
         <w:t xml:space="preserve"> "roleLabel":"ผู้ดำเนินการของหน่วยงาน","organizationId":"8dfc51f7-…",</w:t>
       </w:r>
@@ -2678,8 +2657,8 @@
         <w:rPr>
           <w:rFonts w:ascii="DejaVu Sans Mono" w:hAnsi="DejaVu Sans Mono" w:cs="DejaVu Sans Mono" w:eastAsia="DejaVu Sans Mono"/>
           <w:color w:val="1A1E33"/>
-          <w:sz w:val="19"/>
-          <w:szCs w:val="19"/>
+          <w:sz w:val="17"/>
+          <w:szCs w:val="17"/>
         </w:rPr>
         <w:t xml:space="preserve"> "expiresAt":"2026-08-24T16:32:52.176Z"}</w:t>
       </w:r>
@@ -2694,12 +2673,12 @@
         <w:rPr>
           <w:rFonts w:ascii="Sarabun" w:hAnsi="Sarabun" w:cs="Sarabun" w:eastAsia="Sarabun"/>
           <w:color w:val="192768"/>
-          <w:sz w:val="34"/>
-          <w:szCs w:val="34"/>
+          <w:sz w:val="28"/>
+          <w:szCs w:val="28"/>
           <w:b w:val="1"/>
           <w:bCs w:val="1"/>
-          <w:sz w:val="34"/>
-          <w:szCs w:val="34"/>
+          <w:sz w:val="28"/>
+          <w:szCs w:val="28"/>
           <w:b w:val="1"/>
           <w:bCs w:val="1"/>
         </w:rPr>
@@ -2746,8 +2725,8 @@
               <w:rPr>
                 <w:rFonts w:ascii="Sarabun" w:hAnsi="Sarabun" w:cs="Sarabun" w:eastAsia="Sarabun"/>
                 <w:color w:val="FFFFFF"/>
-                <w:sz w:val="25"/>
-                <w:szCs w:val="25"/>
+                <w:sz w:val="20"/>
+                <w:szCs w:val="20"/>
                 <w:b w:val="1"/>
                 <w:bCs w:val="1"/>
               </w:rPr>
@@ -2756,12 +2735,12 @@
               <w:rPr>
                 <w:rFonts w:ascii="Sarabun" w:hAnsi="Sarabun" w:cs="Sarabun" w:eastAsia="Sarabun"/>
                 <w:color w:val="FFFFFF"/>
-                <w:sz w:val="25"/>
-                <w:szCs w:val="25"/>
+                <w:sz w:val="20"/>
+                <w:szCs w:val="20"/>
                 <w:b w:val="1"/>
                 <w:bCs w:val="1"/>
-                <w:sz w:val="25"/>
-                <w:szCs w:val="25"/>
+                <w:sz w:val="20"/>
+                <w:szCs w:val="20"/>
                 <w:b w:val="1"/>
                 <w:bCs w:val="1"/>
               </w:rPr>
@@ -2783,8 +2762,8 @@
               <w:rPr>
                 <w:rFonts w:ascii="Sarabun" w:hAnsi="Sarabun" w:cs="Sarabun" w:eastAsia="Sarabun"/>
                 <w:color w:val="FFFFFF"/>
-                <w:sz w:val="25"/>
-                <w:szCs w:val="25"/>
+                <w:sz w:val="20"/>
+                <w:szCs w:val="20"/>
                 <w:b w:val="1"/>
                 <w:bCs w:val="1"/>
               </w:rPr>
@@ -2793,12 +2772,12 @@
               <w:rPr>
                 <w:rFonts w:ascii="Sarabun" w:hAnsi="Sarabun" w:cs="Sarabun" w:eastAsia="Sarabun"/>
                 <w:color w:val="FFFFFF"/>
-                <w:sz w:val="25"/>
-                <w:szCs w:val="25"/>
+                <w:sz w:val="20"/>
+                <w:szCs w:val="20"/>
                 <w:b w:val="1"/>
                 <w:bCs w:val="1"/>
-                <w:sz w:val="25"/>
-                <w:szCs w:val="25"/>
+                <w:sz w:val="20"/>
+                <w:szCs w:val="20"/>
                 <w:b w:val="1"/>
                 <w:bCs w:val="1"/>
               </w:rPr>
@@ -2820,8 +2799,8 @@
               <w:rPr>
                 <w:rFonts w:ascii="Sarabun" w:hAnsi="Sarabun" w:cs="Sarabun" w:eastAsia="Sarabun"/>
                 <w:color w:val="FFFFFF"/>
-                <w:sz w:val="25"/>
-                <w:szCs w:val="25"/>
+                <w:sz w:val="20"/>
+                <w:szCs w:val="20"/>
                 <w:b w:val="1"/>
                 <w:bCs w:val="1"/>
               </w:rPr>
@@ -2830,12 +2809,12 @@
               <w:rPr>
                 <w:rFonts w:ascii="Sarabun" w:hAnsi="Sarabun" w:cs="Sarabun" w:eastAsia="Sarabun"/>
                 <w:color w:val="FFFFFF"/>
-                <w:sz w:val="25"/>
-                <w:szCs w:val="25"/>
+                <w:sz w:val="20"/>
+                <w:szCs w:val="20"/>
                 <w:b w:val="1"/>
                 <w:bCs w:val="1"/>
-                <w:sz w:val="25"/>
-                <w:szCs w:val="25"/>
+                <w:sz w:val="20"/>
+                <w:szCs w:val="20"/>
                 <w:b w:val="1"/>
                 <w:bCs w:val="1"/>
               </w:rPr>
@@ -2860,8 +2839,8 @@
               <w:rPr>
                 <w:rFonts w:ascii="DejaVu Sans Mono" w:hAnsi="DejaVu Sans Mono" w:cs="DejaVu Sans Mono" w:eastAsia="DejaVu Sans Mono"/>
                 <w:color w:val="192768"/>
-                <w:sz w:val="22"/>
-                <w:szCs w:val="22"/>
+                <w:sz w:val="17"/>
+                <w:szCs w:val="17"/>
                 <w:shd w:val="clear" w:fill="F5F6FA"/>
               </w:rPr>
               <w:t>email</w:t>
@@ -2883,8 +2862,8 @@
               <w:rPr>
                 <w:rFonts w:ascii="DejaVu Sans" w:hAnsi="DejaVu Sans" w:cs="DejaVu Sans" w:eastAsia="DejaVu Sans"/>
                 <w:color w:val="1A1E33"/>
-                <w:sz w:val="25"/>
-                <w:szCs w:val="25"/>
+                <w:sz w:val="20"/>
+                <w:szCs w:val="20"/>
               </w:rPr>
               <w:t>✔</w:t>
             </w:r>
@@ -2905,8 +2884,8 @@
               <w:rPr>
                 <w:rFonts w:ascii="Sarabun" w:hAnsi="Sarabun" w:cs="Sarabun" w:eastAsia="Sarabun"/>
                 <w:color w:val="1A1E33"/>
-                <w:sz w:val="25"/>
-                <w:szCs w:val="25"/>
+                <w:sz w:val="20"/>
+                <w:szCs w:val="20"/>
               </w:rPr>
               <w:t>อีเมลของผู้ถูกเชิญ · ห้ามซ้ำกับบัญชีที่มีอยู่แล้ว</w:t>
             </w:r>
@@ -2929,8 +2908,8 @@
               <w:rPr>
                 <w:rFonts w:ascii="DejaVu Sans Mono" w:hAnsi="DejaVu Sans Mono" w:cs="DejaVu Sans Mono" w:eastAsia="DejaVu Sans Mono"/>
                 <w:color w:val="192768"/>
-                <w:sz w:val="22"/>
-                <w:szCs w:val="22"/>
+                <w:sz w:val="17"/>
+                <w:szCs w:val="17"/>
                 <w:shd w:val="clear" w:fill="F5F6FA"/>
               </w:rPr>
               <w:t>role</w:t>
@@ -2952,8 +2931,8 @@
               <w:rPr>
                 <w:rFonts w:ascii="DejaVu Sans" w:hAnsi="DejaVu Sans" w:cs="DejaVu Sans" w:eastAsia="DejaVu Sans"/>
                 <w:color w:val="1A1E33"/>
-                <w:sz w:val="25"/>
-                <w:szCs w:val="25"/>
+                <w:sz w:val="20"/>
+                <w:szCs w:val="20"/>
               </w:rPr>
               <w:t>✔</w:t>
             </w:r>
@@ -2974,8 +2953,8 @@
               <w:rPr>
                 <w:rFonts w:ascii="Sarabun" w:hAnsi="Sarabun" w:cs="Sarabun" w:eastAsia="Sarabun"/>
                 <w:color w:val="1A1E33"/>
-                <w:sz w:val="25"/>
-                <w:szCs w:val="25"/>
+                <w:sz w:val="20"/>
+                <w:szCs w:val="20"/>
               </w:rPr>
               <w:t xml:space="preserve">เลือกหนึ่งค่าจาก </w:t>
             </w:r>
@@ -2983,8 +2962,8 @@
               <w:rPr>
                 <w:rFonts w:ascii="DejaVu Sans Mono" w:hAnsi="DejaVu Sans Mono" w:cs="DejaVu Sans Mono" w:eastAsia="DejaVu Sans Mono"/>
                 <w:color w:val="192768"/>
-                <w:sz w:val="22"/>
-                <w:szCs w:val="22"/>
+                <w:sz w:val="17"/>
+                <w:szCs w:val="17"/>
                 <w:shd w:val="clear" w:fill="F5F6FA"/>
               </w:rPr>
               <w:t>BDI_OFFICER</w:t>
@@ -2993,8 +2972,8 @@
               <w:rPr>
                 <w:rFonts w:ascii="Sarabun" w:hAnsi="Sarabun" w:cs="Sarabun" w:eastAsia="Sarabun"/>
                 <w:color w:val="1A1E33"/>
-                <w:sz w:val="25"/>
-                <w:szCs w:val="25"/>
+                <w:sz w:val="20"/>
+                <w:szCs w:val="20"/>
               </w:rPr>
               <w:t xml:space="preserve"> · </w:t>
             </w:r>
@@ -3002,8 +2981,8 @@
               <w:rPr>
                 <w:rFonts w:ascii="DejaVu Sans Mono" w:hAnsi="DejaVu Sans Mono" w:cs="DejaVu Sans Mono" w:eastAsia="DejaVu Sans Mono"/>
                 <w:color w:val="192768"/>
-                <w:sz w:val="22"/>
-                <w:szCs w:val="22"/>
+                <w:sz w:val="17"/>
+                <w:szCs w:val="17"/>
                 <w:shd w:val="clear" w:fill="F5F6FA"/>
               </w:rPr>
               <w:t>BDI_FINAL_APPROVER</w:t>
@@ -3012,8 +2991,8 @@
               <w:rPr>
                 <w:rFonts w:ascii="Sarabun" w:hAnsi="Sarabun" w:cs="Sarabun" w:eastAsia="Sarabun"/>
                 <w:color w:val="1A1E33"/>
-                <w:sz w:val="25"/>
-                <w:szCs w:val="25"/>
+                <w:sz w:val="20"/>
+                <w:szCs w:val="20"/>
               </w:rPr>
               <w:t xml:space="preserve"> · </w:t>
             </w:r>
@@ -3021,8 +3000,8 @@
               <w:rPr>
                 <w:rFonts w:ascii="DejaVu Sans Mono" w:hAnsi="DejaVu Sans Mono" w:cs="DejaVu Sans Mono" w:eastAsia="DejaVu Sans Mono"/>
                 <w:color w:val="192768"/>
-                <w:sz w:val="22"/>
-                <w:szCs w:val="22"/>
+                <w:sz w:val="17"/>
+                <w:szCs w:val="17"/>
                 <w:shd w:val="clear" w:fill="F5F6FA"/>
               </w:rPr>
               <w:t>BDI_DATASET_SPECIALIST</w:t>
@@ -3031,8 +3010,8 @@
               <w:rPr>
                 <w:rFonts w:ascii="Sarabun" w:hAnsi="Sarabun" w:cs="Sarabun" w:eastAsia="Sarabun"/>
                 <w:color w:val="1A1E33"/>
-                <w:sz w:val="25"/>
-                <w:szCs w:val="25"/>
+                <w:sz w:val="20"/>
+                <w:szCs w:val="20"/>
               </w:rPr>
               <w:t xml:space="preserve"> · </w:t>
             </w:r>
@@ -3040,8 +3019,8 @@
               <w:rPr>
                 <w:rFonts w:ascii="DejaVu Sans Mono" w:hAnsi="DejaVu Sans Mono" w:cs="DejaVu Sans Mono" w:eastAsia="DejaVu Sans Mono"/>
                 <w:color w:val="192768"/>
-                <w:sz w:val="22"/>
-                <w:szCs w:val="22"/>
+                <w:sz w:val="17"/>
+                <w:szCs w:val="17"/>
                 <w:shd w:val="clear" w:fill="F5F6FA"/>
               </w:rPr>
               <w:t>BDI_LEGAL_OFFICER</w:t>
@@ -3050,8 +3029,8 @@
               <w:rPr>
                 <w:rFonts w:ascii="Sarabun" w:hAnsi="Sarabun" w:cs="Sarabun" w:eastAsia="Sarabun"/>
                 <w:color w:val="1A1E33"/>
-                <w:sz w:val="25"/>
-                <w:szCs w:val="25"/>
+                <w:sz w:val="20"/>
+                <w:szCs w:val="20"/>
               </w:rPr>
               <w:t xml:space="preserve"> · </w:t>
             </w:r>
@@ -3059,8 +3038,8 @@
               <w:rPr>
                 <w:rFonts w:ascii="DejaVu Sans Mono" w:hAnsi="DejaVu Sans Mono" w:cs="DejaVu Sans Mono" w:eastAsia="DejaVu Sans Mono"/>
                 <w:color w:val="192768"/>
-                <w:sz w:val="22"/>
-                <w:szCs w:val="22"/>
+                <w:sz w:val="17"/>
+                <w:szCs w:val="17"/>
                 <w:shd w:val="clear" w:fill="F5F6FA"/>
               </w:rPr>
               <w:t>SYSTEM_ADMINISTRATOR</w:t>
@@ -3069,8 +3048,8 @@
               <w:rPr>
                 <w:rFonts w:ascii="Sarabun" w:hAnsi="Sarabun" w:cs="Sarabun" w:eastAsia="Sarabun"/>
                 <w:color w:val="1A1E33"/>
-                <w:sz w:val="25"/>
-                <w:szCs w:val="25"/>
+                <w:sz w:val="20"/>
+                <w:szCs w:val="20"/>
               </w:rPr>
               <w:t xml:space="preserve"> · </w:t>
             </w:r>
@@ -3078,8 +3057,8 @@
               <w:rPr>
                 <w:rFonts w:ascii="DejaVu Sans Mono" w:hAnsi="DejaVu Sans Mono" w:cs="DejaVu Sans Mono" w:eastAsia="DejaVu Sans Mono"/>
                 <w:color w:val="192768"/>
-                <w:sz w:val="22"/>
-                <w:szCs w:val="22"/>
+                <w:sz w:val="17"/>
+                <w:szCs w:val="17"/>
                 <w:shd w:val="clear" w:fill="F5F6FA"/>
               </w:rPr>
               <w:t>ORGANIZATION_USER</w:t>
@@ -3088,8 +3067,8 @@
               <w:rPr>
                 <w:rFonts w:ascii="Sarabun" w:hAnsi="Sarabun" w:cs="Sarabun" w:eastAsia="Sarabun"/>
                 <w:color w:val="1A1E33"/>
-                <w:sz w:val="25"/>
-                <w:szCs w:val="25"/>
+                <w:sz w:val="20"/>
+                <w:szCs w:val="20"/>
               </w:rPr>
               <w:t xml:space="preserve"> · </w:t>
             </w:r>
@@ -3097,8 +3076,8 @@
               <w:rPr>
                 <w:rFonts w:ascii="DejaVu Sans Mono" w:hAnsi="DejaVu Sans Mono" w:cs="DejaVu Sans Mono" w:eastAsia="DejaVu Sans Mono"/>
                 <w:color w:val="192768"/>
-                <w:sz w:val="22"/>
-                <w:szCs w:val="22"/>
+                <w:sz w:val="17"/>
+                <w:szCs w:val="17"/>
                 <w:shd w:val="clear" w:fill="F5F6FA"/>
               </w:rPr>
               <w:t>ORGANIZATION_APPROVER</w:t>
@@ -3122,8 +3101,8 @@
               <w:rPr>
                 <w:rFonts w:ascii="DejaVu Sans Mono" w:hAnsi="DejaVu Sans Mono" w:cs="DejaVu Sans Mono" w:eastAsia="DejaVu Sans Mono"/>
                 <w:color w:val="192768"/>
-                <w:sz w:val="22"/>
-                <w:szCs w:val="22"/>
+                <w:sz w:val="17"/>
+                <w:szCs w:val="17"/>
                 <w:shd w:val="clear" w:fill="F5F6FA"/>
               </w:rPr>
               <w:t>cid</w:t>
@@ -3145,8 +3124,8 @@
               <w:rPr>
                 <w:rFonts w:ascii="DejaVu Sans" w:hAnsi="DejaVu Sans" w:cs="DejaVu Sans" w:eastAsia="DejaVu Sans"/>
                 <w:color w:val="1A1E33"/>
-                <w:sz w:val="25"/>
-                <w:szCs w:val="25"/>
+                <w:sz w:val="20"/>
+                <w:szCs w:val="20"/>
               </w:rPr>
               <w:t>✔</w:t>
             </w:r>
@@ -3154,8 +3133,8 @@
               <w:rPr>
                 <w:rFonts w:ascii="Sarabun" w:hAnsi="Sarabun" w:cs="Sarabun" w:eastAsia="Sarabun"/>
                 <w:color w:val="1A1E33"/>
-                <w:sz w:val="25"/>
-                <w:szCs w:val="25"/>
+                <w:sz w:val="20"/>
+                <w:szCs w:val="20"/>
               </w:rPr>
               <w:t xml:space="preserve"> </w:t>
             </w:r>
@@ -3163,8 +3142,8 @@
               <w:rPr>
                 <w:rFonts w:ascii="Sarabun" w:hAnsi="Sarabun" w:cs="Sarabun" w:eastAsia="Sarabun"/>
                 <w:color w:val="1A1E33"/>
-                <w:sz w:val="25"/>
-                <w:szCs w:val="25"/>
+                <w:sz w:val="20"/>
+                <w:szCs w:val="20"/>
                 <w:b w:val="1"/>
                 <w:bCs w:val="1"/>
               </w:rPr>
@@ -3187,8 +3166,8 @@
               <w:rPr>
                 <w:rFonts w:ascii="Sarabun" w:hAnsi="Sarabun" w:cs="Sarabun" w:eastAsia="Sarabun"/>
                 <w:color w:val="1A1E33"/>
-                <w:sz w:val="25"/>
-                <w:szCs w:val="25"/>
+                <w:sz w:val="20"/>
+                <w:szCs w:val="20"/>
               </w:rPr>
               <w:t xml:space="preserve">เลขบัตรประชาชน 13 หลัก · ต้องผ่านการตรวจหลักสุดท้าย · </w:t>
             </w:r>
@@ -3196,8 +3175,8 @@
               <w:rPr>
                 <w:rFonts w:ascii="Sarabun" w:hAnsi="Sarabun" w:cs="Sarabun" w:eastAsia="Sarabun"/>
                 <w:color w:val="1A1E33"/>
-                <w:sz w:val="25"/>
-                <w:szCs w:val="25"/>
+                <w:sz w:val="20"/>
+                <w:szCs w:val="20"/>
                 <w:b w:val="1"/>
                 <w:bCs w:val="1"/>
               </w:rPr>
@@ -3222,8 +3201,8 @@
               <w:rPr>
                 <w:rFonts w:ascii="DejaVu Sans Mono" w:hAnsi="DejaVu Sans Mono" w:cs="DejaVu Sans Mono" w:eastAsia="DejaVu Sans Mono"/>
                 <w:color w:val="192768"/>
-                <w:sz w:val="22"/>
-                <w:szCs w:val="22"/>
+                <w:sz w:val="17"/>
+                <w:szCs w:val="17"/>
                 <w:shd w:val="clear" w:fill="F5F6FA"/>
               </w:rPr>
               <w:t>organizationId</w:t>
@@ -3245,8 +3224,8 @@
               <w:rPr>
                 <w:rFonts w:ascii="Sarabun" w:hAnsi="Sarabun" w:cs="Sarabun" w:eastAsia="Sarabun"/>
                 <w:color w:val="1A1E33"/>
-                <w:sz w:val="25"/>
-                <w:szCs w:val="25"/>
+                <w:sz w:val="20"/>
+                <w:szCs w:val="20"/>
               </w:rPr>
               <w:t>ไม่บังคับ</w:t>
             </w:r>
@@ -3267,8 +3246,8 @@
               <w:rPr>
                 <w:rFonts w:ascii="Sarabun" w:hAnsi="Sarabun" w:cs="Sarabun" w:eastAsia="Sarabun"/>
                 <w:color w:val="1A1E33"/>
-                <w:sz w:val="25"/>
-                <w:szCs w:val="25"/>
+                <w:sz w:val="20"/>
+                <w:szCs w:val="20"/>
               </w:rPr>
               <w:t xml:space="preserve">ผูกกับหน่วยงานที่สร้างไว้ในข้อ 1 · </w:t>
             </w:r>
@@ -3276,8 +3255,8 @@
               <w:rPr>
                 <w:rFonts w:ascii="Sarabun" w:hAnsi="Sarabun" w:cs="Sarabun" w:eastAsia="Sarabun"/>
                 <w:color w:val="1A1E33"/>
-                <w:sz w:val="25"/>
-                <w:szCs w:val="25"/>
+                <w:sz w:val="20"/>
+                <w:szCs w:val="20"/>
                 <w:b w:val="1"/>
                 <w:bCs w:val="1"/>
               </w:rPr>
@@ -3287,8 +3266,8 @@
               <w:rPr>
                 <w:rFonts w:ascii="Sarabun" w:hAnsi="Sarabun" w:cs="Sarabun" w:eastAsia="Sarabun"/>
                 <w:color w:val="1A1E33"/>
-                <w:sz w:val="25"/>
-                <w:szCs w:val="25"/>
+                <w:sz w:val="20"/>
+                <w:szCs w:val="20"/>
               </w:rPr>
               <w:t xml:space="preserve"> ระบบจะสร้างหน่วยงานเปล่าชื่อ "หน่วยงานใหม่" พร้อมคำขอฉบับร่างรอไว้ให้แทน</w:t>
             </w:r>
@@ -3305,7 +3284,7 @@
       <w:pPr>
         <w:spacing w:before="120" w:after="200" w:lineRule="auto" w:line="348"/>
         <w:ind w:left="227" w:right="113"/>
-        <w:jc w:val="left"/>
+        <w:jc w:val="both"/>
         <w:pBdr>
           <w:left w:val="single" w:sz="24" w:space="10" w:color="E5775A"/>
         </w:pBdr>
@@ -3315,8 +3294,8 @@
         <w:rPr>
           <w:rFonts w:ascii="Sarabun" w:hAnsi="Sarabun" w:cs="Sarabun" w:eastAsia="Sarabun"/>
           <w:color w:val="1A1E33"/>
-          <w:sz w:val="28"/>
-          <w:szCs w:val="28"/>
+          <w:sz w:val="22"/>
+          <w:szCs w:val="22"/>
         </w:rPr>
         <w:t xml:space="preserve">ระบบ </w:t>
       </w:r>
@@ -3324,8 +3303,8 @@
         <w:rPr>
           <w:rFonts w:ascii="Sarabun" w:hAnsi="Sarabun" w:cs="Sarabun" w:eastAsia="Sarabun"/>
           <w:color w:val="1A1E33"/>
-          <w:sz w:val="28"/>
-          <w:szCs w:val="28"/>
+          <w:sz w:val="22"/>
+          <w:szCs w:val="22"/>
           <w:b w:val="1"/>
           <w:bCs w:val="1"/>
         </w:rPr>
@@ -3335,8 +3314,8 @@
         <w:rPr>
           <w:rFonts w:ascii="Sarabun" w:hAnsi="Sarabun" w:cs="Sarabun" w:eastAsia="Sarabun"/>
           <w:color w:val="1A1E33"/>
-          <w:sz w:val="28"/>
-          <w:szCs w:val="28"/>
+          <w:sz w:val="22"/>
+          <w:szCs w:val="22"/>
         </w:rPr>
         <w:t xml:space="preserve"> ลิงก์เปิดใช้งานจะอยู่ในอีเมลเท่านั้น ถ้าเชิญอีเมลเดิมซ้ำ คำเชิญใบเก่าจะถูกยกเลิกอัตโนมัติ เหลือใช้ได้ทีละใบเสมอ และลิงก์มีอายุ </w:t>
       </w:r>
@@ -3344,8 +3323,8 @@
         <w:rPr>
           <w:rFonts w:ascii="Sarabun" w:hAnsi="Sarabun" w:cs="Sarabun" w:eastAsia="Sarabun"/>
           <w:color w:val="1A1E33"/>
-          <w:sz w:val="28"/>
-          <w:szCs w:val="28"/>
+          <w:sz w:val="22"/>
+          <w:szCs w:val="22"/>
           <w:b w:val="1"/>
           <w:bCs w:val="1"/>
         </w:rPr>
@@ -3362,12 +3341,12 @@
         <w:rPr>
           <w:rFonts w:ascii="Sarabun" w:hAnsi="Sarabun" w:cs="Sarabun" w:eastAsia="Sarabun"/>
           <w:color w:val="192768"/>
-          <w:sz w:val="34"/>
-          <w:szCs w:val="34"/>
+          <w:sz w:val="28"/>
+          <w:szCs w:val="28"/>
           <w:b w:val="1"/>
           <w:bCs w:val="1"/>
-          <w:sz w:val="34"/>
-          <w:szCs w:val="34"/>
+          <w:sz w:val="28"/>
+          <w:szCs w:val="28"/>
           <w:b w:val="1"/>
           <w:bCs w:val="1"/>
         </w:rPr>
@@ -3414,8 +3393,8 @@
               <w:rPr>
                 <w:rFonts w:ascii="Sarabun" w:hAnsi="Sarabun" w:cs="Sarabun" w:eastAsia="Sarabun"/>
                 <w:color w:val="FFFFFF"/>
-                <w:sz w:val="25"/>
-                <w:szCs w:val="25"/>
+                <w:sz w:val="20"/>
+                <w:szCs w:val="20"/>
                 <w:b w:val="1"/>
                 <w:bCs w:val="1"/>
               </w:rPr>
@@ -3424,12 +3403,12 @@
               <w:rPr>
                 <w:rFonts w:ascii="Sarabun" w:hAnsi="Sarabun" w:cs="Sarabun" w:eastAsia="Sarabun"/>
                 <w:color w:val="FFFFFF"/>
-                <w:sz w:val="25"/>
-                <w:szCs w:val="25"/>
+                <w:sz w:val="20"/>
+                <w:szCs w:val="20"/>
                 <w:b w:val="1"/>
                 <w:bCs w:val="1"/>
-                <w:sz w:val="25"/>
-                <w:szCs w:val="25"/>
+                <w:sz w:val="20"/>
+                <w:szCs w:val="20"/>
                 <w:b w:val="1"/>
                 <w:bCs w:val="1"/>
               </w:rPr>
@@ -3451,8 +3430,8 @@
               <w:rPr>
                 <w:rFonts w:ascii="Sarabun" w:hAnsi="Sarabun" w:cs="Sarabun" w:eastAsia="Sarabun"/>
                 <w:color w:val="FFFFFF"/>
-                <w:sz w:val="25"/>
-                <w:szCs w:val="25"/>
+                <w:sz w:val="20"/>
+                <w:szCs w:val="20"/>
                 <w:b w:val="1"/>
                 <w:bCs w:val="1"/>
               </w:rPr>
@@ -3461,13 +3440,13 @@
               <w:rPr>
                 <w:rFonts w:ascii="Sarabun" w:hAnsi="Sarabun" w:cs="Sarabun" w:eastAsia="Sarabun"/>
                 <w:color w:val="FFFFFF"/>
-                <w:sz w:val="22"/>
-                <w:szCs w:val="22"/>
+                <w:sz w:val="17"/>
+                <w:szCs w:val="17"/>
                 <w:b w:val="1"/>
                 <w:bCs w:val="1"/>
                 <w:shd w:val="clear" w:fill="F5F6FA"/>
-                <w:sz w:val="25"/>
-                <w:szCs w:val="25"/>
+                <w:sz w:val="20"/>
+                <w:szCs w:val="20"/>
                 <w:b w:val="1"/>
                 <w:bCs w:val="1"/>
               </w:rPr>
@@ -3489,8 +3468,8 @@
               <w:rPr>
                 <w:rFonts w:ascii="Sarabun" w:hAnsi="Sarabun" w:cs="Sarabun" w:eastAsia="Sarabun"/>
                 <w:color w:val="FFFFFF"/>
-                <w:sz w:val="25"/>
-                <w:szCs w:val="25"/>
+                <w:sz w:val="20"/>
+                <w:szCs w:val="20"/>
                 <w:b w:val="1"/>
                 <w:bCs w:val="1"/>
               </w:rPr>
@@ -3499,12 +3478,12 @@
               <w:rPr>
                 <w:rFonts w:ascii="Sarabun" w:hAnsi="Sarabun" w:cs="Sarabun" w:eastAsia="Sarabun"/>
                 <w:color w:val="FFFFFF"/>
-                <w:sz w:val="25"/>
-                <w:szCs w:val="25"/>
+                <w:sz w:val="20"/>
+                <w:szCs w:val="20"/>
                 <w:b w:val="1"/>
                 <w:bCs w:val="1"/>
-                <w:sz w:val="25"/>
-                <w:szCs w:val="25"/>
+                <w:sz w:val="20"/>
+                <w:szCs w:val="20"/>
                 <w:b w:val="1"/>
                 <w:bCs w:val="1"/>
               </w:rPr>
@@ -3529,8 +3508,8 @@
               <w:rPr>
                 <w:rFonts w:ascii="DejaVu Sans Mono" w:hAnsi="DejaVu Sans Mono" w:cs="DejaVu Sans Mono" w:eastAsia="DejaVu Sans Mono"/>
                 <w:color w:val="192768"/>
-                <w:sz w:val="22"/>
-                <w:szCs w:val="22"/>
+                <w:sz w:val="17"/>
+                <w:szCs w:val="17"/>
                 <w:shd w:val="clear" w:fill="F5F6FA"/>
               </w:rPr>
               <w:t>400</w:t>
@@ -3552,8 +3531,8 @@
               <w:rPr>
                 <w:rFonts w:ascii="DejaVu Sans Mono" w:hAnsi="DejaVu Sans Mono" w:cs="DejaVu Sans Mono" w:eastAsia="DejaVu Sans Mono"/>
                 <w:color w:val="192768"/>
-                <w:sz w:val="22"/>
-                <w:szCs w:val="22"/>
+                <w:sz w:val="17"/>
+                <w:szCs w:val="17"/>
                 <w:shd w:val="clear" w:fill="F5F6FA"/>
               </w:rPr>
               <w:t>validation</w:t>
@@ -3575,8 +3554,8 @@
               <w:rPr>
                 <w:rFonts w:ascii="Sarabun" w:hAnsi="Sarabun" w:cs="Sarabun" w:eastAsia="Sarabun"/>
                 <w:color w:val="1A1E33"/>
-                <w:sz w:val="25"/>
-                <w:szCs w:val="25"/>
+                <w:sz w:val="20"/>
+                <w:szCs w:val="20"/>
               </w:rPr>
               <w:t xml:space="preserve">มีช่องกรอกผิด ดูใน </w:t>
             </w:r>
@@ -3584,8 +3563,8 @@
               <w:rPr>
                 <w:rFonts w:ascii="DejaVu Sans Mono" w:hAnsi="DejaVu Sans Mono" w:cs="DejaVu Sans Mono" w:eastAsia="DejaVu Sans Mono"/>
                 <w:color w:val="192768"/>
-                <w:sz w:val="22"/>
-                <w:szCs w:val="22"/>
+                <w:sz w:val="17"/>
+                <w:szCs w:val="17"/>
                 <w:shd w:val="clear" w:fill="F5F6FA"/>
               </w:rPr>
               <w:t>fields</w:t>
@@ -3594,8 +3573,8 @@
               <w:rPr>
                 <w:rFonts w:ascii="Sarabun" w:hAnsi="Sarabun" w:cs="Sarabun" w:eastAsia="Sarabun"/>
                 <w:color w:val="1A1E33"/>
-                <w:sz w:val="25"/>
-                <w:szCs w:val="25"/>
+                <w:sz w:val="20"/>
+                <w:szCs w:val="20"/>
               </w:rPr>
               <w:t xml:space="preserve"> ว่าช่องไหน เช่น </w:t>
             </w:r>
@@ -3603,8 +3582,8 @@
               <w:rPr>
                 <w:rFonts w:ascii="DejaVu Sans Mono" w:hAnsi="DejaVu Sans Mono" w:cs="DejaVu Sans Mono" w:eastAsia="DejaVu Sans Mono"/>
                 <w:color w:val="192768"/>
-                <w:sz w:val="22"/>
-                <w:szCs w:val="22"/>
+                <w:sz w:val="17"/>
+                <w:szCs w:val="17"/>
                 <w:shd w:val="clear" w:fill="F5F6FA"/>
               </w:rPr>
               <w:t>{"cid":"เลขบัตรประชาชนไม่ถูกต้อง"}</w:t>
@@ -3628,8 +3607,8 @@
               <w:rPr>
                 <w:rFonts w:ascii="DejaVu Sans Mono" w:hAnsi="DejaVu Sans Mono" w:cs="DejaVu Sans Mono" w:eastAsia="DejaVu Sans Mono"/>
                 <w:color w:val="192768"/>
-                <w:sz w:val="22"/>
-                <w:szCs w:val="22"/>
+                <w:sz w:val="17"/>
+                <w:szCs w:val="17"/>
                 <w:shd w:val="clear" w:fill="F5F6FA"/>
               </w:rPr>
               <w:t>401</w:t>
@@ -3651,8 +3630,8 @@
               <w:rPr>
                 <w:rFonts w:ascii="DejaVu Sans Mono" w:hAnsi="DejaVu Sans Mono" w:cs="DejaVu Sans Mono" w:eastAsia="DejaVu Sans Mono"/>
                 <w:color w:val="192768"/>
-                <w:sz w:val="22"/>
-                <w:szCs w:val="22"/>
+                <w:sz w:val="17"/>
+                <w:szCs w:val="17"/>
                 <w:shd w:val="clear" w:fill="F5F6FA"/>
               </w:rPr>
               <w:t>unauthenticated</w:t>
@@ -3674,8 +3653,8 @@
               <w:rPr>
                 <w:rFonts w:ascii="DejaVu Sans Mono" w:hAnsi="DejaVu Sans Mono" w:cs="DejaVu Sans Mono" w:eastAsia="DejaVu Sans Mono"/>
                 <w:color w:val="192768"/>
-                <w:sz w:val="22"/>
-                <w:szCs w:val="22"/>
+                <w:sz w:val="17"/>
+                <w:szCs w:val="17"/>
                 <w:shd w:val="clear" w:fill="F5F6FA"/>
               </w:rPr>
               <w:t>x-admin-token</w:t>
@@ -3684,8 +3663,8 @@
               <w:rPr>
                 <w:rFonts w:ascii="Sarabun" w:hAnsi="Sarabun" w:cs="Sarabun" w:eastAsia="Sarabun"/>
                 <w:color w:val="1A1E33"/>
-                <w:sz w:val="25"/>
-                <w:szCs w:val="25"/>
+                <w:sz w:val="20"/>
+                <w:szCs w:val="20"/>
               </w:rPr>
               <w:t xml:space="preserve"> ผิด หรือลืมส่งมา</w:t>
             </w:r>
@@ -3708,8 +3687,8 @@
               <w:rPr>
                 <w:rFonts w:ascii="DejaVu Sans Mono" w:hAnsi="DejaVu Sans Mono" w:cs="DejaVu Sans Mono" w:eastAsia="DejaVu Sans Mono"/>
                 <w:color w:val="192768"/>
-                <w:sz w:val="22"/>
-                <w:szCs w:val="22"/>
+                <w:sz w:val="17"/>
+                <w:szCs w:val="17"/>
                 <w:shd w:val="clear" w:fill="F5F6FA"/>
               </w:rPr>
               <w:t>409</w:t>
@@ -3731,8 +3710,8 @@
               <w:rPr>
                 <w:rFonts w:ascii="DejaVu Sans Mono" w:hAnsi="DejaVu Sans Mono" w:cs="DejaVu Sans Mono" w:eastAsia="DejaVu Sans Mono"/>
                 <w:color w:val="192768"/>
-                <w:sz w:val="22"/>
-                <w:szCs w:val="22"/>
+                <w:sz w:val="17"/>
+                <w:szCs w:val="17"/>
                 <w:shd w:val="clear" w:fill="F5F6FA"/>
               </w:rPr>
               <w:t>exists</w:t>
@@ -3754,8 +3733,8 @@
               <w:rPr>
                 <w:rFonts w:ascii="Sarabun" w:hAnsi="Sarabun" w:cs="Sarabun" w:eastAsia="Sarabun"/>
                 <w:color w:val="1A1E33"/>
-                <w:sz w:val="25"/>
-                <w:szCs w:val="25"/>
+                <w:sz w:val="20"/>
+                <w:szCs w:val="20"/>
               </w:rPr>
               <w:t>อีเมลนี้มีบัญชีในระบบอยู่แล้ว</w:t>
             </w:r>
@@ -3778,8 +3757,8 @@
               <w:rPr>
                 <w:rFonts w:ascii="DejaVu Sans Mono" w:hAnsi="DejaVu Sans Mono" w:cs="DejaVu Sans Mono" w:eastAsia="DejaVu Sans Mono"/>
                 <w:color w:val="192768"/>
-                <w:sz w:val="22"/>
-                <w:szCs w:val="22"/>
+                <w:sz w:val="17"/>
+                <w:szCs w:val="17"/>
                 <w:shd w:val="clear" w:fill="F5F6FA"/>
               </w:rPr>
               <w:t>409</w:t>
@@ -3801,8 +3780,8 @@
               <w:rPr>
                 <w:rFonts w:ascii="DejaVu Sans Mono" w:hAnsi="DejaVu Sans Mono" w:cs="DejaVu Sans Mono" w:eastAsia="DejaVu Sans Mono"/>
                 <w:color w:val="192768"/>
-                <w:sz w:val="22"/>
-                <w:szCs w:val="22"/>
+                <w:sz w:val="17"/>
+                <w:szCs w:val="17"/>
                 <w:shd w:val="clear" w:fill="F5F6FA"/>
               </w:rPr>
               <w:t>cid_exists</w:t>
@@ -3824,8 +3803,8 @@
               <w:rPr>
                 <w:rFonts w:ascii="Sarabun" w:hAnsi="Sarabun" w:cs="Sarabun" w:eastAsia="Sarabun"/>
                 <w:color w:val="1A1E33"/>
-                <w:sz w:val="25"/>
-                <w:szCs w:val="25"/>
+                <w:sz w:val="20"/>
+                <w:szCs w:val="20"/>
                 <w:b w:val="1"/>
                 <w:bCs w:val="1"/>
               </w:rPr>
@@ -3835,8 +3814,8 @@
               <w:rPr>
                 <w:rFonts w:ascii="Sarabun" w:hAnsi="Sarabun" w:cs="Sarabun" w:eastAsia="Sarabun"/>
                 <w:color w:val="1A1E33"/>
-                <w:sz w:val="25"/>
-                <w:szCs w:val="25"/>
+                <w:sz w:val="20"/>
+                <w:szCs w:val="20"/>
               </w:rPr>
               <w:t xml:space="preserve"> เพราะหนึ่งเลขบัตรมีได้หนึ่งบัญชี ข้อความจะบอกด้วยว่าเป็นของอีเมลไหน</w:t>
             </w:r>
@@ -3852,14 +3831,14 @@
     <w:p>
       <w:pPr>
         <w:spacing w:before="0" w:after="160" w:lineRule="auto" w:line="348"/>
-        <w:jc w:val="left"/>
+        <w:jc w:val="both"/>
       </w:pPr>
       <w:r>
         <w:rPr>
           <w:rFonts w:ascii="Sarabun" w:hAnsi="Sarabun" w:cs="Sarabun" w:eastAsia="Sarabun"/>
           <w:color w:val="1A1E33"/>
-          <w:sz w:val="28"/>
-          <w:szCs w:val="28"/>
+          <w:sz w:val="22"/>
+          <w:szCs w:val="22"/>
         </w:rPr>
         <w:t xml:space="preserve">ตัวอย่างคำตอบของ </w:t>
       </w:r>
@@ -3867,8 +3846,8 @@
         <w:rPr>
           <w:rFonts w:ascii="DejaVu Sans Mono" w:hAnsi="DejaVu Sans Mono" w:cs="DejaVu Sans Mono" w:eastAsia="DejaVu Sans Mono"/>
           <w:color w:val="192768"/>
-          <w:sz w:val="25"/>
-          <w:szCs w:val="25"/>
+          <w:sz w:val="19"/>
+          <w:szCs w:val="19"/>
           <w:shd w:val="clear" w:fill="F5F6FA"/>
         </w:rPr>
         <w:t>cid_exists</w:t>
@@ -3877,8 +3856,8 @@
         <w:rPr>
           <w:rFonts w:ascii="Sarabun" w:hAnsi="Sarabun" w:cs="Sarabun" w:eastAsia="Sarabun"/>
           <w:color w:val="1A1E33"/>
-          <w:sz w:val="28"/>
-          <w:szCs w:val="28"/>
+          <w:sz w:val="22"/>
+          <w:szCs w:val="22"/>
         </w:rPr>
         <w:t xml:space="preserve"> ซึ่งบอกวิธีแก้มาให้ครบในข้อความเดียว</w:t>
       </w:r>
@@ -3894,8 +3873,8 @@
         <w:rPr>
           <w:rFonts w:ascii="DejaVu Sans Mono" w:hAnsi="DejaVu Sans Mono" w:cs="DejaVu Sans Mono" w:eastAsia="DejaVu Sans Mono"/>
           <w:color w:val="1A1E33"/>
-          <w:sz w:val="19"/>
-          <w:szCs w:val="19"/>
+          <w:sz w:val="17"/>
+          <w:szCs w:val="17"/>
         </w:rPr>
         <w:t>{"error":"cid_exists","message":"เลขบัตรประชาชนนี้เป็นของบัญชี somchai.tester@mot.go.th อยู่แล้ว —</w:t>
       </w:r>
@@ -3911,8 +3890,8 @@
         <w:rPr>
           <w:rFonts w:ascii="DejaVu Sans Mono" w:hAnsi="DejaVu Sans Mono" w:cs="DejaVu Sans Mono" w:eastAsia="DejaVu Sans Mono"/>
           <w:color w:val="1A1E33"/>
-          <w:sz w:val="19"/>
-          <w:szCs w:val="19"/>
+          <w:sz w:val="17"/>
+          <w:szCs w:val="17"/>
         </w:rPr>
         <w:t xml:space="preserve"> หนึ่งเลขบัตรมีได้หนึ่งบัญชี ถ้าต้องการส่งคำเชิญให้คนเดิมอีกครั้ง ให้เชิญอีเมลนั้นซ้ำ</w:t>
       </w:r>
@@ -3928,19 +3907,11 @@
         <w:rPr>
           <w:rFonts w:ascii="DejaVu Sans Mono" w:hAnsi="DejaVu Sans Mono" w:cs="DejaVu Sans Mono" w:eastAsia="DejaVu Sans Mono"/>
           <w:color w:val="1A1E33"/>
-          <w:sz w:val="19"/>
-          <w:szCs w:val="19"/>
+          <w:sz w:val="17"/>
+          <w:szCs w:val="17"/>
         </w:rPr>
         <w:t xml:space="preserve"> ระบบจะออกคีย์ใบใหม่และยกเลิกใบเก่าให้ ถ้าครั้งแรกกรอกอีเมลผิด ต้องแก้อีเมลของบัญชีนั้นก่อน"}</w:t>
       </w:r>
-    </w:p>
-    <w:p>
-      <w:pPr>
-        <w:spacing w:before="80" w:after="200" w:lineRule="auto" w:line="240"/>
-        <w:pBdr>
-          <w:bottom w:val="single" w:sz="6" w:space="4" w:color="D8DCE6"/>
-        </w:pBdr>
-      </w:pPr>
     </w:p>
     <w:p>
       <w:pPr>
@@ -3950,17 +3921,18 @@
         <w:pBdr>
           <w:bottom w:val="single" w:sz="6" w:space="4" w:color="D8DCE6"/>
         </w:pBdr>
+        <w:pageBreakBefore w:val="1"/>
       </w:pPr>
       <w:r>
         <w:rPr>
           <w:rFonts w:ascii="Sarabun" w:hAnsi="Sarabun" w:cs="Sarabun" w:eastAsia="Sarabun"/>
           <w:color w:val="192768"/>
-          <w:sz w:val="44"/>
-          <w:szCs w:val="44"/>
+          <w:sz w:val="36"/>
+          <w:szCs w:val="36"/>
           <w:b w:val="1"/>
           <w:bCs w:val="1"/>
-          <w:sz w:val="44"/>
-          <w:szCs w:val="44"/>
+          <w:sz w:val="36"/>
+          <w:szCs w:val="36"/>
           <w:b w:val="1"/>
           <w:bCs w:val="1"/>
         </w:rPr>
@@ -3978,8 +3950,8 @@
         <w:rPr>
           <w:rFonts w:ascii="DejaVu Sans Mono" w:hAnsi="DejaVu Sans Mono" w:cs="DejaVu Sans Mono" w:eastAsia="DejaVu Sans Mono"/>
           <w:color w:val="1A1E33"/>
-          <w:sz w:val="19"/>
-          <w:szCs w:val="19"/>
+          <w:sz w:val="17"/>
+          <w:szCs w:val="17"/>
         </w:rPr>
         <w:t>curl -s $API/api/admin/invitations -H "x-admin-token: $T"                     # ดูรายการทั้งหมด</w:t>
       </w:r>
@@ -3995,8 +3967,8 @@
         <w:rPr>
           <w:rFonts w:ascii="DejaVu Sans Mono" w:hAnsi="DejaVu Sans Mono" w:cs="DejaVu Sans Mono" w:eastAsia="DejaVu Sans Mono"/>
           <w:color w:val="1A1E33"/>
-          <w:sz w:val="19"/>
-          <w:szCs w:val="19"/>
+          <w:sz w:val="17"/>
+          <w:szCs w:val="17"/>
         </w:rPr>
         <w:t>curl -s -X POST $API/api/admin/invitations/&lt;id&gt;/revoke -H "x-admin-token: $T" # ยกเลิก</w:t>
       </w:r>
@@ -4012,8 +3984,8 @@
         <w:rPr>
           <w:rFonts w:ascii="DejaVu Sans Mono" w:hAnsi="DejaVu Sans Mono" w:cs="DejaVu Sans Mono" w:eastAsia="DejaVu Sans Mono"/>
           <w:color w:val="1A1E33"/>
-          <w:sz w:val="19"/>
-          <w:szCs w:val="19"/>
+          <w:sz w:val="17"/>
+          <w:szCs w:val="17"/>
         </w:rPr>
         <w:t>curl -s -X DELETE $API/api/admin/invitations/&lt;id&gt; -H "x-admin-token: $T"      # ลบ</w:t>
       </w:r>
@@ -4021,14 +3993,14 @@
     <w:p>
       <w:pPr>
         <w:spacing w:before="0" w:after="160" w:lineRule="auto" w:line="348"/>
-        <w:jc w:val="left"/>
+        <w:jc w:val="both"/>
       </w:pPr>
       <w:r>
         <w:rPr>
           <w:rFonts w:ascii="DejaVu Sans Mono" w:hAnsi="DejaVu Sans Mono" w:cs="DejaVu Sans Mono" w:eastAsia="DejaVu Sans Mono"/>
           <w:color w:val="192768"/>
-          <w:sz w:val="25"/>
-          <w:szCs w:val="25"/>
+          <w:sz w:val="19"/>
+          <w:szCs w:val="19"/>
           <w:b w:val="1"/>
           <w:bCs w:val="1"/>
           <w:shd w:val="clear" w:fill="F5F6FA"/>
@@ -4039,8 +4011,8 @@
         <w:rPr>
           <w:rFonts w:ascii="Sarabun" w:hAnsi="Sarabun" w:cs="Sarabun" w:eastAsia="Sarabun"/>
           <w:color w:val="1A1E33"/>
-          <w:sz w:val="28"/>
-          <w:szCs w:val="28"/>
+          <w:sz w:val="22"/>
+          <w:szCs w:val="22"/>
           <w:b w:val="1"/>
           <w:bCs w:val="1"/>
         </w:rPr>
@@ -4050,8 +4022,8 @@
         <w:rPr>
           <w:rFonts w:ascii="DejaVu Sans Mono" w:hAnsi="DejaVu Sans Mono" w:cs="DejaVu Sans Mono" w:eastAsia="DejaVu Sans Mono"/>
           <w:color w:val="192768"/>
-          <w:sz w:val="25"/>
-          <w:szCs w:val="25"/>
+          <w:sz w:val="19"/>
+          <w:szCs w:val="19"/>
           <w:b w:val="1"/>
           <w:bCs w:val="1"/>
           <w:shd w:val="clear" w:fill="F5F6FA"/>
@@ -4062,8 +4034,8 @@
         <w:rPr>
           <w:rFonts w:ascii="Sarabun" w:hAnsi="Sarabun" w:cs="Sarabun" w:eastAsia="Sarabun"/>
           <w:color w:val="1A1E33"/>
-          <w:sz w:val="28"/>
-          <w:szCs w:val="28"/>
+          <w:sz w:val="22"/>
+          <w:szCs w:val="22"/>
           <w:b w:val="1"/>
           <w:bCs w:val="1"/>
         </w:rPr>
@@ -4110,8 +4082,8 @@
               <w:rPr>
                 <w:rFonts w:ascii="Sarabun" w:hAnsi="Sarabun" w:cs="Sarabun" w:eastAsia="Sarabun"/>
                 <w:color w:val="FFFFFF"/>
-                <w:sz w:val="25"/>
-                <w:szCs w:val="25"/>
+                <w:sz w:val="20"/>
+                <w:szCs w:val="20"/>
                 <w:b w:val="1"/>
                 <w:bCs w:val="1"/>
               </w:rPr>
@@ -4120,12 +4092,12 @@
               <w:rPr>
                 <w:rFonts w:ascii="Sarabun" w:hAnsi="Sarabun" w:cs="Sarabun" w:eastAsia="Sarabun"/>
                 <w:color w:val="FFFFFF"/>
-                <w:sz w:val="25"/>
-                <w:szCs w:val="25"/>
+                <w:sz w:val="20"/>
+                <w:szCs w:val="20"/>
                 <w:b w:val="1"/>
                 <w:bCs w:val="1"/>
-                <w:sz w:val="25"/>
-                <w:szCs w:val="25"/>
+                <w:sz w:val="20"/>
+                <w:szCs w:val="20"/>
                 <w:b w:val="1"/>
                 <w:bCs w:val="1"/>
               </w:rPr>
@@ -4147,8 +4119,8 @@
               <w:rPr>
                 <w:rFonts w:ascii="Sarabun" w:hAnsi="Sarabun" w:cs="Sarabun" w:eastAsia="Sarabun"/>
                 <w:color w:val="FFFFFF"/>
-                <w:sz w:val="25"/>
-                <w:szCs w:val="25"/>
+                <w:sz w:val="20"/>
+                <w:szCs w:val="20"/>
                 <w:b w:val="1"/>
                 <w:bCs w:val="1"/>
               </w:rPr>
@@ -4157,12 +4129,12 @@
               <w:rPr>
                 <w:rFonts w:ascii="Sarabun" w:hAnsi="Sarabun" w:cs="Sarabun" w:eastAsia="Sarabun"/>
                 <w:color w:val="FFFFFF"/>
-                <w:sz w:val="25"/>
-                <w:szCs w:val="25"/>
+                <w:sz w:val="20"/>
+                <w:szCs w:val="20"/>
                 <w:b w:val="1"/>
                 <w:bCs w:val="1"/>
-                <w:sz w:val="25"/>
-                <w:szCs w:val="25"/>
+                <w:sz w:val="20"/>
+                <w:szCs w:val="20"/>
                 <w:b w:val="1"/>
                 <w:bCs w:val="1"/>
               </w:rPr>
@@ -4184,8 +4156,8 @@
               <w:rPr>
                 <w:rFonts w:ascii="Sarabun" w:hAnsi="Sarabun" w:cs="Sarabun" w:eastAsia="Sarabun"/>
                 <w:color w:val="FFFFFF"/>
-                <w:sz w:val="25"/>
-                <w:szCs w:val="25"/>
+                <w:sz w:val="20"/>
+                <w:szCs w:val="20"/>
                 <w:b w:val="1"/>
                 <w:bCs w:val="1"/>
               </w:rPr>
@@ -4194,12 +4166,12 @@
               <w:rPr>
                 <w:rFonts w:ascii="Sarabun" w:hAnsi="Sarabun" w:cs="Sarabun" w:eastAsia="Sarabun"/>
                 <w:color w:val="FFFFFF"/>
-                <w:sz w:val="25"/>
-                <w:szCs w:val="25"/>
+                <w:sz w:val="20"/>
+                <w:szCs w:val="20"/>
                 <w:b w:val="1"/>
                 <w:bCs w:val="1"/>
-                <w:sz w:val="25"/>
-                <w:szCs w:val="25"/>
+                <w:sz w:val="20"/>
+                <w:szCs w:val="20"/>
                 <w:b w:val="1"/>
                 <w:bCs w:val="1"/>
               </w:rPr>
@@ -4224,8 +4196,8 @@
               <w:rPr>
                 <w:rFonts w:ascii="DejaVu Sans Mono" w:hAnsi="DejaVu Sans Mono" w:cs="DejaVu Sans Mono" w:eastAsia="DejaVu Sans Mono"/>
                 <w:color w:val="192768"/>
-                <w:sz w:val="22"/>
-                <w:szCs w:val="22"/>
+                <w:sz w:val="17"/>
+                <w:szCs w:val="17"/>
                 <w:shd w:val="clear" w:fill="F5F6FA"/>
               </w:rPr>
               <w:t>revoke</w:t>
@@ -4247,8 +4219,8 @@
               <w:rPr>
                 <w:rFonts w:ascii="Sarabun" w:hAnsi="Sarabun" w:cs="Sarabun" w:eastAsia="Sarabun"/>
                 <w:color w:val="1A1E33"/>
-                <w:sz w:val="25"/>
-                <w:szCs w:val="25"/>
+                <w:sz w:val="20"/>
+                <w:szCs w:val="20"/>
               </w:rPr>
               <w:t xml:space="preserve">ยกเลิกเฉพาะ </w:t>
             </w:r>
@@ -4256,8 +4228,8 @@
               <w:rPr>
                 <w:rFonts w:ascii="Sarabun" w:hAnsi="Sarabun" w:cs="Sarabun" w:eastAsia="Sarabun"/>
                 <w:color w:val="1A1E33"/>
-                <w:sz w:val="25"/>
-                <w:szCs w:val="25"/>
+                <w:sz w:val="20"/>
+                <w:szCs w:val="20"/>
                 <w:i w:val="1"/>
                 <w:iCs w:val="1"/>
               </w:rPr>
@@ -4267,8 +4239,8 @@
               <w:rPr>
                 <w:rFonts w:ascii="Sarabun" w:hAnsi="Sarabun" w:cs="Sarabun" w:eastAsia="Sarabun"/>
                 <w:color w:val="1A1E33"/>
-                <w:sz w:val="25"/>
-                <w:szCs w:val="25"/>
+                <w:sz w:val="20"/>
+                <w:szCs w:val="20"/>
               </w:rPr>
               <w:t xml:space="preserve"> · </w:t>
             </w:r>
@@ -4276,8 +4248,8 @@
               <w:rPr>
                 <w:rFonts w:ascii="Sarabun" w:hAnsi="Sarabun" w:cs="Sarabun" w:eastAsia="Sarabun"/>
                 <w:color w:val="1A1E33"/>
-                <w:sz w:val="25"/>
-                <w:szCs w:val="25"/>
+                <w:sz w:val="20"/>
+                <w:szCs w:val="20"/>
                 <w:b w:val="1"/>
                 <w:bCs w:val="1"/>
               </w:rPr>
@@ -4287,8 +4259,8 @@
               <w:rPr>
                 <w:rFonts w:ascii="Sarabun" w:hAnsi="Sarabun" w:cs="Sarabun" w:eastAsia="Sarabun"/>
                 <w:color w:val="1A1E33"/>
-                <w:sz w:val="25"/>
-                <w:szCs w:val="25"/>
+                <w:sz w:val="20"/>
+                <w:szCs w:val="20"/>
               </w:rPr>
               <w:t xml:space="preserve"> และยังจองอีเมลกับเลขบัตรใบนั้นไว้</w:t>
             </w:r>
@@ -4309,8 +4281,8 @@
               <w:rPr>
                 <w:rFonts w:ascii="Sarabun" w:hAnsi="Sarabun" w:cs="Sarabun" w:eastAsia="Sarabun"/>
                 <w:color w:val="1A1E33"/>
-                <w:sz w:val="25"/>
-                <w:szCs w:val="25"/>
+                <w:sz w:val="20"/>
+                <w:szCs w:val="20"/>
               </w:rPr>
               <w:t>ส่งลิงก์ผิดคน แต่ข้อมูลบัญชีถูกต้องแล้ว</w:t>
             </w:r>
@@ -4333,8 +4305,8 @@
               <w:rPr>
                 <w:rFonts w:ascii="DejaVu Sans Mono" w:hAnsi="DejaVu Sans Mono" w:cs="DejaVu Sans Mono" w:eastAsia="DejaVu Sans Mono"/>
                 <w:color w:val="192768"/>
-                <w:sz w:val="22"/>
-                <w:szCs w:val="22"/>
+                <w:sz w:val="17"/>
+                <w:szCs w:val="17"/>
                 <w:shd w:val="clear" w:fill="F5F6FA"/>
               </w:rPr>
               <w:t>DELETE</w:t>
@@ -4356,8 +4328,8 @@
               <w:rPr>
                 <w:rFonts w:ascii="Sarabun" w:hAnsi="Sarabun" w:cs="Sarabun" w:eastAsia="Sarabun"/>
                 <w:color w:val="1A1E33"/>
-                <w:sz w:val="25"/>
-                <w:szCs w:val="25"/>
+                <w:sz w:val="20"/>
+                <w:szCs w:val="20"/>
               </w:rPr>
               <w:t xml:space="preserve">ลบลิงก์ </w:t>
             </w:r>
@@ -4365,8 +4337,8 @@
               <w:rPr>
                 <w:rFonts w:ascii="Sarabun" w:hAnsi="Sarabun" w:cs="Sarabun" w:eastAsia="Sarabun"/>
                 <w:color w:val="1A1E33"/>
-                <w:sz w:val="25"/>
-                <w:szCs w:val="25"/>
+                <w:sz w:val="20"/>
+                <w:szCs w:val="20"/>
                 <w:b w:val="1"/>
                 <w:bCs w:val="1"/>
               </w:rPr>
@@ -4376,8 +4348,8 @@
               <w:rPr>
                 <w:rFonts w:ascii="Sarabun" w:hAnsi="Sarabun" w:cs="Sarabun" w:eastAsia="Sarabun"/>
                 <w:color w:val="1A1E33"/>
-                <w:sz w:val="25"/>
-                <w:szCs w:val="25"/>
+                <w:sz w:val="20"/>
+                <w:szCs w:val="20"/>
               </w:rPr>
               <w:t xml:space="preserve"> ถ้าบัญชีนั้นเกิดขึ้นเพราะคำเชิญใบนี้เท่านั้น</w:t>
             </w:r>
@@ -4398,8 +4370,8 @@
               <w:rPr>
                 <w:rFonts w:ascii="Sarabun" w:hAnsi="Sarabun" w:cs="Sarabun" w:eastAsia="Sarabun"/>
                 <w:color w:val="1A1E33"/>
-                <w:sz w:val="25"/>
-                <w:szCs w:val="25"/>
+                <w:sz w:val="20"/>
+                <w:szCs w:val="20"/>
                 <w:b w:val="1"/>
                 <w:bCs w:val="1"/>
               </w:rPr>
@@ -4409,8 +4381,8 @@
               <w:rPr>
                 <w:rFonts w:ascii="Sarabun" w:hAnsi="Sarabun" w:cs="Sarabun" w:eastAsia="Sarabun"/>
                 <w:color w:val="1A1E33"/>
-                <w:sz w:val="25"/>
-                <w:szCs w:val="25"/>
+                <w:sz w:val="20"/>
+                <w:szCs w:val="20"/>
               </w:rPr>
               <w:t xml:space="preserve"> แล้วอยากเอาค่าเดิมกลับมาใช้ใหม่</w:t>
             </w:r>
@@ -4426,14 +4398,14 @@
     <w:p>
       <w:pPr>
         <w:spacing w:before="0" w:after="160" w:lineRule="auto" w:line="348"/>
-        <w:jc w:val="left"/>
+        <w:jc w:val="both"/>
       </w:pPr>
       <w:r>
         <w:rPr>
           <w:rFonts w:ascii="DejaVu Sans Mono" w:hAnsi="DejaVu Sans Mono" w:cs="DejaVu Sans Mono" w:eastAsia="DejaVu Sans Mono"/>
           <w:color w:val="192768"/>
-          <w:sz w:val="25"/>
-          <w:szCs w:val="25"/>
+          <w:sz w:val="19"/>
+          <w:szCs w:val="19"/>
           <w:shd w:val="clear" w:fill="F5F6FA"/>
         </w:rPr>
         <w:t>DELETE</w:t>
@@ -4442,8 +4414,8 @@
         <w:rPr>
           <w:rFonts w:ascii="Sarabun" w:hAnsi="Sarabun" w:cs="Sarabun" w:eastAsia="Sarabun"/>
           <w:color w:val="1A1E33"/>
-          <w:sz w:val="28"/>
-          <w:szCs w:val="28"/>
+          <w:sz w:val="22"/>
+          <w:szCs w:val="22"/>
         </w:rPr>
         <w:t xml:space="preserve"> จะลบบัญชีให้ก็ต่อเมื่อบัญชีนั้น ยังเป็น </w:t>
       </w:r>
@@ -4451,8 +4423,8 @@
         <w:rPr>
           <w:rFonts w:ascii="DejaVu Sans Mono" w:hAnsi="DejaVu Sans Mono" w:cs="DejaVu Sans Mono" w:eastAsia="DejaVu Sans Mono"/>
           <w:color w:val="192768"/>
-          <w:sz w:val="25"/>
-          <w:szCs w:val="25"/>
+          <w:sz w:val="19"/>
+          <w:szCs w:val="19"/>
           <w:shd w:val="clear" w:fill="F5F6FA"/>
         </w:rPr>
         <w:t>PENDING</w:t>
@@ -4461,8 +4433,8 @@
         <w:rPr>
           <w:rFonts w:ascii="Sarabun" w:hAnsi="Sarabun" w:cs="Sarabun" w:eastAsia="Sarabun"/>
           <w:color w:val="1A1E33"/>
-          <w:sz w:val="28"/>
-          <w:szCs w:val="28"/>
+          <w:sz w:val="22"/>
+          <w:szCs w:val="22"/>
         </w:rPr>
         <w:t xml:space="preserve"> · ไม่มีคีย์ใบอื่น · ยังไม่มีบทบาท · ยังไม่ถูกมอบหมายงานตรวจสอบ · ยังไม่เคยลงนามหรือยอมรับเงื่อนไข ถ้าข้อใดข้อหนึ่งไม่ผ่าน ระบบจะลบให้แค่คำเชิญ พร้อมบอกด้วยว่าติดเรื่องอะไร ส่วนบัญชีที่เป็น </w:t>
       </w:r>
@@ -4470,8 +4442,8 @@
         <w:rPr>
           <w:rFonts w:ascii="DejaVu Sans Mono" w:hAnsi="DejaVu Sans Mono" w:cs="DejaVu Sans Mono" w:eastAsia="DejaVu Sans Mono"/>
           <w:color w:val="192768"/>
-          <w:sz w:val="25"/>
-          <w:szCs w:val="25"/>
+          <w:sz w:val="19"/>
+          <w:szCs w:val="19"/>
           <w:shd w:val="clear" w:fill="F5F6FA"/>
         </w:rPr>
         <w:t>ACTIVE</w:t>
@@ -4480,8 +4452,8 @@
         <w:rPr>
           <w:rFonts w:ascii="Sarabun" w:hAnsi="Sarabun" w:cs="Sarabun" w:eastAsia="Sarabun"/>
           <w:color w:val="1A1E33"/>
-          <w:sz w:val="28"/>
-          <w:szCs w:val="28"/>
+          <w:sz w:val="22"/>
+          <w:szCs w:val="22"/>
         </w:rPr>
         <w:t xml:space="preserve"> แล้ว </w:t>
       </w:r>
@@ -4489,8 +4461,8 @@
         <w:rPr>
           <w:rFonts w:ascii="Sarabun" w:hAnsi="Sarabun" w:cs="Sarabun" w:eastAsia="Sarabun"/>
           <w:color w:val="1A1E33"/>
-          <w:sz w:val="28"/>
-          <w:szCs w:val="28"/>
+          <w:sz w:val="22"/>
+          <w:szCs w:val="22"/>
           <w:b w:val="1"/>
           <w:bCs w:val="1"/>
         </w:rPr>
@@ -4500,8 +4472,8 @@
         <w:rPr>
           <w:rFonts w:ascii="DejaVu Sans Mono" w:hAnsi="DejaVu Sans Mono" w:cs="DejaVu Sans Mono" w:eastAsia="DejaVu Sans Mono"/>
           <w:color w:val="192768"/>
-          <w:sz w:val="25"/>
-          <w:szCs w:val="25"/>
+          <w:sz w:val="19"/>
+          <w:szCs w:val="19"/>
           <w:b w:val="1"/>
           <w:bCs w:val="1"/>
           <w:shd w:val="clear" w:fill="F5F6FA"/>
@@ -4512,8 +4484,8 @@
         <w:rPr>
           <w:rFonts w:ascii="Sarabun" w:hAnsi="Sarabun" w:cs="Sarabun" w:eastAsia="Sarabun"/>
           <w:color w:val="1A1E33"/>
-          <w:sz w:val="28"/>
-          <w:szCs w:val="28"/>
+          <w:sz w:val="22"/>
+          <w:szCs w:val="22"/>
           <w:b w:val="1"/>
           <w:bCs w:val="1"/>
         </w:rPr>
@@ -4523,8 +4495,8 @@
         <w:rPr>
           <w:rFonts w:ascii="Sarabun" w:hAnsi="Sarabun" w:cs="Sarabun" w:eastAsia="Sarabun"/>
           <w:color w:val="1A1E33"/>
-          <w:sz w:val="28"/>
-          <w:szCs w:val="28"/>
+          <w:sz w:val="22"/>
+          <w:szCs w:val="22"/>
         </w:rPr>
         <w:t xml:space="preserve"> เพราะการลบบัญชีที่ใช้งานอยู่ไม่ใช่การ "ลบคำเชิญ"</w:t>
       </w:r>
@@ -4532,14 +4504,14 @@
     <w:p>
       <w:pPr>
         <w:spacing w:before="0" w:after="160" w:lineRule="auto" w:line="348"/>
-        <w:jc w:val="left"/>
+        <w:jc w:val="both"/>
       </w:pPr>
       <w:r>
         <w:rPr>
           <w:rFonts w:ascii="Sarabun" w:hAnsi="Sarabun" w:cs="Sarabun" w:eastAsia="Sarabun"/>
           <w:color w:val="1A1E33"/>
-          <w:sz w:val="28"/>
-          <w:szCs w:val="28"/>
+          <w:sz w:val="22"/>
+          <w:szCs w:val="22"/>
         </w:rPr>
         <w:t xml:space="preserve">ตัวอย่างคำตอบของ </w:t>
       </w:r>
@@ -4547,8 +4519,8 @@
         <w:rPr>
           <w:rFonts w:ascii="DejaVu Sans Mono" w:hAnsi="DejaVu Sans Mono" w:cs="DejaVu Sans Mono" w:eastAsia="DejaVu Sans Mono"/>
           <w:color w:val="192768"/>
-          <w:sz w:val="25"/>
-          <w:szCs w:val="25"/>
+          <w:sz w:val="19"/>
+          <w:szCs w:val="19"/>
           <w:shd w:val="clear" w:fill="F5F6FA"/>
         </w:rPr>
         <w:t>DELETE</w:t>
@@ -4557,8 +4529,8 @@
         <w:rPr>
           <w:rFonts w:ascii="Sarabun" w:hAnsi="Sarabun" w:cs="Sarabun" w:eastAsia="Sarabun"/>
           <w:color w:val="1A1E33"/>
-          <w:sz w:val="28"/>
-          <w:szCs w:val="28"/>
+          <w:sz w:val="22"/>
+          <w:szCs w:val="22"/>
         </w:rPr>
         <w:t xml:space="preserve"> ที่ลบบัญชีให้ด้วย</w:t>
       </w:r>
@@ -4574,8 +4546,8 @@
         <w:rPr>
           <w:rFonts w:ascii="DejaVu Sans Mono" w:hAnsi="DejaVu Sans Mono" w:cs="DejaVu Sans Mono" w:eastAsia="DejaVu Sans Mono"/>
           <w:color w:val="1A1E33"/>
-          <w:sz w:val="19"/>
-          <w:szCs w:val="19"/>
+          <w:sz w:val="17"/>
+          <w:szCs w:val="17"/>
         </w:rPr>
         <w:t>{"ok":true,</w:t>
       </w:r>
@@ -4591,8 +4563,8 @@
         <w:rPr>
           <w:rFonts w:ascii="DejaVu Sans Mono" w:hAnsi="DejaVu Sans Mono" w:cs="DejaVu Sans Mono" w:eastAsia="DejaVu Sans Mono"/>
           <w:color w:val="1A1E33"/>
-          <w:sz w:val="19"/>
-          <w:szCs w:val="19"/>
+          <w:sz w:val="17"/>
+          <w:szCs w:val="17"/>
         </w:rPr>
         <w:t xml:space="preserve"> "removed":{"activationKeyId":"3ad5faff-…",</w:t>
       </w:r>
@@ -4608,8 +4580,8 @@
         <w:rPr>
           <w:rFonts w:ascii="DejaVu Sans Mono" w:hAnsi="DejaVu Sans Mono" w:cs="DejaVu Sans Mono" w:eastAsia="DejaVu Sans Mono"/>
           <w:color w:val="1A1E33"/>
-          <w:sz w:val="19"/>
-          <w:szCs w:val="19"/>
+          <w:sz w:val="17"/>
+          <w:szCs w:val="17"/>
         </w:rPr>
         <w:t xml:space="preserve">   "userAccount":{"email":"typo.person@mot.go.th","cid":"1101700207994"},</w:t>
       </w:r>
@@ -4625,8 +4597,8 @@
         <w:rPr>
           <w:rFonts w:ascii="DejaVu Sans Mono" w:hAnsi="DejaVu Sans Mono" w:cs="DejaVu Sans Mono" w:eastAsia="DejaVu Sans Mono"/>
           <w:color w:val="1A1E33"/>
-          <w:sz w:val="19"/>
-          <w:szCs w:val="19"/>
+          <w:sz w:val="17"/>
+          <w:szCs w:val="17"/>
         </w:rPr>
         <w:t xml:space="preserve">   "organization":{"organizationCode":"ORG-2026-0007"},</w:t>
       </w:r>
@@ -4642,8 +4614,8 @@
         <w:rPr>
           <w:rFonts w:ascii="DejaVu Sans Mono" w:hAnsi="DejaVu Sans Mono" w:cs="DejaVu Sans Mono" w:eastAsia="DejaVu Sans Mono"/>
           <w:color w:val="1A1E33"/>
-          <w:sz w:val="19"/>
-          <w:szCs w:val="19"/>
+          <w:sz w:val="17"/>
+          <w:szCs w:val="17"/>
         </w:rPr>
         <w:t xml:space="preserve">   "registrationRequest":{"requestNumber":"ORG-REG-2026-0007"}},</w:t>
       </w:r>
@@ -4659,19 +4631,11 @@
         <w:rPr>
           <w:rFonts w:ascii="DejaVu Sans Mono" w:hAnsi="DejaVu Sans Mono" w:cs="DejaVu Sans Mono" w:eastAsia="DejaVu Sans Mono"/>
           <w:color w:val="1A1E33"/>
-          <w:sz w:val="19"/>
-          <w:szCs w:val="19"/>
+          <w:sz w:val="17"/>
+          <w:szCs w:val="17"/>
         </w:rPr>
         <w:t xml:space="preserve"> "message":"ลบคำเชิญและบัญชี typo.person@mot.go.th แล้ว — อีเมลและเลขบัตรประชาชนนี้ใช้เชิญใหม่ได้"}</w:t>
       </w:r>
-    </w:p>
-    <w:p>
-      <w:pPr>
-        <w:spacing w:before="80" w:after="200" w:lineRule="auto" w:line="240"/>
-        <w:pBdr>
-          <w:bottom w:val="single" w:sz="6" w:space="4" w:color="D8DCE6"/>
-        </w:pBdr>
-      </w:pPr>
     </w:p>
     <w:p>
       <w:pPr>
@@ -4681,17 +4645,18 @@
         <w:pBdr>
           <w:bottom w:val="single" w:sz="6" w:space="4" w:color="D8DCE6"/>
         </w:pBdr>
+        <w:pageBreakBefore w:val="1"/>
       </w:pPr>
       <w:r>
         <w:rPr>
           <w:rFonts w:ascii="Sarabun" w:hAnsi="Sarabun" w:cs="Sarabun" w:eastAsia="Sarabun"/>
           <w:color w:val="192768"/>
-          <w:sz w:val="44"/>
-          <w:szCs w:val="44"/>
+          <w:sz w:val="36"/>
+          <w:szCs w:val="36"/>
           <w:b w:val="1"/>
           <w:bCs w:val="1"/>
-          <w:sz w:val="44"/>
-          <w:szCs w:val="44"/>
+          <w:sz w:val="36"/>
+          <w:szCs w:val="36"/>
           <w:b w:val="1"/>
           <w:bCs w:val="1"/>
         </w:rPr>
@@ -4701,14 +4666,14 @@
     <w:p>
       <w:pPr>
         <w:spacing w:before="0" w:after="160" w:lineRule="auto" w:line="348"/>
-        <w:jc w:val="left"/>
+        <w:jc w:val="both"/>
       </w:pPr>
       <w:r>
         <w:rPr>
           <w:rFonts w:ascii="Sarabun" w:hAnsi="Sarabun" w:cs="Sarabun" w:eastAsia="Sarabun"/>
           <w:color w:val="1A1E33"/>
-          <w:sz w:val="28"/>
-          <w:szCs w:val="28"/>
+          <w:sz w:val="22"/>
+          <w:szCs w:val="22"/>
           <w:b w:val="1"/>
           <w:bCs w:val="1"/>
         </w:rPr>
@@ -4718,8 +4683,8 @@
         <w:rPr>
           <w:rFonts w:ascii="Sarabun" w:hAnsi="Sarabun" w:cs="Sarabun" w:eastAsia="Sarabun"/>
           <w:color w:val="1A1E33"/>
-          <w:sz w:val="28"/>
-          <w:szCs w:val="28"/>
+          <w:sz w:val="22"/>
+          <w:szCs w:val="22"/>
         </w:rPr>
         <w:t xml:space="preserve"> ผู้ถูกเชิญเปิดอีเมลแล้วกดปุ่มในอีเมลได้เลย ไม่ต้องทำอะไรเพิ่ม</w:t>
       </w:r>
@@ -4727,14 +4692,14 @@
     <w:p>
       <w:pPr>
         <w:spacing w:before="0" w:after="160" w:lineRule="auto" w:line="348"/>
-        <w:jc w:val="left"/>
+        <w:jc w:val="both"/>
       </w:pPr>
       <w:r>
         <w:rPr>
           <w:rFonts w:ascii="Sarabun" w:hAnsi="Sarabun" w:cs="Sarabun" w:eastAsia="Sarabun"/>
           <w:color w:val="1A1E33"/>
-          <w:sz w:val="28"/>
-          <w:szCs w:val="28"/>
+          <w:sz w:val="22"/>
+          <w:szCs w:val="22"/>
           <w:b w:val="1"/>
           <w:bCs w:val="1"/>
         </w:rPr>
@@ -4744,8 +4709,8 @@
         <w:rPr>
           <w:rFonts w:ascii="Sarabun" w:hAnsi="Sarabun" w:cs="Sarabun" w:eastAsia="Sarabun"/>
           <w:color w:val="1A1E33"/>
-          <w:sz w:val="28"/>
-          <w:szCs w:val="28"/>
+          <w:sz w:val="22"/>
+          <w:szCs w:val="22"/>
         </w:rPr>
         <w:t xml:space="preserve"> ผู้ดูแลระบบต้องไปดึงลิงก์จากบันทึกการทำงานให้</w:t>
       </w:r>
@@ -4761,8 +4726,8 @@
         <w:rPr>
           <w:rFonts w:ascii="DejaVu Sans Mono" w:hAnsi="DejaVu Sans Mono" w:cs="DejaVu Sans Mono" w:eastAsia="DejaVu Sans Mono"/>
           <w:color w:val="1A1E33"/>
-          <w:sz w:val="19"/>
-          <w:szCs w:val="19"/>
+          <w:sz w:val="17"/>
+          <w:szCs w:val="17"/>
         </w:rPr>
         <w:t>docker compose logs backend --tail 200 \</w:t>
       </w:r>
@@ -4778,8 +4743,8 @@
         <w:rPr>
           <w:rFonts w:ascii="DejaVu Sans Mono" w:hAnsi="DejaVu Sans Mono" w:cs="DejaVu Sans Mono" w:eastAsia="DejaVu Sans Mono"/>
           <w:color w:val="1A1E33"/>
-          <w:sz w:val="19"/>
-          <w:szCs w:val="19"/>
+          <w:sz w:val="17"/>
+          <w:szCs w:val="17"/>
         </w:rPr>
         <w:t xml:space="preserve">  | grep -A2 'ถึง: somchai.tester@mot.go.th' | grep 'ลิงก์:'</w:t>
       </w:r>
@@ -4787,14 +4752,14 @@
     <w:p>
       <w:pPr>
         <w:spacing w:before="0" w:after="160" w:lineRule="auto" w:line="348"/>
-        <w:jc w:val="left"/>
+        <w:jc w:val="both"/>
       </w:pPr>
       <w:r>
         <w:rPr>
           <w:rFonts w:ascii="Sarabun" w:hAnsi="Sarabun" w:cs="Sarabun" w:eastAsia="Sarabun"/>
           <w:color w:val="1A1E33"/>
-          <w:sz w:val="28"/>
-          <w:szCs w:val="28"/>
+          <w:sz w:val="22"/>
+          <w:szCs w:val="22"/>
         </w:rPr>
         <w:t>จะได้บรรทัดหน้าตาแบบนี้ ส่งลิงก์นี้ให้ผู้ถูกเชิญ</w:t>
       </w:r>
@@ -4810,19 +4775,11 @@
         <w:rPr>
           <w:rFonts w:ascii="DejaVu Sans Mono" w:hAnsi="DejaVu Sans Mono" w:cs="DejaVu Sans Mono" w:eastAsia="DejaVu Sans Mono"/>
           <w:color w:val="1A1E33"/>
-          <w:sz w:val="19"/>
-          <w:szCs w:val="19"/>
+          <w:sz w:val="17"/>
+          <w:szCs w:val="17"/>
         </w:rPr>
         <w:t>[mail:dry-run] ลิงก์: http://localhost:3400/activate?token=OGLMC2fN8M9SQvDY4XukgyEMI338-xqmStKACR1TTTY</w:t>
       </w:r>
-    </w:p>
-    <w:p>
-      <w:pPr>
-        <w:spacing w:before="80" w:after="200" w:lineRule="auto" w:line="240"/>
-        <w:pBdr>
-          <w:bottom w:val="single" w:sz="6" w:space="4" w:color="D8DCE6"/>
-        </w:pBdr>
-      </w:pPr>
     </w:p>
     <w:p>
       <w:pPr>
@@ -4832,17 +4789,18 @@
         <w:pBdr>
           <w:bottom w:val="single" w:sz="6" w:space="4" w:color="D8DCE6"/>
         </w:pBdr>
+        <w:pageBreakBefore w:val="1"/>
       </w:pPr>
       <w:r>
         <w:rPr>
           <w:rFonts w:ascii="Sarabun" w:hAnsi="Sarabun" w:cs="Sarabun" w:eastAsia="Sarabun"/>
           <w:color w:val="192768"/>
-          <w:sz w:val="44"/>
-          <w:szCs w:val="44"/>
+          <w:sz w:val="36"/>
+          <w:szCs w:val="36"/>
           <w:b w:val="1"/>
           <w:bCs w:val="1"/>
-          <w:sz w:val="44"/>
-          <w:szCs w:val="44"/>
+          <w:sz w:val="36"/>
+          <w:szCs w:val="36"/>
           <w:b w:val="1"/>
           <w:bCs w:val="1"/>
         </w:rPr>
@@ -4853,7 +4811,7 @@
       <w:pPr>
         <w:spacing w:before="120" w:after="200" w:lineRule="auto" w:line="348"/>
         <w:ind w:left="227" w:right="113"/>
-        <w:jc w:val="left"/>
+        <w:jc w:val="both"/>
         <w:pBdr>
           <w:left w:val="single" w:sz="24" w:space="10" w:color="E5775A"/>
         </w:pBdr>
@@ -4863,8 +4821,8 @@
         <w:rPr>
           <w:rFonts w:ascii="Sarabun" w:hAnsi="Sarabun" w:cs="Sarabun" w:eastAsia="Sarabun"/>
           <w:color w:val="1A1E33"/>
-          <w:sz w:val="28"/>
-          <w:szCs w:val="28"/>
+          <w:sz w:val="22"/>
+          <w:szCs w:val="22"/>
         </w:rPr>
         <w:t xml:space="preserve">ตั้งแต่ตรงนี้เป็นต้นไป </w:t>
       </w:r>
@@ -4872,8 +4830,8 @@
         <w:rPr>
           <w:rFonts w:ascii="Sarabun" w:hAnsi="Sarabun" w:cs="Sarabun" w:eastAsia="Sarabun"/>
           <w:color w:val="1A1E33"/>
-          <w:sz w:val="28"/>
-          <w:szCs w:val="28"/>
+          <w:sz w:val="22"/>
+          <w:szCs w:val="22"/>
           <w:b w:val="1"/>
           <w:bCs w:val="1"/>
         </w:rPr>
@@ -4883,8 +4841,8 @@
         <w:rPr>
           <w:rFonts w:ascii="Sarabun" w:hAnsi="Sarabun" w:cs="Sarabun" w:eastAsia="Sarabun"/>
           <w:color w:val="1A1E33"/>
-          <w:sz w:val="28"/>
-          <w:szCs w:val="28"/>
+          <w:sz w:val="22"/>
+          <w:szCs w:val="22"/>
         </w:rPr>
         <w:t xml:space="preserve"> ไม่มีคำสั่งให้พิมพ์แล้ว</w:t>
       </w:r>
@@ -4892,14 +4850,14 @@
     <w:p>
       <w:pPr>
         <w:spacing w:before="0" w:after="160" w:lineRule="auto" w:line="348"/>
-        <w:jc w:val="left"/>
+        <w:jc w:val="both"/>
       </w:pPr>
       <w:r>
         <w:rPr>
           <w:rFonts w:ascii="Sarabun" w:hAnsi="Sarabun" w:cs="Sarabun" w:eastAsia="Sarabun"/>
           <w:color w:val="1A1E33"/>
-          <w:sz w:val="28"/>
-          <w:szCs w:val="28"/>
+          <w:sz w:val="22"/>
+          <w:szCs w:val="22"/>
         </w:rPr>
         <w:t>เปิดลิงก์ที่ได้รับมา จะเจอหน้านี้</w:t>
       </w:r>
@@ -4960,8 +4918,8 @@
         <w:rPr>
           <w:rFonts w:ascii="Sarabun" w:hAnsi="Sarabun" w:cs="Sarabun" w:eastAsia="Sarabun"/>
           <w:color w:val="5C637A"/>
-          <w:sz w:val="23"/>
-          <w:szCs w:val="23"/>
+          <w:sz w:val="19"/>
+          <w:szCs w:val="19"/>
           <w:i w:val="1"/>
           <w:iCs w:val="1"/>
         </w:rPr>
@@ -4971,14 +4929,14 @@
     <w:p>
       <w:pPr>
         <w:spacing w:before="0" w:after="160" w:lineRule="auto" w:line="348"/>
-        <w:jc w:val="left"/>
+        <w:jc w:val="both"/>
       </w:pPr>
       <w:r>
         <w:rPr>
           <w:rFonts w:ascii="Sarabun" w:hAnsi="Sarabun" w:cs="Sarabun" w:eastAsia="Sarabun"/>
           <w:color w:val="1A1E33"/>
-          <w:sz w:val="28"/>
-          <w:szCs w:val="28"/>
+          <w:sz w:val="22"/>
+          <w:szCs w:val="22"/>
         </w:rPr>
         <w:t xml:space="preserve">หน้าจอบอกไว้ล่วงหน้าว่าระบบจะเอาเลขบัตรที่ได้จาก ThaiD ไปเทียบกับเลขที่เจ้าหน้าที่บันทึกไว้ และโชว์ </w:t>
       </w:r>
@@ -4986,8 +4944,8 @@
         <w:rPr>
           <w:rFonts w:ascii="Sarabun" w:hAnsi="Sarabun" w:cs="Sarabun" w:eastAsia="Sarabun"/>
           <w:color w:val="1A1E33"/>
-          <w:sz w:val="28"/>
-          <w:szCs w:val="28"/>
+          <w:sz w:val="22"/>
+          <w:szCs w:val="22"/>
           <w:b w:val="1"/>
           <w:bCs w:val="1"/>
         </w:rPr>
@@ -4997,8 +4955,8 @@
         <w:rPr>
           <w:rFonts w:ascii="Sarabun" w:hAnsi="Sarabun" w:cs="Sarabun" w:eastAsia="Sarabun"/>
           <w:color w:val="1A1E33"/>
-          <w:sz w:val="28"/>
-          <w:szCs w:val="28"/>
+          <w:sz w:val="22"/>
+          <w:szCs w:val="22"/>
         </w:rPr>
         <w:t xml:space="preserve"> ให้ดูว่าเป็นบัตรใบไหน จากนั้นกด </w:t>
       </w:r>
@@ -5006,8 +4964,8 @@
         <w:rPr>
           <w:rFonts w:ascii="Sarabun" w:hAnsi="Sarabun" w:cs="Sarabun" w:eastAsia="Sarabun"/>
           <w:color w:val="1A1E33"/>
-          <w:sz w:val="28"/>
-          <w:szCs w:val="28"/>
+          <w:sz w:val="22"/>
+          <w:szCs w:val="22"/>
           <w:b w:val="1"/>
           <w:bCs w:val="1"/>
         </w:rPr>
@@ -5017,14 +4975,14 @@
     <w:p>
       <w:pPr>
         <w:spacing w:before="0" w:after="160" w:lineRule="auto" w:line="348"/>
-        <w:jc w:val="left"/>
+        <w:jc w:val="both"/>
       </w:pPr>
       <w:r>
         <w:rPr>
           <w:rFonts w:ascii="Sarabun" w:hAnsi="Sarabun" w:cs="Sarabun" w:eastAsia="Sarabun"/>
           <w:color w:val="1A1E33"/>
-          <w:sz w:val="28"/>
-          <w:szCs w:val="28"/>
+          <w:sz w:val="22"/>
+          <w:szCs w:val="22"/>
         </w:rPr>
         <w:t>ระบบจะพาไปที่หน้าของกรมการปกครอง</w:t>
       </w:r>
@@ -5085,8 +5043,8 @@
         <w:rPr>
           <w:rFonts w:ascii="Sarabun" w:hAnsi="Sarabun" w:cs="Sarabun" w:eastAsia="Sarabun"/>
           <w:color w:val="5C637A"/>
-          <w:sz w:val="23"/>
-          <w:szCs w:val="23"/>
+          <w:sz w:val="19"/>
+          <w:szCs w:val="19"/>
           <w:i w:val="1"/>
           <w:iCs w:val="1"/>
         </w:rPr>
@@ -5132,8 +5090,8 @@
               <w:rPr>
                 <w:rFonts w:ascii="Sarabun" w:hAnsi="Sarabun" w:cs="Sarabun" w:eastAsia="Sarabun"/>
                 <w:color w:val="FFFFFF"/>
-                <w:sz w:val="25"/>
-                <w:szCs w:val="25"/>
+                <w:sz w:val="20"/>
+                <w:szCs w:val="20"/>
                 <w:b w:val="1"/>
                 <w:bCs w:val="1"/>
               </w:rPr>
@@ -5142,12 +5100,12 @@
               <w:rPr>
                 <w:rFonts w:ascii="Sarabun" w:hAnsi="Sarabun" w:cs="Sarabun" w:eastAsia="Sarabun"/>
                 <w:color w:val="FFFFFF"/>
-                <w:sz w:val="25"/>
-                <w:szCs w:val="25"/>
+                <w:sz w:val="20"/>
+                <w:szCs w:val="20"/>
                 <w:b w:val="1"/>
                 <w:bCs w:val="1"/>
-                <w:sz w:val="25"/>
-                <w:szCs w:val="25"/>
+                <w:sz w:val="20"/>
+                <w:szCs w:val="20"/>
                 <w:b w:val="1"/>
                 <w:bCs w:val="1"/>
               </w:rPr>
@@ -5169,8 +5127,8 @@
               <w:rPr>
                 <w:rFonts w:ascii="Sarabun" w:hAnsi="Sarabun" w:cs="Sarabun" w:eastAsia="Sarabun"/>
                 <w:color w:val="FFFFFF"/>
-                <w:sz w:val="25"/>
-                <w:szCs w:val="25"/>
+                <w:sz w:val="20"/>
+                <w:szCs w:val="20"/>
                 <w:b w:val="1"/>
                 <w:bCs w:val="1"/>
               </w:rPr>
@@ -5179,12 +5137,12 @@
               <w:rPr>
                 <w:rFonts w:ascii="Sarabun" w:hAnsi="Sarabun" w:cs="Sarabun" w:eastAsia="Sarabun"/>
                 <w:color w:val="FFFFFF"/>
-                <w:sz w:val="25"/>
-                <w:szCs w:val="25"/>
+                <w:sz w:val="20"/>
+                <w:szCs w:val="20"/>
                 <w:b w:val="1"/>
                 <w:bCs w:val="1"/>
-                <w:sz w:val="25"/>
-                <w:szCs w:val="25"/>
+                <w:sz w:val="20"/>
+                <w:szCs w:val="20"/>
                 <w:b w:val="1"/>
                 <w:bCs w:val="1"/>
               </w:rPr>
@@ -5209,8 +5167,8 @@
               <w:rPr>
                 <w:rFonts w:ascii="Sarabun" w:hAnsi="Sarabun" w:cs="Sarabun" w:eastAsia="Sarabun"/>
                 <w:color w:val="1A1E33"/>
-                <w:sz w:val="25"/>
-                <w:szCs w:val="25"/>
+                <w:sz w:val="20"/>
+                <w:szCs w:val="20"/>
                 <w:b w:val="1"/>
                 <w:bCs w:val="1"/>
               </w:rPr>
@@ -5220,8 +5178,8 @@
               <w:rPr>
                 <w:rFonts w:ascii="Sarabun" w:hAnsi="Sarabun" w:cs="Sarabun" w:eastAsia="Sarabun"/>
                 <w:color w:val="1A1E33"/>
-                <w:sz w:val="25"/>
-                <w:szCs w:val="25"/>
+                <w:sz w:val="20"/>
+                <w:szCs w:val="20"/>
               </w:rPr>
               <w:t xml:space="preserve"> แล้วกด </w:t>
             </w:r>
@@ -5229,8 +5187,8 @@
               <w:rPr>
                 <w:rFonts w:ascii="Sarabun" w:hAnsi="Sarabun" w:cs="Sarabun" w:eastAsia="Sarabun"/>
                 <w:color w:val="1A1E33"/>
-                <w:sz w:val="25"/>
-                <w:szCs w:val="25"/>
+                <w:sz w:val="20"/>
+                <w:szCs w:val="20"/>
                 <w:b w:val="1"/>
                 <w:bCs w:val="1"/>
               </w:rPr>
@@ -5253,8 +5211,8 @@
               <w:rPr>
                 <w:rFonts w:ascii="Sarabun" w:hAnsi="Sarabun" w:cs="Sarabun" w:eastAsia="Sarabun"/>
                 <w:color w:val="1A1E33"/>
-                <w:sz w:val="25"/>
-                <w:szCs w:val="25"/>
+                <w:sz w:val="20"/>
+                <w:szCs w:val="20"/>
               </w:rPr>
               <w:t>สแกน QR ด้วยแอป ThaiD บนมือถือ</w:t>
             </w:r>
@@ -5270,14 +5228,14 @@
     <w:p>
       <w:pPr>
         <w:spacing w:before="0" w:after="160" w:lineRule="auto" w:line="348"/>
-        <w:jc w:val="left"/>
+        <w:jc w:val="both"/>
       </w:pPr>
       <w:r>
         <w:rPr>
           <w:rFonts w:ascii="Sarabun" w:hAnsi="Sarabun" w:cs="Sarabun" w:eastAsia="Sarabun"/>
           <w:color w:val="1A1E33"/>
-          <w:sz w:val="28"/>
-          <w:szCs w:val="28"/>
+          <w:sz w:val="22"/>
+          <w:szCs w:val="22"/>
           <w:b w:val="1"/>
           <w:bCs w:val="1"/>
         </w:rPr>
@@ -5287,8 +5245,8 @@
         <w:rPr>
           <w:rFonts w:ascii="Sarabun" w:hAnsi="Sarabun" w:cs="Sarabun" w:eastAsia="Sarabun"/>
           <w:color w:val="1A1E33"/>
-          <w:sz w:val="28"/>
-          <w:szCs w:val="28"/>
+          <w:sz w:val="22"/>
+          <w:szCs w:val="22"/>
         </w:rPr>
         <w:t xml:space="preserve"> — ลองใส่เลขบัตรที่ไม่ตรงกับที่เจ้าหน้าที่บันทึกไว้ ระบบจะปฏิเสธ </w:t>
       </w:r>
@@ -5296,8 +5254,8 @@
         <w:rPr>
           <w:rFonts w:ascii="Sarabun" w:hAnsi="Sarabun" w:cs="Sarabun" w:eastAsia="Sarabun"/>
           <w:color w:val="1A1E33"/>
-          <w:sz w:val="28"/>
-          <w:szCs w:val="28"/>
+          <w:sz w:val="22"/>
+          <w:szCs w:val="22"/>
           <w:b w:val="1"/>
           <w:bCs w:val="1"/>
         </w:rPr>
@@ -5307,8 +5265,8 @@
         <w:rPr>
           <w:rFonts w:ascii="Sarabun" w:hAnsi="Sarabun" w:cs="Sarabun" w:eastAsia="Sarabun"/>
           <w:color w:val="1A1E33"/>
-          <w:sz w:val="28"/>
-          <w:szCs w:val="28"/>
+          <w:sz w:val="22"/>
+          <w:szCs w:val="22"/>
         </w:rPr>
         <w:t xml:space="preserve"> เปิดลิงก์เดิมซ้ำจะขึ้นว่า "ลิงก์คำเชิญนี้ถูกยกเลิกแล้ว" ต้องขอลิงก์ใหม่เท่านั้น ระบบตั้งใจให้เป็นแบบนี้เพื่อความปลอดภัย ไม่ใช่ข้อผิดพลาด</w:t>
       </w:r>
@@ -5317,7 +5275,7 @@
       <w:pPr>
         <w:spacing w:before="120" w:after="200" w:lineRule="auto" w:line="348"/>
         <w:ind w:left="227" w:right="113"/>
-        <w:jc w:val="left"/>
+        <w:jc w:val="both"/>
         <w:pBdr>
           <w:left w:val="single" w:sz="24" w:space="10" w:color="E5775A"/>
         </w:pBdr>
@@ -5327,8 +5285,8 @@
         <w:rPr>
           <w:rFonts w:ascii="Sarabun" w:hAnsi="Sarabun" w:cs="Sarabun" w:eastAsia="Sarabun"/>
           <w:color w:val="1A1E33"/>
-          <w:sz w:val="28"/>
-          <w:szCs w:val="28"/>
+          <w:sz w:val="22"/>
+          <w:szCs w:val="22"/>
         </w:rPr>
         <w:t xml:space="preserve">เข้าหน้านี้จากหน้าเข้าสู่ระบบก็ได้เหมือนกัน — กด </w:t>
       </w:r>
@@ -5336,8 +5294,8 @@
         <w:rPr>
           <w:rFonts w:ascii="Sarabun" w:hAnsi="Sarabun" w:cs="Sarabun" w:eastAsia="Sarabun"/>
           <w:color w:val="1A1E33"/>
-          <w:sz w:val="28"/>
-          <w:szCs w:val="28"/>
+          <w:sz w:val="22"/>
+          <w:szCs w:val="22"/>
           <w:b w:val="1"/>
           <w:bCs w:val="1"/>
         </w:rPr>
@@ -5347,19 +5305,11 @@
         <w:rPr>
           <w:rFonts w:ascii="Sarabun" w:hAnsi="Sarabun" w:cs="Sarabun" w:eastAsia="Sarabun"/>
           <w:color w:val="1A1E33"/>
-          <w:sz w:val="28"/>
-          <w:szCs w:val="28"/>
+          <w:sz w:val="22"/>
+          <w:szCs w:val="22"/>
         </w:rPr>
         <w:t xml:space="preserve"> แล้ววางคีย์ที่ได้จากอีเมลลงไป</w:t>
       </w:r>
-    </w:p>
-    <w:p>
-      <w:pPr>
-        <w:spacing w:before="80" w:after="200" w:lineRule="auto" w:line="240"/>
-        <w:pBdr>
-          <w:bottom w:val="single" w:sz="6" w:space="4" w:color="D8DCE6"/>
-        </w:pBdr>
-      </w:pPr>
     </w:p>
     <w:p>
       <w:pPr>
@@ -5369,17 +5319,18 @@
         <w:pBdr>
           <w:bottom w:val="single" w:sz="6" w:space="4" w:color="D8DCE6"/>
         </w:pBdr>
+        <w:pageBreakBefore w:val="1"/>
       </w:pPr>
       <w:r>
         <w:rPr>
           <w:rFonts w:ascii="Sarabun" w:hAnsi="Sarabun" w:cs="Sarabun" w:eastAsia="Sarabun"/>
           <w:color w:val="192768"/>
-          <w:sz w:val="44"/>
-          <w:szCs w:val="44"/>
+          <w:sz w:val="36"/>
+          <w:szCs w:val="36"/>
           <w:b w:val="1"/>
           <w:bCs w:val="1"/>
-          <w:sz w:val="44"/>
-          <w:szCs w:val="44"/>
+          <w:sz w:val="36"/>
+          <w:szCs w:val="36"/>
           <w:b w:val="1"/>
           <w:bCs w:val="1"/>
         </w:rPr>
@@ -5389,14 +5340,14 @@
     <w:p>
       <w:pPr>
         <w:spacing w:before="0" w:after="160" w:lineRule="auto" w:line="348"/>
-        <w:jc w:val="left"/>
+        <w:jc w:val="both"/>
       </w:pPr>
       <w:r>
         <w:rPr>
           <w:rFonts w:ascii="Sarabun" w:hAnsi="Sarabun" w:cs="Sarabun" w:eastAsia="Sarabun"/>
           <w:color w:val="1A1E33"/>
-          <w:sz w:val="28"/>
-          <w:szCs w:val="28"/>
+          <w:sz w:val="22"/>
+          <w:szCs w:val="22"/>
         </w:rPr>
         <w:t xml:space="preserve">ยืนยันตัวตนผ่านแล้ว ระบบจะพากลับมาที่หน้า </w:t>
       </w:r>
@@ -5404,8 +5355,8 @@
         <w:rPr>
           <w:rFonts w:ascii="Sarabun" w:hAnsi="Sarabun" w:cs="Sarabun" w:eastAsia="Sarabun"/>
           <w:color w:val="1A1E33"/>
-          <w:sz w:val="28"/>
-          <w:szCs w:val="28"/>
+          <w:sz w:val="22"/>
+          <w:szCs w:val="22"/>
           <w:b w:val="1"/>
           <w:bCs w:val="1"/>
         </w:rPr>
@@ -5468,8 +5419,8 @@
         <w:rPr>
           <w:rFonts w:ascii="Sarabun" w:hAnsi="Sarabun" w:cs="Sarabun" w:eastAsia="Sarabun"/>
           <w:color w:val="5C637A"/>
-          <w:sz w:val="23"/>
-          <w:szCs w:val="23"/>
+          <w:sz w:val="19"/>
+          <w:szCs w:val="19"/>
           <w:i w:val="1"/>
           <w:iCs w:val="1"/>
         </w:rPr>
@@ -5486,8 +5437,8 @@
         <w:rPr>
           <w:rFonts w:ascii="Sarabun" w:hAnsi="Sarabun" w:cs="Sarabun" w:eastAsia="Sarabun"/>
           <w:color w:val="E5775A"/>
-          <w:sz w:val="28"/>
-          <w:szCs w:val="28"/>
+          <w:sz w:val="22"/>
+          <w:szCs w:val="22"/>
           <w:b w:val="1"/>
           <w:bCs w:val="1"/>
         </w:rPr>
@@ -5497,8 +5448,8 @@
         <w:rPr>
           <w:rFonts w:ascii="Sarabun" w:hAnsi="Sarabun" w:cs="Sarabun" w:eastAsia="Sarabun"/>
           <w:color w:val="1A1E33"/>
-          <w:sz w:val="28"/>
-          <w:szCs w:val="28"/>
+          <w:sz w:val="22"/>
+          <w:szCs w:val="22"/>
         </w:rPr>
         <w:t xml:space="preserve">ช่อง </w:t>
       </w:r>
@@ -5506,8 +5457,8 @@
         <w:rPr>
           <w:rFonts w:ascii="Sarabun" w:hAnsi="Sarabun" w:cs="Sarabun" w:eastAsia="Sarabun"/>
           <w:color w:val="1A1E33"/>
-          <w:sz w:val="28"/>
-          <w:szCs w:val="28"/>
+          <w:sz w:val="22"/>
+          <w:szCs w:val="22"/>
           <w:b w:val="1"/>
           <w:bCs w:val="1"/>
         </w:rPr>
@@ -5517,8 +5468,8 @@
         <w:rPr>
           <w:rFonts w:ascii="Sarabun" w:hAnsi="Sarabun" w:cs="Sarabun" w:eastAsia="Sarabun"/>
           <w:color w:val="1A1E33"/>
-          <w:sz w:val="28"/>
-          <w:szCs w:val="28"/>
+          <w:sz w:val="22"/>
+          <w:szCs w:val="22"/>
         </w:rPr>
         <w:t xml:space="preserve"> ถูกล็อกไว้แก้ไม่ได้ เพื่อกันไม่ให้คำเชิญถูกใช้ผิดคน</w:t>
       </w:r>
@@ -5533,8 +5484,8 @@
         <w:rPr>
           <w:rFonts w:ascii="Sarabun" w:hAnsi="Sarabun" w:cs="Sarabun" w:eastAsia="Sarabun"/>
           <w:color w:val="E5775A"/>
-          <w:sz w:val="28"/>
-          <w:szCs w:val="28"/>
+          <w:sz w:val="22"/>
+          <w:szCs w:val="22"/>
           <w:b w:val="1"/>
           <w:bCs w:val="1"/>
         </w:rPr>
@@ -5544,8 +5495,8 @@
         <w:rPr>
           <w:rFonts w:ascii="Sarabun" w:hAnsi="Sarabun" w:cs="Sarabun" w:eastAsia="Sarabun"/>
           <w:color w:val="1A1E33"/>
-          <w:sz w:val="28"/>
-          <w:szCs w:val="28"/>
+          <w:sz w:val="22"/>
+          <w:szCs w:val="22"/>
         </w:rPr>
         <w:t xml:space="preserve">เลือก </w:t>
       </w:r>
@@ -5553,8 +5504,8 @@
         <w:rPr>
           <w:rFonts w:ascii="Sarabun" w:hAnsi="Sarabun" w:cs="Sarabun" w:eastAsia="Sarabun"/>
           <w:color w:val="1A1E33"/>
-          <w:sz w:val="28"/>
-          <w:szCs w:val="28"/>
+          <w:sz w:val="22"/>
+          <w:szCs w:val="22"/>
           <w:b w:val="1"/>
           <w:bCs w:val="1"/>
         </w:rPr>
@@ -5564,8 +5515,8 @@
         <w:rPr>
           <w:rFonts w:ascii="Sarabun" w:hAnsi="Sarabun" w:cs="Sarabun" w:eastAsia="Sarabun"/>
           <w:color w:val="1A1E33"/>
-          <w:sz w:val="28"/>
-          <w:szCs w:val="28"/>
+          <w:sz w:val="22"/>
+          <w:szCs w:val="22"/>
         </w:rPr>
         <w:t xml:space="preserve"> แล้วกรอก </w:t>
       </w:r>
@@ -5573,8 +5524,8 @@
         <w:rPr>
           <w:rFonts w:ascii="Sarabun" w:hAnsi="Sarabun" w:cs="Sarabun" w:eastAsia="Sarabun"/>
           <w:color w:val="1A1E33"/>
-          <w:sz w:val="28"/>
-          <w:szCs w:val="28"/>
+          <w:sz w:val="22"/>
+          <w:szCs w:val="22"/>
           <w:b w:val="1"/>
           <w:bCs w:val="1"/>
         </w:rPr>
@@ -5584,8 +5535,8 @@
         <w:rPr>
           <w:rFonts w:ascii="Sarabun" w:hAnsi="Sarabun" w:cs="Sarabun" w:eastAsia="Sarabun"/>
           <w:color w:val="1A1E33"/>
-          <w:sz w:val="28"/>
-          <w:szCs w:val="28"/>
+          <w:sz w:val="22"/>
+          <w:szCs w:val="22"/>
         </w:rPr>
         <w:t xml:space="preserve"> กับ </w:t>
       </w:r>
@@ -5593,8 +5544,8 @@
         <w:rPr>
           <w:rFonts w:ascii="Sarabun" w:hAnsi="Sarabun" w:cs="Sarabun" w:eastAsia="Sarabun"/>
           <w:color w:val="1A1E33"/>
-          <w:sz w:val="28"/>
-          <w:szCs w:val="28"/>
+          <w:sz w:val="22"/>
+          <w:szCs w:val="22"/>
           <w:b w:val="1"/>
           <w:bCs w:val="1"/>
         </w:rPr>
@@ -5604,8 +5555,8 @@
         <w:rPr>
           <w:rFonts w:ascii="Sarabun" w:hAnsi="Sarabun" w:cs="Sarabun" w:eastAsia="Sarabun"/>
           <w:color w:val="1A1E33"/>
-          <w:sz w:val="28"/>
-          <w:szCs w:val="28"/>
+          <w:sz w:val="22"/>
+          <w:szCs w:val="22"/>
         </w:rPr>
         <w:t xml:space="preserve"> (ถ้า ThaiD ส่งชื่อกลับมาด้วย ระบบจะเติมให้ก่อน ขึ้นอยู่กับสิทธิ์ที่ได้รับจากกรมการปกครอง)</w:t>
       </w:r>
@@ -5620,8 +5571,8 @@
         <w:rPr>
           <w:rFonts w:ascii="Sarabun" w:hAnsi="Sarabun" w:cs="Sarabun" w:eastAsia="Sarabun"/>
           <w:color w:val="E5775A"/>
-          <w:sz w:val="28"/>
-          <w:szCs w:val="28"/>
+          <w:sz w:val="22"/>
+          <w:szCs w:val="22"/>
           <w:b w:val="1"/>
           <w:bCs w:val="1"/>
         </w:rPr>
@@ -5631,8 +5582,8 @@
         <w:rPr>
           <w:rFonts w:ascii="Sarabun" w:hAnsi="Sarabun" w:cs="Sarabun" w:eastAsia="Sarabun"/>
           <w:color w:val="1A1E33"/>
-          <w:sz w:val="28"/>
-          <w:szCs w:val="28"/>
+          <w:sz w:val="22"/>
+          <w:szCs w:val="22"/>
         </w:rPr>
         <w:t xml:space="preserve">กรอก </w:t>
       </w:r>
@@ -5640,8 +5591,8 @@
         <w:rPr>
           <w:rFonts w:ascii="Sarabun" w:hAnsi="Sarabun" w:cs="Sarabun" w:eastAsia="Sarabun"/>
           <w:color w:val="1A1E33"/>
-          <w:sz w:val="28"/>
-          <w:szCs w:val="28"/>
+          <w:sz w:val="22"/>
+          <w:szCs w:val="22"/>
           <w:b w:val="1"/>
           <w:bCs w:val="1"/>
         </w:rPr>
@@ -5651,8 +5602,8 @@
         <w:rPr>
           <w:rFonts w:ascii="Sarabun" w:hAnsi="Sarabun" w:cs="Sarabun" w:eastAsia="Sarabun"/>
           <w:color w:val="1A1E33"/>
-          <w:sz w:val="28"/>
-          <w:szCs w:val="28"/>
+          <w:sz w:val="22"/>
+          <w:szCs w:val="22"/>
         </w:rPr>
         <w:t xml:space="preserve"> ขึ้นต้นด้วย </w:t>
       </w:r>
@@ -5660,8 +5611,8 @@
         <w:rPr>
           <w:rFonts w:ascii="DejaVu Sans Mono" w:hAnsi="DejaVu Sans Mono" w:cs="DejaVu Sans Mono" w:eastAsia="DejaVu Sans Mono"/>
           <w:color w:val="192768"/>
-          <w:sz w:val="25"/>
-          <w:szCs w:val="25"/>
+          <w:sz w:val="19"/>
+          <w:szCs w:val="19"/>
           <w:shd w:val="clear" w:fill="F5F6FA"/>
         </w:rPr>
         <w:t>0</w:t>
@@ -5670,8 +5621,8 @@
         <w:rPr>
           <w:rFonts w:ascii="Sarabun" w:hAnsi="Sarabun" w:cs="Sarabun" w:eastAsia="Sarabun"/>
           <w:color w:val="1A1E33"/>
-          <w:sz w:val="28"/>
-          <w:szCs w:val="28"/>
+          <w:sz w:val="22"/>
+          <w:szCs w:val="22"/>
         </w:rPr>
         <w:t xml:space="preserve"> และมี 9–10 หลัก</w:t>
       </w:r>
@@ -5686,8 +5637,8 @@
         <w:rPr>
           <w:rFonts w:ascii="Sarabun" w:hAnsi="Sarabun" w:cs="Sarabun" w:eastAsia="Sarabun"/>
           <w:color w:val="E5775A"/>
-          <w:sz w:val="28"/>
-          <w:szCs w:val="28"/>
+          <w:sz w:val="22"/>
+          <w:szCs w:val="22"/>
           <w:b w:val="1"/>
           <w:bCs w:val="1"/>
         </w:rPr>
@@ -5697,8 +5648,8 @@
         <w:rPr>
           <w:rFonts w:ascii="Sarabun" w:hAnsi="Sarabun" w:cs="Sarabun" w:eastAsia="Sarabun"/>
           <w:color w:val="1A1E33"/>
-          <w:sz w:val="28"/>
-          <w:szCs w:val="28"/>
+          <w:sz w:val="22"/>
+          <w:szCs w:val="22"/>
         </w:rPr>
         <w:t xml:space="preserve">ตั้ง </w:t>
       </w:r>
@@ -5706,8 +5657,8 @@
         <w:rPr>
           <w:rFonts w:ascii="Sarabun" w:hAnsi="Sarabun" w:cs="Sarabun" w:eastAsia="Sarabun"/>
           <w:color w:val="1A1E33"/>
-          <w:sz w:val="28"/>
-          <w:szCs w:val="28"/>
+          <w:sz w:val="22"/>
+          <w:szCs w:val="22"/>
           <w:b w:val="1"/>
           <w:bCs w:val="1"/>
         </w:rPr>
@@ -5717,8 +5668,8 @@
         <w:rPr>
           <w:rFonts w:ascii="Sarabun" w:hAnsi="Sarabun" w:cs="Sarabun" w:eastAsia="Sarabun"/>
           <w:color w:val="1A1E33"/>
-          <w:sz w:val="28"/>
-          <w:szCs w:val="28"/>
+          <w:sz w:val="22"/>
+          <w:szCs w:val="22"/>
         </w:rPr>
         <w:t xml:space="preserve"> อย่างน้อย 8 ตัว มีทั้งตัวอักษรและตัวเลข</w:t>
       </w:r>
@@ -5733,8 +5684,8 @@
         <w:rPr>
           <w:rFonts w:ascii="Sarabun" w:hAnsi="Sarabun" w:cs="Sarabun" w:eastAsia="Sarabun"/>
           <w:color w:val="E5775A"/>
-          <w:sz w:val="28"/>
-          <w:szCs w:val="28"/>
+          <w:sz w:val="22"/>
+          <w:szCs w:val="22"/>
           <w:b w:val="1"/>
           <w:bCs w:val="1"/>
         </w:rPr>
@@ -5744,8 +5695,8 @@
         <w:rPr>
           <w:rFonts w:ascii="Sarabun" w:hAnsi="Sarabun" w:cs="Sarabun" w:eastAsia="Sarabun"/>
           <w:color w:val="1A1E33"/>
-          <w:sz w:val="28"/>
-          <w:szCs w:val="28"/>
+          <w:sz w:val="22"/>
+          <w:szCs w:val="22"/>
         </w:rPr>
         <w:t xml:space="preserve">กด </w:t>
       </w:r>
@@ -5753,8 +5704,8 @@
         <w:rPr>
           <w:rFonts w:ascii="Sarabun" w:hAnsi="Sarabun" w:cs="Sarabun" w:eastAsia="Sarabun"/>
           <w:color w:val="1A1E33"/>
-          <w:sz w:val="28"/>
-          <w:szCs w:val="28"/>
+          <w:sz w:val="22"/>
+          <w:szCs w:val="22"/>
           <w:b w:val="1"/>
           <w:bCs w:val="1"/>
         </w:rPr>
@@ -5764,14 +5715,14 @@
     <w:p>
       <w:pPr>
         <w:spacing w:before="0" w:after="160" w:lineRule="auto" w:line="348"/>
-        <w:jc w:val="left"/>
+        <w:jc w:val="both"/>
       </w:pPr>
       <w:r>
         <w:rPr>
           <w:rFonts w:ascii="Sarabun" w:hAnsi="Sarabun" w:cs="Sarabun" w:eastAsia="Sarabun"/>
           <w:color w:val="1A1E33"/>
-          <w:sz w:val="28"/>
-          <w:szCs w:val="28"/>
+          <w:sz w:val="22"/>
+          <w:szCs w:val="22"/>
         </w:rPr>
         <w:t>ภาพด้านบนคือตอนที่ใส่รหัสผ่านสั้นเกินไป จะเห็นว่าข้อความสีแดงขึ้นใต้ช่องที่มีปัญหา ลองกรอกผิดดูก่อนได้ ไม่มีผลเสียอะไร</w:t>
       </w:r>
@@ -5779,14 +5730,14 @@
     <w:p>
       <w:pPr>
         <w:spacing w:before="0" w:after="160" w:lineRule="auto" w:line="348"/>
-        <w:jc w:val="left"/>
+        <w:jc w:val="both"/>
       </w:pPr>
       <w:r>
         <w:rPr>
           <w:rFonts w:ascii="Sarabun" w:hAnsi="Sarabun" w:cs="Sarabun" w:eastAsia="Sarabun"/>
           <w:color w:val="1A1E33"/>
-          <w:sz w:val="28"/>
-          <w:szCs w:val="28"/>
+          <w:sz w:val="22"/>
+          <w:szCs w:val="22"/>
           <w:b w:val="1"/>
           <w:bCs w:val="1"/>
         </w:rPr>
@@ -5849,8 +5800,8 @@
         <w:rPr>
           <w:rFonts w:ascii="Sarabun" w:hAnsi="Sarabun" w:cs="Sarabun" w:eastAsia="Sarabun"/>
           <w:color w:val="5C637A"/>
-          <w:sz w:val="23"/>
-          <w:szCs w:val="23"/>
+          <w:sz w:val="19"/>
+          <w:szCs w:val="19"/>
           <w:i w:val="1"/>
           <w:iCs w:val="1"/>
         </w:rPr>
@@ -5860,14 +5811,14 @@
     <w:p>
       <w:pPr>
         <w:spacing w:before="0" w:after="160" w:lineRule="auto" w:line="348"/>
-        <w:jc w:val="left"/>
+        <w:jc w:val="both"/>
       </w:pPr>
       <w:r>
         <w:rPr>
           <w:rFonts w:ascii="Sarabun" w:hAnsi="Sarabun" w:cs="Sarabun" w:eastAsia="Sarabun"/>
           <w:color w:val="1A1E33"/>
-          <w:sz w:val="28"/>
-          <w:szCs w:val="28"/>
+          <w:sz w:val="22"/>
+          <w:szCs w:val="22"/>
         </w:rPr>
         <w:t xml:space="preserve">หน้าแรกจะบอกชื่อหน่วยงานที่คุณสังกัด สถานะ </w:t>
       </w:r>
@@ -5875,8 +5826,8 @@
         <w:rPr>
           <w:rFonts w:ascii="Sarabun" w:hAnsi="Sarabun" w:cs="Sarabun" w:eastAsia="Sarabun"/>
           <w:color w:val="1A1E33"/>
-          <w:sz w:val="28"/>
-          <w:szCs w:val="28"/>
+          <w:sz w:val="22"/>
+          <w:szCs w:val="22"/>
           <w:b w:val="1"/>
           <w:bCs w:val="1"/>
         </w:rPr>
@@ -5886,8 +5837,8 @@
         <w:rPr>
           <w:rFonts w:ascii="Sarabun" w:hAnsi="Sarabun" w:cs="Sarabun" w:eastAsia="Sarabun"/>
           <w:color w:val="1A1E33"/>
-          <w:sz w:val="28"/>
-          <w:szCs w:val="28"/>
+          <w:sz w:val="22"/>
+          <w:szCs w:val="22"/>
         </w:rPr>
         <w:t xml:space="preserve"> และมีปุ่ม </w:t>
       </w:r>
@@ -5895,8 +5846,8 @@
         <w:rPr>
           <w:rFonts w:ascii="Sarabun" w:hAnsi="Sarabun" w:cs="Sarabun" w:eastAsia="Sarabun"/>
           <w:color w:val="1A1E33"/>
-          <w:sz w:val="28"/>
-          <w:szCs w:val="28"/>
+          <w:sz w:val="22"/>
+          <w:szCs w:val="22"/>
           <w:b w:val="1"/>
           <w:bCs w:val="1"/>
         </w:rPr>
@@ -5906,8 +5857,8 @@
         <w:rPr>
           <w:rFonts w:ascii="Sarabun" w:hAnsi="Sarabun" w:cs="Sarabun" w:eastAsia="Sarabun"/>
           <w:color w:val="1A1E33"/>
-          <w:sz w:val="28"/>
-          <w:szCs w:val="28"/>
+          <w:sz w:val="22"/>
+          <w:szCs w:val="22"/>
         </w:rPr>
         <w:t xml:space="preserve"> ซึ่งเป็นจุดเริ่มต้นของ </w:t>
       </w:r>
@@ -5915,8 +5866,8 @@
         <w:rPr>
           <w:rFonts w:ascii="Sarabun" w:hAnsi="Sarabun" w:cs="Sarabun" w:eastAsia="Sarabun"/>
           <w:color w:val="192768"/>
-          <w:sz w:val="28"/>
-          <w:szCs w:val="28"/>
+          <w:sz w:val="22"/>
+          <w:szCs w:val="22"/>
         </w:rPr>
         <w:t>เล่ม B</w:t>
       </w:r>
@@ -5925,7 +5876,7 @@
       <w:pPr>
         <w:spacing w:before="120" w:after="200" w:lineRule="auto" w:line="348"/>
         <w:ind w:left="227" w:right="113"/>
-        <w:jc w:val="left"/>
+        <w:jc w:val="both"/>
         <w:pBdr>
           <w:left w:val="single" w:sz="24" w:space="10" w:color="E5775A"/>
         </w:pBdr>
@@ -5935,8 +5886,8 @@
         <w:rPr>
           <w:rFonts w:ascii="Sarabun" w:hAnsi="Sarabun" w:cs="Sarabun" w:eastAsia="Sarabun"/>
           <w:color w:val="1A1E33"/>
-          <w:sz w:val="28"/>
-          <w:szCs w:val="28"/>
+          <w:sz w:val="22"/>
+          <w:szCs w:val="22"/>
         </w:rPr>
         <w:t xml:space="preserve">ลิงก์คำเชิญ </w:t>
       </w:r>
@@ -5944,8 +5895,8 @@
         <w:rPr>
           <w:rFonts w:ascii="Sarabun" w:hAnsi="Sarabun" w:cs="Sarabun" w:eastAsia="Sarabun"/>
           <w:color w:val="1A1E33"/>
-          <w:sz w:val="28"/>
-          <w:szCs w:val="28"/>
+          <w:sz w:val="22"/>
+          <w:szCs w:val="22"/>
           <w:b w:val="1"/>
           <w:bCs w:val="1"/>
         </w:rPr>
@@ -5955,19 +5906,11 @@
         <w:rPr>
           <w:rFonts w:ascii="Sarabun" w:hAnsi="Sarabun" w:cs="Sarabun" w:eastAsia="Sarabun"/>
           <w:color w:val="1A1E33"/>
-          <w:sz w:val="28"/>
-          <w:szCs w:val="28"/>
+          <w:sz w:val="22"/>
+          <w:szCs w:val="22"/>
         </w:rPr>
         <w:t xml:space="preserve"> ถ้าเปิดซ้ำจะขึ้นว่า "ลิงก์คำเชิญนี้ถูกใช้ไปแล้ว"</w:t>
       </w:r>
-    </w:p>
-    <w:p>
-      <w:pPr>
-        <w:spacing w:before="80" w:after="200" w:lineRule="auto" w:line="240"/>
-        <w:pBdr>
-          <w:bottom w:val="single" w:sz="6" w:space="4" w:color="D8DCE6"/>
-        </w:pBdr>
-      </w:pPr>
     </w:p>
     <w:p>
       <w:pPr>
@@ -5977,17 +5920,18 @@
         <w:pBdr>
           <w:bottom w:val="single" w:sz="6" w:space="4" w:color="D8DCE6"/>
         </w:pBdr>
+        <w:pageBreakBefore w:val="1"/>
       </w:pPr>
       <w:r>
         <w:rPr>
           <w:rFonts w:ascii="Sarabun" w:hAnsi="Sarabun" w:cs="Sarabun" w:eastAsia="Sarabun"/>
           <w:color w:val="192768"/>
-          <w:sz w:val="44"/>
-          <w:szCs w:val="44"/>
+          <w:sz w:val="36"/>
+          <w:szCs w:val="36"/>
           <w:b w:val="1"/>
           <w:bCs w:val="1"/>
-          <w:sz w:val="44"/>
-          <w:szCs w:val="44"/>
+          <w:sz w:val="36"/>
+          <w:szCs w:val="36"/>
           <w:b w:val="1"/>
           <w:bCs w:val="1"/>
         </w:rPr>
@@ -5997,14 +5941,14 @@
     <w:p>
       <w:pPr>
         <w:spacing w:before="0" w:after="160" w:lineRule="auto" w:line="348"/>
-        <w:jc w:val="left"/>
+        <w:jc w:val="both"/>
       </w:pPr>
       <w:r>
         <w:rPr>
           <w:rFonts w:ascii="Sarabun" w:hAnsi="Sarabun" w:cs="Sarabun" w:eastAsia="Sarabun"/>
           <w:color w:val="1A1E33"/>
-          <w:sz w:val="28"/>
-          <w:szCs w:val="28"/>
+          <w:sz w:val="22"/>
+          <w:szCs w:val="22"/>
         </w:rPr>
         <w:t xml:space="preserve">ดูวิธีได้ที่ </w:t>
       </w:r>
@@ -6012,8 +5956,8 @@
         <w:rPr>
           <w:rFonts w:ascii="Sarabun" w:hAnsi="Sarabun" w:cs="Sarabun" w:eastAsia="Sarabun"/>
           <w:color w:val="192768"/>
-          <w:sz w:val="28"/>
-          <w:szCs w:val="28"/>
+          <w:sz w:val="22"/>
+          <w:szCs w:val="22"/>
         </w:rPr>
         <w:t>เล่มภาพรวม ข้อ 3</w:t>
       </w:r>
@@ -6021,19 +5965,11 @@
         <w:rPr>
           <w:rFonts w:ascii="Sarabun" w:hAnsi="Sarabun" w:cs="Sarabun" w:eastAsia="Sarabun"/>
           <w:color w:val="1A1E33"/>
-          <w:sz w:val="28"/>
-          <w:szCs w:val="28"/>
+          <w:sz w:val="22"/>
+          <w:szCs w:val="22"/>
         </w:rPr>
         <w:t xml:space="preserve"> — เข้าได้ทั้งทางรหัสผ่าน + OTP และทาง ThaiD</w:t>
       </w:r>
-    </w:p>
-    <w:p>
-      <w:pPr>
-        <w:spacing w:before="80" w:after="200" w:lineRule="auto" w:line="240"/>
-        <w:pBdr>
-          <w:bottom w:val="single" w:sz="6" w:space="4" w:color="D8DCE6"/>
-        </w:pBdr>
-      </w:pPr>
     </w:p>
     <w:p>
       <w:pPr>
@@ -6043,17 +5979,18 @@
         <w:pBdr>
           <w:bottom w:val="single" w:sz="6" w:space="4" w:color="D8DCE6"/>
         </w:pBdr>
+        <w:pageBreakBefore w:val="1"/>
       </w:pPr>
       <w:r>
         <w:rPr>
           <w:rFonts w:ascii="Sarabun" w:hAnsi="Sarabun" w:cs="Sarabun" w:eastAsia="Sarabun"/>
           <w:color w:val="192768"/>
-          <w:sz w:val="44"/>
-          <w:szCs w:val="44"/>
+          <w:sz w:val="36"/>
+          <w:szCs w:val="36"/>
           <w:b w:val="1"/>
           <w:bCs w:val="1"/>
-          <w:sz w:val="44"/>
-          <w:szCs w:val="44"/>
+          <w:sz w:val="36"/>
+          <w:szCs w:val="36"/>
           <w:b w:val="1"/>
           <w:bCs w:val="1"/>
         </w:rPr>
@@ -6063,14 +6000,14 @@
     <w:p>
       <w:pPr>
         <w:spacing w:before="0" w:after="160" w:lineRule="auto" w:line="348"/>
-        <w:jc w:val="left"/>
+        <w:jc w:val="both"/>
       </w:pPr>
       <w:r>
         <w:rPr>
           <w:rFonts w:ascii="Sarabun" w:hAnsi="Sarabun" w:cs="Sarabun" w:eastAsia="Sarabun"/>
           <w:color w:val="1A1E33"/>
-          <w:sz w:val="28"/>
-          <w:szCs w:val="28"/>
+          <w:sz w:val="22"/>
+          <w:szCs w:val="22"/>
         </w:rPr>
         <w:t>ทดสอบผ่านข้อไหนแล้วติ๊กข้อนั้น</w:t>
       </w:r>
@@ -6085,8 +6022,8 @@
         <w:rPr>
           <w:rFonts w:ascii="DejaVu Sans" w:hAnsi="DejaVu Sans" w:cs="DejaVu Sans" w:eastAsia="DejaVu Sans"/>
           <w:color w:val="5C637A"/>
-          <w:sz w:val="28"/>
-          <w:szCs w:val="28"/>
+          <w:sz w:val="22"/>
+          <w:szCs w:val="22"/>
         </w:rPr>
         <w:t>☐</w:t>
       </w:r>
@@ -6094,8 +6031,8 @@
         <w:rPr>
           <w:rFonts w:ascii="Sarabun" w:hAnsi="Sarabun" w:cs="Sarabun" w:eastAsia="Sarabun"/>
           <w:color w:val="5C637A"/>
-          <w:sz w:val="28"/>
-          <w:szCs w:val="28"/>
+          <w:sz w:val="22"/>
+          <w:szCs w:val="22"/>
         </w:rPr>
         <w:t xml:space="preserve">  </w:t>
       </w:r>
@@ -6103,8 +6040,8 @@
         <w:rPr>
           <w:rFonts w:ascii="Sarabun" w:hAnsi="Sarabun" w:cs="Sarabun" w:eastAsia="Sarabun"/>
           <w:color w:val="1A1E33"/>
-          <w:sz w:val="28"/>
-          <w:szCs w:val="28"/>
+          <w:sz w:val="22"/>
+          <w:szCs w:val="22"/>
         </w:rPr>
         <w:t xml:space="preserve">สร้างหน่วยงานด้วยข้อมูลครบ </w:t>
       </w:r>
@@ -6112,8 +6049,8 @@
         <w:rPr>
           <w:rFonts w:ascii="DejaVu Sans" w:hAnsi="DejaVu Sans" w:cs="DejaVu Sans" w:eastAsia="DejaVu Sans"/>
           <w:color w:val="1A1E33"/>
-          <w:sz w:val="28"/>
-          <w:szCs w:val="28"/>
+          <w:sz w:val="22"/>
+          <w:szCs w:val="22"/>
         </w:rPr>
         <w:t>→</w:t>
       </w:r>
@@ -6121,8 +6058,8 @@
         <w:rPr>
           <w:rFonts w:ascii="Sarabun" w:hAnsi="Sarabun" w:cs="Sarabun" w:eastAsia="Sarabun"/>
           <w:color w:val="1A1E33"/>
-          <w:sz w:val="28"/>
-          <w:szCs w:val="28"/>
+          <w:sz w:val="22"/>
+          <w:szCs w:val="22"/>
         </w:rPr>
         <w:t xml:space="preserve"> ได้ </w:t>
       </w:r>
@@ -6130,8 +6067,8 @@
         <w:rPr>
           <w:rFonts w:ascii="DejaVu Sans Mono" w:hAnsi="DejaVu Sans Mono" w:cs="DejaVu Sans Mono" w:eastAsia="DejaVu Sans Mono"/>
           <w:color w:val="192768"/>
-          <w:sz w:val="25"/>
-          <w:szCs w:val="25"/>
+          <w:sz w:val="19"/>
+          <w:szCs w:val="19"/>
           <w:shd w:val="clear" w:fill="F5F6FA"/>
         </w:rPr>
         <w:t>201</w:t>
@@ -6140,8 +6077,8 @@
         <w:rPr>
           <w:rFonts w:ascii="Sarabun" w:hAnsi="Sarabun" w:cs="Sarabun" w:eastAsia="Sarabun"/>
           <w:color w:val="1A1E33"/>
-          <w:sz w:val="28"/>
-          <w:szCs w:val="28"/>
+          <w:sz w:val="22"/>
+          <w:szCs w:val="22"/>
         </w:rPr>
         <w:t xml:space="preserve"> และสถานะ </w:t>
       </w:r>
@@ -6149,8 +6086,8 @@
         <w:rPr>
           <w:rFonts w:ascii="DejaVu Sans Mono" w:hAnsi="DejaVu Sans Mono" w:cs="DejaVu Sans Mono" w:eastAsia="DejaVu Sans Mono"/>
           <w:color w:val="192768"/>
-          <w:sz w:val="25"/>
-          <w:szCs w:val="25"/>
+          <w:sz w:val="19"/>
+          <w:szCs w:val="19"/>
           <w:shd w:val="clear" w:fill="F5F6FA"/>
         </w:rPr>
         <w:t>PENDING_REGISTRATION</w:t>
@@ -6166,8 +6103,8 @@
         <w:rPr>
           <w:rFonts w:ascii="DejaVu Sans" w:hAnsi="DejaVu Sans" w:cs="DejaVu Sans" w:eastAsia="DejaVu Sans"/>
           <w:color w:val="5C637A"/>
-          <w:sz w:val="28"/>
-          <w:szCs w:val="28"/>
+          <w:sz w:val="22"/>
+          <w:szCs w:val="22"/>
         </w:rPr>
         <w:t>☐</w:t>
       </w:r>
@@ -6175,8 +6112,8 @@
         <w:rPr>
           <w:rFonts w:ascii="Sarabun" w:hAnsi="Sarabun" w:cs="Sarabun" w:eastAsia="Sarabun"/>
           <w:color w:val="5C637A"/>
-          <w:sz w:val="28"/>
-          <w:szCs w:val="28"/>
+          <w:sz w:val="22"/>
+          <w:szCs w:val="22"/>
         </w:rPr>
         <w:t xml:space="preserve">  </w:t>
       </w:r>
@@ -6184,8 +6121,8 @@
         <w:rPr>
           <w:rFonts w:ascii="Sarabun" w:hAnsi="Sarabun" w:cs="Sarabun" w:eastAsia="Sarabun"/>
           <w:color w:val="1A1E33"/>
-          <w:sz w:val="28"/>
-          <w:szCs w:val="28"/>
+          <w:sz w:val="22"/>
+          <w:szCs w:val="22"/>
         </w:rPr>
         <w:t xml:space="preserve">สร้างหน่วยงานด้วยรหัสหน่วยงานที่ซ้ำ </w:t>
       </w:r>
@@ -6193,8 +6130,8 @@
         <w:rPr>
           <w:rFonts w:ascii="DejaVu Sans" w:hAnsi="DejaVu Sans" w:cs="DejaVu Sans" w:eastAsia="DejaVu Sans"/>
           <w:color w:val="1A1E33"/>
-          <w:sz w:val="28"/>
-          <w:szCs w:val="28"/>
+          <w:sz w:val="22"/>
+          <w:szCs w:val="22"/>
         </w:rPr>
         <w:t>→</w:t>
       </w:r>
@@ -6202,8 +6139,8 @@
         <w:rPr>
           <w:rFonts w:ascii="Sarabun" w:hAnsi="Sarabun" w:cs="Sarabun" w:eastAsia="Sarabun"/>
           <w:color w:val="1A1E33"/>
-          <w:sz w:val="28"/>
-          <w:szCs w:val="28"/>
+          <w:sz w:val="22"/>
+          <w:szCs w:val="22"/>
         </w:rPr>
         <w:t xml:space="preserve"> ได้ </w:t>
       </w:r>
@@ -6211,8 +6148,8 @@
         <w:rPr>
           <w:rFonts w:ascii="DejaVu Sans Mono" w:hAnsi="DejaVu Sans Mono" w:cs="DejaVu Sans Mono" w:eastAsia="DejaVu Sans Mono"/>
           <w:color w:val="192768"/>
-          <w:sz w:val="25"/>
-          <w:szCs w:val="25"/>
+          <w:sz w:val="19"/>
+          <w:szCs w:val="19"/>
           <w:shd w:val="clear" w:fill="F5F6FA"/>
         </w:rPr>
         <w:t>409 code_exists</w:t>
@@ -6228,8 +6165,8 @@
         <w:rPr>
           <w:rFonts w:ascii="DejaVu Sans" w:hAnsi="DejaVu Sans" w:cs="DejaVu Sans" w:eastAsia="DejaVu Sans"/>
           <w:color w:val="5C637A"/>
-          <w:sz w:val="28"/>
-          <w:szCs w:val="28"/>
+          <w:sz w:val="22"/>
+          <w:szCs w:val="22"/>
         </w:rPr>
         <w:t>☐</w:t>
       </w:r>
@@ -6237,8 +6174,8 @@
         <w:rPr>
           <w:rFonts w:ascii="Sarabun" w:hAnsi="Sarabun" w:cs="Sarabun" w:eastAsia="Sarabun"/>
           <w:color w:val="5C637A"/>
-          <w:sz w:val="28"/>
-          <w:szCs w:val="28"/>
+          <w:sz w:val="22"/>
+          <w:szCs w:val="22"/>
         </w:rPr>
         <w:t xml:space="preserve">  </w:t>
       </w:r>
@@ -6246,8 +6183,8 @@
         <w:rPr>
           <w:rFonts w:ascii="Sarabun" w:hAnsi="Sarabun" w:cs="Sarabun" w:eastAsia="Sarabun"/>
           <w:color w:val="1A1E33"/>
-          <w:sz w:val="28"/>
-          <w:szCs w:val="28"/>
+          <w:sz w:val="22"/>
+          <w:szCs w:val="22"/>
         </w:rPr>
         <w:t xml:space="preserve">สร้างหน่วยงานโดยใส่ชื่ออำเภอผิด (เช่น "เขตดุสิต") </w:t>
       </w:r>
@@ -6255,8 +6192,8 @@
         <w:rPr>
           <w:rFonts w:ascii="DejaVu Sans" w:hAnsi="DejaVu Sans" w:cs="DejaVu Sans" w:eastAsia="DejaVu Sans"/>
           <w:color w:val="1A1E33"/>
-          <w:sz w:val="28"/>
-          <w:szCs w:val="28"/>
+          <w:sz w:val="22"/>
+          <w:szCs w:val="22"/>
         </w:rPr>
         <w:t>→</w:t>
       </w:r>
@@ -6264,8 +6201,8 @@
         <w:rPr>
           <w:rFonts w:ascii="Sarabun" w:hAnsi="Sarabun" w:cs="Sarabun" w:eastAsia="Sarabun"/>
           <w:color w:val="1A1E33"/>
-          <w:sz w:val="28"/>
-          <w:szCs w:val="28"/>
+          <w:sz w:val="22"/>
+          <w:szCs w:val="22"/>
         </w:rPr>
         <w:t xml:space="preserve"> ได้ </w:t>
       </w:r>
@@ -6273,8 +6210,8 @@
         <w:rPr>
           <w:rFonts w:ascii="DejaVu Sans Mono" w:hAnsi="DejaVu Sans Mono" w:cs="DejaVu Sans Mono" w:eastAsia="DejaVu Sans Mono"/>
           <w:color w:val="192768"/>
-          <w:sz w:val="25"/>
-          <w:szCs w:val="25"/>
+          <w:sz w:val="19"/>
+          <w:szCs w:val="19"/>
           <w:shd w:val="clear" w:fill="F5F6FA"/>
         </w:rPr>
         <w:t>400</w:t>
@@ -6283,8 +6220,8 @@
         <w:rPr>
           <w:rFonts w:ascii="Sarabun" w:hAnsi="Sarabun" w:cs="Sarabun" w:eastAsia="Sarabun"/>
           <w:color w:val="1A1E33"/>
-          <w:sz w:val="28"/>
-          <w:szCs w:val="28"/>
+          <w:sz w:val="22"/>
+          <w:szCs w:val="22"/>
         </w:rPr>
         <w:t xml:space="preserve"> พร้อมบอกช่องที่ผิด</w:t>
       </w:r>
@@ -6299,8 +6236,8 @@
         <w:rPr>
           <w:rFonts w:ascii="DejaVu Sans" w:hAnsi="DejaVu Sans" w:cs="DejaVu Sans" w:eastAsia="DejaVu Sans"/>
           <w:color w:val="5C637A"/>
-          <w:sz w:val="28"/>
-          <w:szCs w:val="28"/>
+          <w:sz w:val="22"/>
+          <w:szCs w:val="22"/>
         </w:rPr>
         <w:t>☐</w:t>
       </w:r>
@@ -6308,8 +6245,8 @@
         <w:rPr>
           <w:rFonts w:ascii="Sarabun" w:hAnsi="Sarabun" w:cs="Sarabun" w:eastAsia="Sarabun"/>
           <w:color w:val="5C637A"/>
-          <w:sz w:val="28"/>
-          <w:szCs w:val="28"/>
+          <w:sz w:val="22"/>
+          <w:szCs w:val="22"/>
         </w:rPr>
         <w:t xml:space="preserve">  </w:t>
       </w:r>
@@ -6317,8 +6254,8 @@
         <w:rPr>
           <w:rFonts w:ascii="Sarabun" w:hAnsi="Sarabun" w:cs="Sarabun" w:eastAsia="Sarabun"/>
           <w:color w:val="1A1E33"/>
-          <w:sz w:val="28"/>
-          <w:szCs w:val="28"/>
+          <w:sz w:val="22"/>
+          <w:szCs w:val="22"/>
         </w:rPr>
         <w:t xml:space="preserve">ส่งคำเชิญพร้อม </w:t>
       </w:r>
@@ -6326,8 +6263,8 @@
         <w:rPr>
           <w:rFonts w:ascii="DejaVu Sans Mono" w:hAnsi="DejaVu Sans Mono" w:cs="DejaVu Sans Mono" w:eastAsia="DejaVu Sans Mono"/>
           <w:color w:val="192768"/>
-          <w:sz w:val="25"/>
-          <w:szCs w:val="25"/>
+          <w:sz w:val="19"/>
+          <w:szCs w:val="19"/>
           <w:shd w:val="clear" w:fill="F5F6FA"/>
         </w:rPr>
         <w:t>organizationId</w:t>
@@ -6336,8 +6273,8 @@
         <w:rPr>
           <w:rFonts w:ascii="Sarabun" w:hAnsi="Sarabun" w:cs="Sarabun" w:eastAsia="Sarabun"/>
           <w:color w:val="1A1E33"/>
-          <w:sz w:val="28"/>
-          <w:szCs w:val="28"/>
+          <w:sz w:val="22"/>
+          <w:szCs w:val="22"/>
         </w:rPr>
         <w:t xml:space="preserve"> </w:t>
       </w:r>
@@ -6345,8 +6282,8 @@
         <w:rPr>
           <w:rFonts w:ascii="DejaVu Sans" w:hAnsi="DejaVu Sans" w:cs="DejaVu Sans" w:eastAsia="DejaVu Sans"/>
           <w:color w:val="1A1E33"/>
-          <w:sz w:val="28"/>
-          <w:szCs w:val="28"/>
+          <w:sz w:val="22"/>
+          <w:szCs w:val="22"/>
         </w:rPr>
         <w:t>→</w:t>
       </w:r>
@@ -6354,8 +6291,8 @@
         <w:rPr>
           <w:rFonts w:ascii="Sarabun" w:hAnsi="Sarabun" w:cs="Sarabun" w:eastAsia="Sarabun"/>
           <w:color w:val="1A1E33"/>
-          <w:sz w:val="28"/>
-          <w:szCs w:val="28"/>
+          <w:sz w:val="22"/>
+          <w:szCs w:val="22"/>
         </w:rPr>
         <w:t xml:space="preserve"> ได้ </w:t>
       </w:r>
@@ -6363,8 +6300,8 @@
         <w:rPr>
           <w:rFonts w:ascii="DejaVu Sans Mono" w:hAnsi="DejaVu Sans Mono" w:cs="DejaVu Sans Mono" w:eastAsia="DejaVu Sans Mono"/>
           <w:color w:val="192768"/>
-          <w:sz w:val="25"/>
-          <w:szCs w:val="25"/>
+          <w:sz w:val="19"/>
+          <w:szCs w:val="19"/>
           <w:shd w:val="clear" w:fill="F5F6FA"/>
         </w:rPr>
         <w:t>201</w:t>
@@ -6380,8 +6317,8 @@
         <w:rPr>
           <w:rFonts w:ascii="DejaVu Sans" w:hAnsi="DejaVu Sans" w:cs="DejaVu Sans" w:eastAsia="DejaVu Sans"/>
           <w:color w:val="5C637A"/>
-          <w:sz w:val="28"/>
-          <w:szCs w:val="28"/>
+          <w:sz w:val="22"/>
+          <w:szCs w:val="22"/>
         </w:rPr>
         <w:t>☐</w:t>
       </w:r>
@@ -6389,8 +6326,8 @@
         <w:rPr>
           <w:rFonts w:ascii="Sarabun" w:hAnsi="Sarabun" w:cs="Sarabun" w:eastAsia="Sarabun"/>
           <w:color w:val="5C637A"/>
-          <w:sz w:val="28"/>
-          <w:szCs w:val="28"/>
+          <w:sz w:val="22"/>
+          <w:szCs w:val="22"/>
         </w:rPr>
         <w:t xml:space="preserve">  </w:t>
       </w:r>
@@ -6398,8 +6335,8 @@
         <w:rPr>
           <w:rFonts w:ascii="Sarabun" w:hAnsi="Sarabun" w:cs="Sarabun" w:eastAsia="Sarabun"/>
           <w:color w:val="1A1E33"/>
-          <w:sz w:val="28"/>
-          <w:szCs w:val="28"/>
+          <w:sz w:val="22"/>
+          <w:szCs w:val="22"/>
         </w:rPr>
         <w:t xml:space="preserve">ส่งคำเชิญด้วยเลขบัตรที่มีคนใช้แล้ว </w:t>
       </w:r>
@@ -6407,8 +6344,8 @@
         <w:rPr>
           <w:rFonts w:ascii="DejaVu Sans" w:hAnsi="DejaVu Sans" w:cs="DejaVu Sans" w:eastAsia="DejaVu Sans"/>
           <w:color w:val="1A1E33"/>
-          <w:sz w:val="28"/>
-          <w:szCs w:val="28"/>
+          <w:sz w:val="22"/>
+          <w:szCs w:val="22"/>
         </w:rPr>
         <w:t>→</w:t>
       </w:r>
@@ -6416,8 +6353,8 @@
         <w:rPr>
           <w:rFonts w:ascii="Sarabun" w:hAnsi="Sarabun" w:cs="Sarabun" w:eastAsia="Sarabun"/>
           <w:color w:val="1A1E33"/>
-          <w:sz w:val="28"/>
-          <w:szCs w:val="28"/>
+          <w:sz w:val="22"/>
+          <w:szCs w:val="22"/>
         </w:rPr>
         <w:t xml:space="preserve"> ได้ </w:t>
       </w:r>
@@ -6425,8 +6362,8 @@
         <w:rPr>
           <w:rFonts w:ascii="DejaVu Sans Mono" w:hAnsi="DejaVu Sans Mono" w:cs="DejaVu Sans Mono" w:eastAsia="DejaVu Sans Mono"/>
           <w:color w:val="192768"/>
-          <w:sz w:val="25"/>
-          <w:szCs w:val="25"/>
+          <w:sz w:val="19"/>
+          <w:szCs w:val="19"/>
           <w:shd w:val="clear" w:fill="F5F6FA"/>
         </w:rPr>
         <w:t>409 cid_exists</w:t>
@@ -6435,8 +6372,8 @@
         <w:rPr>
           <w:rFonts w:ascii="Sarabun" w:hAnsi="Sarabun" w:cs="Sarabun" w:eastAsia="Sarabun"/>
           <w:color w:val="1A1E33"/>
-          <w:sz w:val="28"/>
-          <w:szCs w:val="28"/>
+          <w:sz w:val="22"/>
+          <w:szCs w:val="22"/>
         </w:rPr>
         <w:t xml:space="preserve"> พร้อมบอกอีเมลเจ้าของเดิม</w:t>
       </w:r>
@@ -6451,8 +6388,8 @@
         <w:rPr>
           <w:rFonts w:ascii="DejaVu Sans" w:hAnsi="DejaVu Sans" w:cs="DejaVu Sans" w:eastAsia="DejaVu Sans"/>
           <w:color w:val="5C637A"/>
-          <w:sz w:val="28"/>
-          <w:szCs w:val="28"/>
+          <w:sz w:val="22"/>
+          <w:szCs w:val="22"/>
         </w:rPr>
         <w:t>☐</w:t>
       </w:r>
@@ -6460,8 +6397,8 @@
         <w:rPr>
           <w:rFonts w:ascii="Sarabun" w:hAnsi="Sarabun" w:cs="Sarabun" w:eastAsia="Sarabun"/>
           <w:color w:val="5C637A"/>
-          <w:sz w:val="28"/>
-          <w:szCs w:val="28"/>
+          <w:sz w:val="22"/>
+          <w:szCs w:val="22"/>
         </w:rPr>
         <w:t xml:space="preserve">  </w:t>
       </w:r>
@@ -6469,8 +6406,8 @@
         <w:rPr>
           <w:rFonts w:ascii="Sarabun" w:hAnsi="Sarabun" w:cs="Sarabun" w:eastAsia="Sarabun"/>
           <w:color w:val="1A1E33"/>
-          <w:sz w:val="28"/>
-          <w:szCs w:val="28"/>
+          <w:sz w:val="22"/>
+          <w:szCs w:val="22"/>
         </w:rPr>
         <w:t xml:space="preserve">ส่งคำเชิญด้วยเลขบัตรมั่ว (เช่น </w:t>
       </w:r>
@@ -6478,8 +6415,8 @@
         <w:rPr>
           <w:rFonts w:ascii="DejaVu Sans Mono" w:hAnsi="DejaVu Sans Mono" w:cs="DejaVu Sans Mono" w:eastAsia="DejaVu Sans Mono"/>
           <w:color w:val="192768"/>
-          <w:sz w:val="25"/>
-          <w:szCs w:val="25"/>
+          <w:sz w:val="19"/>
+          <w:szCs w:val="19"/>
           <w:shd w:val="clear" w:fill="F5F6FA"/>
         </w:rPr>
         <w:t>1111111111111</w:t>
@@ -6488,8 +6425,8 @@
         <w:rPr>
           <w:rFonts w:ascii="Sarabun" w:hAnsi="Sarabun" w:cs="Sarabun" w:eastAsia="Sarabun"/>
           <w:color w:val="1A1E33"/>
-          <w:sz w:val="28"/>
-          <w:szCs w:val="28"/>
+          <w:sz w:val="22"/>
+          <w:szCs w:val="22"/>
         </w:rPr>
         <w:t xml:space="preserve">) </w:t>
       </w:r>
@@ -6497,8 +6434,8 @@
         <w:rPr>
           <w:rFonts w:ascii="DejaVu Sans" w:hAnsi="DejaVu Sans" w:cs="DejaVu Sans" w:eastAsia="DejaVu Sans"/>
           <w:color w:val="1A1E33"/>
-          <w:sz w:val="28"/>
-          <w:szCs w:val="28"/>
+          <w:sz w:val="22"/>
+          <w:szCs w:val="22"/>
         </w:rPr>
         <w:t>→</w:t>
       </w:r>
@@ -6506,8 +6443,8 @@
         <w:rPr>
           <w:rFonts w:ascii="Sarabun" w:hAnsi="Sarabun" w:cs="Sarabun" w:eastAsia="Sarabun"/>
           <w:color w:val="1A1E33"/>
-          <w:sz w:val="28"/>
-          <w:szCs w:val="28"/>
+          <w:sz w:val="22"/>
+          <w:szCs w:val="22"/>
         </w:rPr>
         <w:t xml:space="preserve"> ได้ </w:t>
       </w:r>
@@ -6515,8 +6452,8 @@
         <w:rPr>
           <w:rFonts w:ascii="DejaVu Sans Mono" w:hAnsi="DejaVu Sans Mono" w:cs="DejaVu Sans Mono" w:eastAsia="DejaVu Sans Mono"/>
           <w:color w:val="192768"/>
-          <w:sz w:val="25"/>
-          <w:szCs w:val="25"/>
+          <w:sz w:val="19"/>
+          <w:szCs w:val="19"/>
           <w:shd w:val="clear" w:fill="F5F6FA"/>
         </w:rPr>
         <w:t>400 validation</w:t>
@@ -6532,8 +6469,8 @@
         <w:rPr>
           <w:rFonts w:ascii="DejaVu Sans" w:hAnsi="DejaVu Sans" w:cs="DejaVu Sans" w:eastAsia="DejaVu Sans"/>
           <w:color w:val="5C637A"/>
-          <w:sz w:val="28"/>
-          <w:szCs w:val="28"/>
+          <w:sz w:val="22"/>
+          <w:szCs w:val="22"/>
         </w:rPr>
         <w:t>☐</w:t>
       </w:r>
@@ -6541,8 +6478,8 @@
         <w:rPr>
           <w:rFonts w:ascii="Sarabun" w:hAnsi="Sarabun" w:cs="Sarabun" w:eastAsia="Sarabun"/>
           <w:color w:val="5C637A"/>
-          <w:sz w:val="28"/>
-          <w:szCs w:val="28"/>
+          <w:sz w:val="22"/>
+          <w:szCs w:val="22"/>
         </w:rPr>
         <w:t xml:space="preserve">  </w:t>
       </w:r>
@@ -6550,8 +6487,8 @@
         <w:rPr>
           <w:rFonts w:ascii="Sarabun" w:hAnsi="Sarabun" w:cs="Sarabun" w:eastAsia="Sarabun"/>
           <w:color w:val="1A1E33"/>
-          <w:sz w:val="28"/>
-          <w:szCs w:val="28"/>
+          <w:sz w:val="22"/>
+          <w:szCs w:val="22"/>
         </w:rPr>
         <w:t xml:space="preserve">เรียก API โดยไม่ใส่ </w:t>
       </w:r>
@@ -6559,8 +6496,8 @@
         <w:rPr>
           <w:rFonts w:ascii="DejaVu Sans Mono" w:hAnsi="DejaVu Sans Mono" w:cs="DejaVu Sans Mono" w:eastAsia="DejaVu Sans Mono"/>
           <w:color w:val="192768"/>
-          <w:sz w:val="25"/>
-          <w:szCs w:val="25"/>
+          <w:sz w:val="19"/>
+          <w:szCs w:val="19"/>
           <w:shd w:val="clear" w:fill="F5F6FA"/>
         </w:rPr>
         <w:t>x-admin-token</w:t>
@@ -6569,8 +6506,8 @@
         <w:rPr>
           <w:rFonts w:ascii="Sarabun" w:hAnsi="Sarabun" w:cs="Sarabun" w:eastAsia="Sarabun"/>
           <w:color w:val="1A1E33"/>
-          <w:sz w:val="28"/>
-          <w:szCs w:val="28"/>
+          <w:sz w:val="22"/>
+          <w:szCs w:val="22"/>
         </w:rPr>
         <w:t xml:space="preserve"> </w:t>
       </w:r>
@@ -6578,8 +6515,8 @@
         <w:rPr>
           <w:rFonts w:ascii="DejaVu Sans" w:hAnsi="DejaVu Sans" w:cs="DejaVu Sans" w:eastAsia="DejaVu Sans"/>
           <w:color w:val="1A1E33"/>
-          <w:sz w:val="28"/>
-          <w:szCs w:val="28"/>
+          <w:sz w:val="22"/>
+          <w:szCs w:val="22"/>
         </w:rPr>
         <w:t>→</w:t>
       </w:r>
@@ -6587,8 +6524,8 @@
         <w:rPr>
           <w:rFonts w:ascii="Sarabun" w:hAnsi="Sarabun" w:cs="Sarabun" w:eastAsia="Sarabun"/>
           <w:color w:val="1A1E33"/>
-          <w:sz w:val="28"/>
-          <w:szCs w:val="28"/>
+          <w:sz w:val="22"/>
+          <w:szCs w:val="22"/>
         </w:rPr>
         <w:t xml:space="preserve"> ได้ </w:t>
       </w:r>
@@ -6596,8 +6533,8 @@
         <w:rPr>
           <w:rFonts w:ascii="DejaVu Sans Mono" w:hAnsi="DejaVu Sans Mono" w:cs="DejaVu Sans Mono" w:eastAsia="DejaVu Sans Mono"/>
           <w:color w:val="192768"/>
-          <w:sz w:val="25"/>
-          <w:szCs w:val="25"/>
+          <w:sz w:val="19"/>
+          <w:szCs w:val="19"/>
           <w:shd w:val="clear" w:fill="F5F6FA"/>
         </w:rPr>
         <w:t>401</w:t>
@@ -6613,8 +6550,8 @@
         <w:rPr>
           <w:rFonts w:ascii="DejaVu Sans" w:hAnsi="DejaVu Sans" w:cs="DejaVu Sans" w:eastAsia="DejaVu Sans"/>
           <w:color w:val="5C637A"/>
-          <w:sz w:val="28"/>
-          <w:szCs w:val="28"/>
+          <w:sz w:val="22"/>
+          <w:szCs w:val="22"/>
         </w:rPr>
         <w:t>☐</w:t>
       </w:r>
@@ -6622,8 +6559,8 @@
         <w:rPr>
           <w:rFonts w:ascii="Sarabun" w:hAnsi="Sarabun" w:cs="Sarabun" w:eastAsia="Sarabun"/>
           <w:color w:val="5C637A"/>
-          <w:sz w:val="28"/>
-          <w:szCs w:val="28"/>
+          <w:sz w:val="22"/>
+          <w:szCs w:val="22"/>
         </w:rPr>
         <w:t xml:space="preserve">  </w:t>
       </w:r>
@@ -6631,8 +6568,8 @@
         <w:rPr>
           <w:rFonts w:ascii="DejaVu Sans Mono" w:hAnsi="DejaVu Sans Mono" w:cs="DejaVu Sans Mono" w:eastAsia="DejaVu Sans Mono"/>
           <w:color w:val="192768"/>
-          <w:sz w:val="25"/>
-          <w:szCs w:val="25"/>
+          <w:sz w:val="19"/>
+          <w:szCs w:val="19"/>
           <w:shd w:val="clear" w:fill="F5F6FA"/>
         </w:rPr>
         <w:t>revoke</w:t>
@@ -6641,8 +6578,8 @@
         <w:rPr>
           <w:rFonts w:ascii="Sarabun" w:hAnsi="Sarabun" w:cs="Sarabun" w:eastAsia="Sarabun"/>
           <w:color w:val="1A1E33"/>
-          <w:sz w:val="28"/>
-          <w:szCs w:val="28"/>
+          <w:sz w:val="22"/>
+          <w:szCs w:val="22"/>
         </w:rPr>
         <w:t xml:space="preserve"> คำเชิญ แล้วลองเปิดลิงก์เดิม </w:t>
       </w:r>
@@ -6650,8 +6587,8 @@
         <w:rPr>
           <w:rFonts w:ascii="DejaVu Sans" w:hAnsi="DejaVu Sans" w:cs="DejaVu Sans" w:eastAsia="DejaVu Sans"/>
           <w:color w:val="1A1E33"/>
-          <w:sz w:val="28"/>
-          <w:szCs w:val="28"/>
+          <w:sz w:val="22"/>
+          <w:szCs w:val="22"/>
         </w:rPr>
         <w:t>→</w:t>
       </w:r>
@@ -6659,8 +6596,8 @@
         <w:rPr>
           <w:rFonts w:ascii="Sarabun" w:hAnsi="Sarabun" w:cs="Sarabun" w:eastAsia="Sarabun"/>
           <w:color w:val="1A1E33"/>
-          <w:sz w:val="28"/>
-          <w:szCs w:val="28"/>
+          <w:sz w:val="22"/>
+          <w:szCs w:val="22"/>
         </w:rPr>
         <w:t xml:space="preserve"> ใช้ไม่ได้แล้ว</w:t>
       </w:r>
@@ -6675,8 +6612,8 @@
         <w:rPr>
           <w:rFonts w:ascii="DejaVu Sans" w:hAnsi="DejaVu Sans" w:cs="DejaVu Sans" w:eastAsia="DejaVu Sans"/>
           <w:color w:val="5C637A"/>
-          <w:sz w:val="28"/>
-          <w:szCs w:val="28"/>
+          <w:sz w:val="22"/>
+          <w:szCs w:val="22"/>
         </w:rPr>
         <w:t>☐</w:t>
       </w:r>
@@ -6684,8 +6621,8 @@
         <w:rPr>
           <w:rFonts w:ascii="Sarabun" w:hAnsi="Sarabun" w:cs="Sarabun" w:eastAsia="Sarabun"/>
           <w:color w:val="5C637A"/>
-          <w:sz w:val="28"/>
-          <w:szCs w:val="28"/>
+          <w:sz w:val="22"/>
+          <w:szCs w:val="22"/>
         </w:rPr>
         <w:t xml:space="preserve">  </w:t>
       </w:r>
@@ -6693,8 +6630,8 @@
         <w:rPr>
           <w:rFonts w:ascii="DejaVu Sans Mono" w:hAnsi="DejaVu Sans Mono" w:cs="DejaVu Sans Mono" w:eastAsia="DejaVu Sans Mono"/>
           <w:color w:val="192768"/>
-          <w:sz w:val="25"/>
-          <w:szCs w:val="25"/>
+          <w:sz w:val="19"/>
+          <w:szCs w:val="19"/>
           <w:shd w:val="clear" w:fill="F5F6FA"/>
         </w:rPr>
         <w:t>DELETE</w:t>
@@ -6703,8 +6640,8 @@
         <w:rPr>
           <w:rFonts w:ascii="Sarabun" w:hAnsi="Sarabun" w:cs="Sarabun" w:eastAsia="Sarabun"/>
           <w:color w:val="1A1E33"/>
-          <w:sz w:val="28"/>
-          <w:szCs w:val="28"/>
+          <w:sz w:val="22"/>
+          <w:szCs w:val="22"/>
         </w:rPr>
         <w:t xml:space="preserve"> คำเชิญของบัญชีที่ยังไม่เปิดใช้งาน </w:t>
       </w:r>
@@ -6712,8 +6649,8 @@
         <w:rPr>
           <w:rFonts w:ascii="DejaVu Sans" w:hAnsi="DejaVu Sans" w:cs="DejaVu Sans" w:eastAsia="DejaVu Sans"/>
           <w:color w:val="1A1E33"/>
-          <w:sz w:val="28"/>
-          <w:szCs w:val="28"/>
+          <w:sz w:val="22"/>
+          <w:szCs w:val="22"/>
         </w:rPr>
         <w:t>→</w:t>
       </w:r>
@@ -6721,8 +6658,8 @@
         <w:rPr>
           <w:rFonts w:ascii="Sarabun" w:hAnsi="Sarabun" w:cs="Sarabun" w:eastAsia="Sarabun"/>
           <w:color w:val="1A1E33"/>
-          <w:sz w:val="28"/>
-          <w:szCs w:val="28"/>
+          <w:sz w:val="22"/>
+          <w:szCs w:val="22"/>
         </w:rPr>
         <w:t xml:space="preserve"> ลบบัญชีให้ด้วย และเชิญอีเมลเดิมซ้ำได้</w:t>
       </w:r>
@@ -6737,8 +6674,8 @@
         <w:rPr>
           <w:rFonts w:ascii="DejaVu Sans" w:hAnsi="DejaVu Sans" w:cs="DejaVu Sans" w:eastAsia="DejaVu Sans"/>
           <w:color w:val="5C637A"/>
-          <w:sz w:val="28"/>
-          <w:szCs w:val="28"/>
+          <w:sz w:val="22"/>
+          <w:szCs w:val="22"/>
         </w:rPr>
         <w:t>☐</w:t>
       </w:r>
@@ -6746,8 +6683,8 @@
         <w:rPr>
           <w:rFonts w:ascii="Sarabun" w:hAnsi="Sarabun" w:cs="Sarabun" w:eastAsia="Sarabun"/>
           <w:color w:val="5C637A"/>
-          <w:sz w:val="28"/>
-          <w:szCs w:val="28"/>
+          <w:sz w:val="22"/>
+          <w:szCs w:val="22"/>
         </w:rPr>
         <w:t xml:space="preserve">  </w:t>
       </w:r>
@@ -6755,8 +6692,8 @@
         <w:rPr>
           <w:rFonts w:ascii="DejaVu Sans Mono" w:hAnsi="DejaVu Sans Mono" w:cs="DejaVu Sans Mono" w:eastAsia="DejaVu Sans Mono"/>
           <w:color w:val="192768"/>
-          <w:sz w:val="25"/>
-          <w:szCs w:val="25"/>
+          <w:sz w:val="19"/>
+          <w:szCs w:val="19"/>
           <w:shd w:val="clear" w:fill="F5F6FA"/>
         </w:rPr>
         <w:t>DELETE</w:t>
@@ -6765,8 +6702,8 @@
         <w:rPr>
           <w:rFonts w:ascii="Sarabun" w:hAnsi="Sarabun" w:cs="Sarabun" w:eastAsia="Sarabun"/>
           <w:color w:val="1A1E33"/>
-          <w:sz w:val="28"/>
-          <w:szCs w:val="28"/>
+          <w:sz w:val="22"/>
+          <w:szCs w:val="22"/>
         </w:rPr>
         <w:t xml:space="preserve"> คำเชิญของบัญชีที่เปิดใช้งานไปแล้ว </w:t>
       </w:r>
@@ -6774,8 +6711,8 @@
         <w:rPr>
           <w:rFonts w:ascii="DejaVu Sans" w:hAnsi="DejaVu Sans" w:cs="DejaVu Sans" w:eastAsia="DejaVu Sans"/>
           <w:color w:val="1A1E33"/>
-          <w:sz w:val="28"/>
-          <w:szCs w:val="28"/>
+          <w:sz w:val="22"/>
+          <w:szCs w:val="22"/>
         </w:rPr>
         <w:t>→</w:t>
       </w:r>
@@ -6783,8 +6720,8 @@
         <w:rPr>
           <w:rFonts w:ascii="Sarabun" w:hAnsi="Sarabun" w:cs="Sarabun" w:eastAsia="Sarabun"/>
           <w:color w:val="1A1E33"/>
-          <w:sz w:val="28"/>
-          <w:szCs w:val="28"/>
+          <w:sz w:val="22"/>
+          <w:szCs w:val="22"/>
         </w:rPr>
         <w:t xml:space="preserve"> ได้ </w:t>
       </w:r>
@@ -6792,8 +6729,8 @@
         <w:rPr>
           <w:rFonts w:ascii="DejaVu Sans Mono" w:hAnsi="DejaVu Sans Mono" w:cs="DejaVu Sans Mono" w:eastAsia="DejaVu Sans Mono"/>
           <w:color w:val="192768"/>
-          <w:sz w:val="25"/>
-          <w:szCs w:val="25"/>
+          <w:sz w:val="19"/>
+          <w:szCs w:val="19"/>
           <w:shd w:val="clear" w:fill="F5F6FA"/>
         </w:rPr>
         <w:t>409</w:t>
@@ -6809,8 +6746,8 @@
         <w:rPr>
           <w:rFonts w:ascii="DejaVu Sans" w:hAnsi="DejaVu Sans" w:cs="DejaVu Sans" w:eastAsia="DejaVu Sans"/>
           <w:color w:val="5C637A"/>
-          <w:sz w:val="28"/>
-          <w:szCs w:val="28"/>
+          <w:sz w:val="22"/>
+          <w:szCs w:val="22"/>
         </w:rPr>
         <w:t>☐</w:t>
       </w:r>
@@ -6818,8 +6755,8 @@
         <w:rPr>
           <w:rFonts w:ascii="Sarabun" w:hAnsi="Sarabun" w:cs="Sarabun" w:eastAsia="Sarabun"/>
           <w:color w:val="5C637A"/>
-          <w:sz w:val="28"/>
-          <w:szCs w:val="28"/>
+          <w:sz w:val="22"/>
+          <w:szCs w:val="22"/>
         </w:rPr>
         <w:t xml:space="preserve">  </w:t>
       </w:r>
@@ -6827,8 +6764,8 @@
         <w:rPr>
           <w:rFonts w:ascii="Sarabun" w:hAnsi="Sarabun" w:cs="Sarabun" w:eastAsia="Sarabun"/>
           <w:color w:val="1A1E33"/>
-          <w:sz w:val="28"/>
-          <w:szCs w:val="28"/>
+          <w:sz w:val="22"/>
+          <w:szCs w:val="22"/>
         </w:rPr>
         <w:t xml:space="preserve">เปิดใช้งานบัญชีด้วยเลขบัตรที่ </w:t>
       </w:r>
@@ -6836,8 +6773,8 @@
         <w:rPr>
           <w:rFonts w:ascii="Sarabun" w:hAnsi="Sarabun" w:cs="Sarabun" w:eastAsia="Sarabun"/>
           <w:color w:val="1A1E33"/>
-          <w:sz w:val="28"/>
-          <w:szCs w:val="28"/>
+          <w:sz w:val="22"/>
+          <w:szCs w:val="22"/>
           <w:b w:val="1"/>
           <w:bCs w:val="1"/>
         </w:rPr>
@@ -6847,8 +6784,8 @@
         <w:rPr>
           <w:rFonts w:ascii="Sarabun" w:hAnsi="Sarabun" w:cs="Sarabun" w:eastAsia="Sarabun"/>
           <w:color w:val="1A1E33"/>
-          <w:sz w:val="28"/>
-          <w:szCs w:val="28"/>
+          <w:sz w:val="22"/>
+          <w:szCs w:val="22"/>
         </w:rPr>
         <w:t xml:space="preserve"> </w:t>
       </w:r>
@@ -6856,8 +6793,8 @@
         <w:rPr>
           <w:rFonts w:ascii="DejaVu Sans" w:hAnsi="DejaVu Sans" w:cs="DejaVu Sans" w:eastAsia="DejaVu Sans"/>
           <w:color w:val="1A1E33"/>
-          <w:sz w:val="28"/>
-          <w:szCs w:val="28"/>
+          <w:sz w:val="22"/>
+          <w:szCs w:val="22"/>
         </w:rPr>
         <w:t>→</w:t>
       </w:r>
@@ -6865,8 +6802,8 @@
         <w:rPr>
           <w:rFonts w:ascii="Sarabun" w:hAnsi="Sarabun" w:cs="Sarabun" w:eastAsia="Sarabun"/>
           <w:color w:val="1A1E33"/>
-          <w:sz w:val="28"/>
-          <w:szCs w:val="28"/>
+          <w:sz w:val="22"/>
+          <w:szCs w:val="22"/>
         </w:rPr>
         <w:t xml:space="preserve"> เข้าระบบได้</w:t>
       </w:r>
@@ -6881,8 +6818,8 @@
         <w:rPr>
           <w:rFonts w:ascii="DejaVu Sans" w:hAnsi="DejaVu Sans" w:cs="DejaVu Sans" w:eastAsia="DejaVu Sans"/>
           <w:color w:val="5C637A"/>
-          <w:sz w:val="28"/>
-          <w:szCs w:val="28"/>
+          <w:sz w:val="22"/>
+          <w:szCs w:val="22"/>
         </w:rPr>
         <w:t>☐</w:t>
       </w:r>
@@ -6890,8 +6827,8 @@
         <w:rPr>
           <w:rFonts w:ascii="Sarabun" w:hAnsi="Sarabun" w:cs="Sarabun" w:eastAsia="Sarabun"/>
           <w:color w:val="5C637A"/>
-          <w:sz w:val="28"/>
-          <w:szCs w:val="28"/>
+          <w:sz w:val="22"/>
+          <w:szCs w:val="22"/>
         </w:rPr>
         <w:t xml:space="preserve">  </w:t>
       </w:r>
@@ -6899,8 +6836,8 @@
         <w:rPr>
           <w:rFonts w:ascii="Sarabun" w:hAnsi="Sarabun" w:cs="Sarabun" w:eastAsia="Sarabun"/>
           <w:color w:val="1A1E33"/>
-          <w:sz w:val="28"/>
-          <w:szCs w:val="28"/>
+          <w:sz w:val="22"/>
+          <w:szCs w:val="22"/>
         </w:rPr>
         <w:t xml:space="preserve">เปิดใช้งานบัญชีด้วยเลขบัตรที่ </w:t>
       </w:r>
@@ -6908,8 +6845,8 @@
         <w:rPr>
           <w:rFonts w:ascii="Sarabun" w:hAnsi="Sarabun" w:cs="Sarabun" w:eastAsia="Sarabun"/>
           <w:color w:val="1A1E33"/>
-          <w:sz w:val="28"/>
-          <w:szCs w:val="28"/>
+          <w:sz w:val="22"/>
+          <w:szCs w:val="22"/>
           <w:b w:val="1"/>
           <w:bCs w:val="1"/>
         </w:rPr>
@@ -6919,8 +6856,8 @@
         <w:rPr>
           <w:rFonts w:ascii="Sarabun" w:hAnsi="Sarabun" w:cs="Sarabun" w:eastAsia="Sarabun"/>
           <w:color w:val="1A1E33"/>
-          <w:sz w:val="28"/>
-          <w:szCs w:val="28"/>
+          <w:sz w:val="22"/>
+          <w:szCs w:val="22"/>
         </w:rPr>
         <w:t xml:space="preserve"> </w:t>
       </w:r>
@@ -6928,8 +6865,8 @@
         <w:rPr>
           <w:rFonts w:ascii="DejaVu Sans" w:hAnsi="DejaVu Sans" w:cs="DejaVu Sans" w:eastAsia="DejaVu Sans"/>
           <w:color w:val="1A1E33"/>
-          <w:sz w:val="28"/>
-          <w:szCs w:val="28"/>
+          <w:sz w:val="22"/>
+          <w:szCs w:val="22"/>
         </w:rPr>
         <w:t>→</w:t>
       </w:r>
@@ -6937,8 +6874,8 @@
         <w:rPr>
           <w:rFonts w:ascii="Sarabun" w:hAnsi="Sarabun" w:cs="Sarabun" w:eastAsia="Sarabun"/>
           <w:color w:val="1A1E33"/>
-          <w:sz w:val="28"/>
-          <w:szCs w:val="28"/>
+          <w:sz w:val="22"/>
+          <w:szCs w:val="22"/>
         </w:rPr>
         <w:t xml:space="preserve"> ถูกปฏิเสธ และลิงก์เดิมใช้ไม่ได้อีก</w:t>
       </w:r>
@@ -6953,8 +6890,8 @@
         <w:rPr>
           <w:rFonts w:ascii="DejaVu Sans" w:hAnsi="DejaVu Sans" w:cs="DejaVu Sans" w:eastAsia="DejaVu Sans"/>
           <w:color w:val="5C637A"/>
-          <w:sz w:val="28"/>
-          <w:szCs w:val="28"/>
+          <w:sz w:val="22"/>
+          <w:szCs w:val="22"/>
         </w:rPr>
         <w:t>☐</w:t>
       </w:r>
@@ -6962,8 +6899,8 @@
         <w:rPr>
           <w:rFonts w:ascii="Sarabun" w:hAnsi="Sarabun" w:cs="Sarabun" w:eastAsia="Sarabun"/>
           <w:color w:val="5C637A"/>
-          <w:sz w:val="28"/>
-          <w:szCs w:val="28"/>
+          <w:sz w:val="22"/>
+          <w:szCs w:val="22"/>
         </w:rPr>
         <w:t xml:space="preserve">  </w:t>
       </w:r>
@@ -6971,8 +6908,8 @@
         <w:rPr>
           <w:rFonts w:ascii="Sarabun" w:hAnsi="Sarabun" w:cs="Sarabun" w:eastAsia="Sarabun"/>
           <w:color w:val="1A1E33"/>
-          <w:sz w:val="28"/>
-          <w:szCs w:val="28"/>
+          <w:sz w:val="22"/>
+          <w:szCs w:val="22"/>
         </w:rPr>
         <w:t xml:space="preserve">ตั้งรหัสผ่านสั้นกว่า 8 ตัว </w:t>
       </w:r>
@@ -6980,8 +6917,8 @@
         <w:rPr>
           <w:rFonts w:ascii="DejaVu Sans" w:hAnsi="DejaVu Sans" w:cs="DejaVu Sans" w:eastAsia="DejaVu Sans"/>
           <w:color w:val="1A1E33"/>
-          <w:sz w:val="28"/>
-          <w:szCs w:val="28"/>
+          <w:sz w:val="22"/>
+          <w:szCs w:val="22"/>
         </w:rPr>
         <w:t>→</w:t>
       </w:r>
@@ -6989,8 +6926,8 @@
         <w:rPr>
           <w:rFonts w:ascii="Sarabun" w:hAnsi="Sarabun" w:cs="Sarabun" w:eastAsia="Sarabun"/>
           <w:color w:val="1A1E33"/>
-          <w:sz w:val="28"/>
-          <w:szCs w:val="28"/>
+          <w:sz w:val="22"/>
+          <w:szCs w:val="22"/>
         </w:rPr>
         <w:t xml:space="preserve"> มีข้อความสีแดงขึ้นใต้ช่อง</w:t>
       </w:r>
@@ -7005,8 +6942,8 @@
         <w:rPr>
           <w:rFonts w:ascii="DejaVu Sans" w:hAnsi="DejaVu Sans" w:cs="DejaVu Sans" w:eastAsia="DejaVu Sans"/>
           <w:color w:val="5C637A"/>
-          <w:sz w:val="28"/>
-          <w:szCs w:val="28"/>
+          <w:sz w:val="22"/>
+          <w:szCs w:val="22"/>
         </w:rPr>
         <w:t>☐</w:t>
       </w:r>
@@ -7014,8 +6951,8 @@
         <w:rPr>
           <w:rFonts w:ascii="Sarabun" w:hAnsi="Sarabun" w:cs="Sarabun" w:eastAsia="Sarabun"/>
           <w:color w:val="5C637A"/>
-          <w:sz w:val="28"/>
-          <w:szCs w:val="28"/>
+          <w:sz w:val="22"/>
+          <w:szCs w:val="22"/>
         </w:rPr>
         <w:t xml:space="preserve">  </w:t>
       </w:r>
@@ -7023,8 +6960,8 @@
         <w:rPr>
           <w:rFonts w:ascii="Sarabun" w:hAnsi="Sarabun" w:cs="Sarabun" w:eastAsia="Sarabun"/>
           <w:color w:val="1A1E33"/>
-          <w:sz w:val="28"/>
-          <w:szCs w:val="28"/>
+          <w:sz w:val="22"/>
+          <w:szCs w:val="22"/>
         </w:rPr>
         <w:t xml:space="preserve">เปิดลิงก์คำเชิญซ้ำหลังใช้ไปแล้ว </w:t>
       </w:r>
@@ -7032,8 +6969,8 @@
         <w:rPr>
           <w:rFonts w:ascii="DejaVu Sans" w:hAnsi="DejaVu Sans" w:cs="DejaVu Sans" w:eastAsia="DejaVu Sans"/>
           <w:color w:val="1A1E33"/>
-          <w:sz w:val="28"/>
-          <w:szCs w:val="28"/>
+          <w:sz w:val="22"/>
+          <w:szCs w:val="22"/>
         </w:rPr>
         <w:t>→</w:t>
       </w:r>
@@ -7041,8 +6978,8 @@
         <w:rPr>
           <w:rFonts w:ascii="Sarabun" w:hAnsi="Sarabun" w:cs="Sarabun" w:eastAsia="Sarabun"/>
           <w:color w:val="1A1E33"/>
-          <w:sz w:val="28"/>
-          <w:szCs w:val="28"/>
+          <w:sz w:val="22"/>
+          <w:szCs w:val="22"/>
         </w:rPr>
         <w:t xml:space="preserve"> ขึ้นว่าถูกใช้ไปแล้ว</w:t>
       </w:r>
@@ -7057,8 +6994,8 @@
         <w:rPr>
           <w:rFonts w:ascii="DejaVu Sans" w:hAnsi="DejaVu Sans" w:cs="DejaVu Sans" w:eastAsia="DejaVu Sans"/>
           <w:color w:val="5C637A"/>
-          <w:sz w:val="28"/>
-          <w:szCs w:val="28"/>
+          <w:sz w:val="22"/>
+          <w:szCs w:val="22"/>
         </w:rPr>
         <w:t>☐</w:t>
       </w:r>
@@ -7066,8 +7003,8 @@
         <w:rPr>
           <w:rFonts w:ascii="Sarabun" w:hAnsi="Sarabun" w:cs="Sarabun" w:eastAsia="Sarabun"/>
           <w:color w:val="5C637A"/>
-          <w:sz w:val="28"/>
-          <w:szCs w:val="28"/>
+          <w:sz w:val="22"/>
+          <w:szCs w:val="22"/>
         </w:rPr>
         <w:t xml:space="preserve">  </w:t>
       </w:r>
@@ -7075,8 +7012,8 @@
         <w:rPr>
           <w:rFonts w:ascii="Sarabun" w:hAnsi="Sarabun" w:cs="Sarabun" w:eastAsia="Sarabun"/>
           <w:color w:val="1A1E33"/>
-          <w:sz w:val="28"/>
-          <w:szCs w:val="28"/>
+          <w:sz w:val="22"/>
+          <w:szCs w:val="22"/>
         </w:rPr>
         <w:t>เข้าสู่ระบบด้วยรหัสผ่าน + OTP ได้</w:t>
       </w:r>
@@ -7091,8 +7028,8 @@
         <w:rPr>
           <w:rFonts w:ascii="DejaVu Sans" w:hAnsi="DejaVu Sans" w:cs="DejaVu Sans" w:eastAsia="DejaVu Sans"/>
           <w:color w:val="5C637A"/>
-          <w:sz w:val="28"/>
-          <w:szCs w:val="28"/>
+          <w:sz w:val="22"/>
+          <w:szCs w:val="22"/>
         </w:rPr>
         <w:t>☐</w:t>
       </w:r>
@@ -7100,8 +7037,8 @@
         <w:rPr>
           <w:rFonts w:ascii="Sarabun" w:hAnsi="Sarabun" w:cs="Sarabun" w:eastAsia="Sarabun"/>
           <w:color w:val="5C637A"/>
-          <w:sz w:val="28"/>
-          <w:szCs w:val="28"/>
+          <w:sz w:val="22"/>
+          <w:szCs w:val="22"/>
         </w:rPr>
         <w:t xml:space="preserve">  </w:t>
       </w:r>
@@ -7109,8 +7046,8 @@
         <w:rPr>
           <w:rFonts w:ascii="Sarabun" w:hAnsi="Sarabun" w:cs="Sarabun" w:eastAsia="Sarabun"/>
           <w:color w:val="1A1E33"/>
-          <w:sz w:val="28"/>
-          <w:szCs w:val="28"/>
+          <w:sz w:val="22"/>
+          <w:szCs w:val="22"/>
         </w:rPr>
         <w:t>เข้าสู่ระบบด้วย ThaiD ได้</w:t>
       </w:r>
@@ -7126,14 +7063,14 @@
     <w:p>
       <w:pPr>
         <w:spacing w:before="0" w:after="160" w:lineRule="auto" w:line="348"/>
-        <w:jc w:val="left"/>
+        <w:jc w:val="both"/>
       </w:pPr>
       <w:r>
         <w:rPr>
           <w:rFonts w:ascii="Sarabun" w:hAnsi="Sarabun" w:cs="Sarabun" w:eastAsia="Sarabun"/>
           <w:color w:val="1A1E33"/>
-          <w:sz w:val="28"/>
-          <w:szCs w:val="28"/>
+          <w:sz w:val="22"/>
+          <w:szCs w:val="22"/>
           <w:b w:val="1"/>
           <w:bCs w:val="1"/>
         </w:rPr>
@@ -7143,8 +7080,8 @@
         <w:rPr>
           <w:rFonts w:ascii="Sarabun" w:hAnsi="Sarabun" w:cs="Sarabun" w:eastAsia="Sarabun"/>
           <w:color w:val="192768"/>
-          <w:sz w:val="28"/>
-          <w:szCs w:val="28"/>
+          <w:sz w:val="22"/>
+          <w:szCs w:val="22"/>
         </w:rPr>
         <w:t>เล่ม B — หน่วยงานลงทะเบียนตัวเอง</w:t>
       </w:r>
@@ -7174,8 +7111,8 @@
       <w:rPr>
         <w:rFonts w:ascii="Sarabun" w:hAnsi="Sarabun" w:cs="Sarabun" w:eastAsia="Sarabun"/>
         <w:color w:val="5C637A"/>
-        <w:sz w:val="21"/>
-        <w:szCs w:val="21"/>
+        <w:sz w:val="18"/>
+        <w:szCs w:val="18"/>
       </w:rPr>
       <w:t xml:space="preserve">สถาบันข้อมูลขนาดใหญ่ (องค์การมหาชน)  ·  หน้า </w:t>
     </w:r>
@@ -7201,8 +7138,8 @@
       <w:rPr>
         <w:rFonts w:ascii="Sarabun" w:hAnsi="Sarabun" w:cs="Sarabun" w:eastAsia="Sarabun"/>
         <w:color w:val="5C637A"/>
-        <w:sz w:val="21"/>
-        <w:szCs w:val="21"/>
+        <w:sz w:val="18"/>
+        <w:szCs w:val="18"/>
       </w:rPr>
       <w:t>เล่ม A · ผู้ดูแลระบบสร้างหน่วยงานและส่งคำเชิญ</w:t>
     </w:r>
@@ -7575,8 +7512,8 @@
     <w:rsid w:val="00FC693F"/>
     <w:rPr>
       <w:rFonts w:ascii="Sarabun" w:hAnsi="Sarabun" w:cs="Sarabun" w:eastAsia="Sarabun"/>
-      <w:sz w:val="28"/>
-      <w:szCs w:val="28"/>
+      <w:sz w:val="22"/>
+      <w:szCs w:val="22"/>
     </w:rPr>
   </w:style>
   <w:style w:type="paragraph" w:styleId="Header">

--- a/docs/manuals-docx/13-tester-manual-journey-a.docx
+++ b/docs/manuals-docx/13-tester-manual-journey-a.docx
@@ -353,7 +353,7 @@
           <w:sz w:val="22"/>
           <w:szCs w:val="22"/>
         </w:rPr>
-        <w:t>4. หาลิงก์เปิดใช้งานบัญชี</w:t>
+        <w:t>4. ลิงก์เปิดใช้งานบัญชี</w:t>
       </w:r>
     </w:p>
     <w:p>
@@ -627,7 +627,7 @@
       <w:pPr>
         <w:spacing w:before="120" w:after="200" w:lineRule="auto" w:line="348"/>
         <w:ind w:left="227" w:right="113"/>
-        <w:jc w:val="both"/>
+        <w:jc w:val="left"/>
         <w:pBdr>
           <w:left w:val="single" w:sz="24" w:space="10" w:color="E5775A"/>
         </w:pBdr>
@@ -659,6 +659,55 @@
           <w:szCs w:val="22"/>
         </w:rPr>
         <w:t xml:space="preserve"> ก่อนเริ่ม</w:t>
+      </w:r>
+    </w:p>
+    <w:p>
+      <w:pPr>
+        <w:spacing w:before="120" w:after="200" w:lineRule="auto" w:line="348"/>
+        <w:ind w:left="227" w:right="113"/>
+        <w:jc w:val="left"/>
+        <w:pBdr>
+          <w:left w:val="single" w:sz="24" w:space="10" w:color="E5775A"/>
+        </w:pBdr>
+        <w:shd w:val="clear" w:fill="FFF7F4"/>
+      </w:pPr>
+      <w:r>
+        <w:rPr>
+          <w:rFonts w:ascii="DejaVu Sans" w:hAnsi="DejaVu Sans" w:cs="DejaVu Sans" w:eastAsia="DejaVu Sans"/>
+          <w:color w:val="1A1E33"/>
+          <w:sz w:val="22"/>
+          <w:szCs w:val="22"/>
+        </w:rPr>
+        <w:t>⚠</w:t>
+      </w:r>
+      <w:r>
+        <w:rPr>
+          <w:rFonts w:ascii="Sarabun" w:hAnsi="Sarabun" w:cs="Sarabun" w:eastAsia="Sarabun"/>
+          <w:color w:val="1A1E33"/>
+          <w:sz w:val="22"/>
+          <w:szCs w:val="22"/>
+        </w:rPr>
+        <w:t xml:space="preserve"> </w:t>
+      </w:r>
+      <w:r>
+        <w:rPr>
+          <w:rFonts w:ascii="Sarabun" w:hAnsi="Sarabun" w:cs="Sarabun" w:eastAsia="Sarabun"/>
+          <w:color w:val="1A1E33"/>
+          <w:sz w:val="22"/>
+          <w:szCs w:val="22"/>
+          <w:b w:val="1"/>
+          <w:bCs w:val="1"/>
+        </w:rPr>
+        <w:t>ระบบสาธารณะส่งอีเมลจริง</w:t>
+      </w:r>
+      <w:r>
+        <w:rPr>
+          <w:rFonts w:ascii="Sarabun" w:hAnsi="Sarabun" w:cs="Sarabun" w:eastAsia="Sarabun"/>
+          <w:color w:val="1A1E33"/>
+          <w:sz w:val="22"/>
+          <w:szCs w:val="22"/>
+        </w:rPr>
+        <w:t xml:space="preserve"> ทุกคำเชิญที่คุณสร้างในเล่มนี้จะถูกส่งออกไปที่อีเมลนั้นจริง ๆ ใช้อีเมลของคนที่ตั้งใจจะเชิญเท่านั้น อย่าใช้อีเมลสมมติหรืออีเมลของคนอื่นเพื่อลองเล่น</w:t>
       </w:r>
     </w:p>
     <w:p>
@@ -705,17 +754,17 @@
         <w:tblW w:w="9525" w:type="dxa"/>
       </w:tblPr>
       <w:tblGrid>
-        <w:gridCol w:w="2597"/>
-        <w:gridCol w:w="3002"/>
-        <w:gridCol w:w="3925"/>
+        <w:gridCol w:w="3163"/>
+        <w:gridCol w:w="6361"/>
       </w:tblGrid>
       <w:tr>
         <w:trPr>
+          <w:cantSplit w:val="1"/>
           <w:tblHeader w:val="1"/>
         </w:trPr>
         <w:tc>
           <w:tcPr>
-            <w:tcW w:type="dxa" w:w="2598"/>
+            <w:tcW w:type="dxa" w:w="3164"/>
             <w:shd w:val="clear" w:fill="192768"/>
           </w:tcPr>
           <w:p>
@@ -752,7 +801,7 @@
         </w:tc>
         <w:tc>
           <w:tcPr>
-            <w:tcW w:type="dxa" w:w="3002"/>
+            <w:tcW w:type="dxa" w:w="6361"/>
             <w:shd w:val="clear" w:fill="192768"/>
           </w:tcPr>
           <w:p>
@@ -783,52 +832,18 @@
                 <w:b w:val="1"/>
                 <w:bCs w:val="1"/>
               </w:rPr>
-              <w:t>ขอได้จากไหน</w:t>
-            </w:r>
-          </w:p>
-        </w:tc>
-        <w:tc>
-          <w:tcPr>
-            <w:tcW w:type="dxa" w:w="3925"/>
-            <w:shd w:val="clear" w:fill="192768"/>
-          </w:tcPr>
-          <w:p>
-            <w:pPr>
-              <w:spacing w:before="60" w:after="60" w:lineRule="auto" w:line="300"/>
-              <w:jc w:val="left"/>
-            </w:pPr>
-            <w:r>
-              <w:rPr>
-                <w:rFonts w:ascii="Sarabun" w:hAnsi="Sarabun" w:cs="Sarabun" w:eastAsia="Sarabun"/>
-                <w:color w:val="FFFFFF"/>
-                <w:sz w:val="20"/>
-                <w:szCs w:val="20"/>
-                <w:b w:val="1"/>
-                <w:bCs w:val="1"/>
-              </w:rPr>
-            </w:r>
-            <w:r>
-              <w:rPr>
-                <w:rFonts w:ascii="Sarabun" w:hAnsi="Sarabun" w:cs="Sarabun" w:eastAsia="Sarabun"/>
-                <w:color w:val="FFFFFF"/>
-                <w:sz w:val="20"/>
-                <w:szCs w:val="20"/>
-                <w:b w:val="1"/>
-                <w:bCs w:val="1"/>
-                <w:sz w:val="20"/>
-                <w:szCs w:val="20"/>
-                <w:b w:val="1"/>
-                <w:bCs w:val="1"/>
-              </w:rPr>
-              <w:t>ตัวอย่างบนเครื่องทดสอบ</w:t>
+              <w:t>ค่าที่ใช้จริง</w:t>
             </w:r>
           </w:p>
         </w:tc>
       </w:tr>
       <w:tr>
+        <w:trPr>
+          <w:cantSplit w:val="1"/>
+        </w:trPr>
         <w:tc>
           <w:tcPr>
-            <w:tcW w:type="dxa" w:w="2598"/>
+            <w:tcW w:type="dxa" w:w="3164"/>
             <w:shd w:val="clear" w:fill="FFFFFF"/>
           </w:tcPr>
           <w:p>
@@ -852,29 +867,7 @@
         </w:tc>
         <w:tc>
           <w:tcPr>
-            <w:tcW w:type="dxa" w:w="3002"/>
-            <w:shd w:val="clear" w:fill="FFFFFF"/>
-          </w:tcPr>
-          <w:p>
-            <w:pPr>
-              <w:spacing w:before="60" w:after="60" w:lineRule="auto" w:line="300"/>
-              <w:jc w:val="left"/>
-            </w:pPr>
-            <w:r/>
-            <w:r>
-              <w:rPr>
-                <w:rFonts w:ascii="Sarabun" w:hAnsi="Sarabun" w:cs="Sarabun" w:eastAsia="Sarabun"/>
-                <w:color w:val="1A1E33"/>
-                <w:sz w:val="20"/>
-                <w:szCs w:val="20"/>
-              </w:rPr>
-              <w:t>ผู้ติดตั้งระบบ</w:t>
-            </w:r>
-          </w:p>
-        </w:tc>
-        <w:tc>
-          <w:tcPr>
-            <w:tcW w:type="dxa" w:w="3925"/>
+            <w:tcW w:type="dxa" w:w="6361"/>
             <w:shd w:val="clear" w:fill="FFFFFF"/>
           </w:tcPr>
           <w:p>
@@ -891,15 +884,18 @@
                 <w:szCs w:val="17"/>
                 <w:shd w:val="clear" w:fill="F5F6FA"/>
               </w:rPr>
-              <w:t>http://localhost:4400</w:t>
+              <w:t>https://bdi-api.thammasorn.org</w:t>
             </w:r>
           </w:p>
         </w:tc>
       </w:tr>
       <w:tr>
+        <w:trPr>
+          <w:cantSplit w:val="1"/>
+        </w:trPr>
         <w:tc>
           <w:tcPr>
-            <w:tcW w:type="dxa" w:w="2598"/>
+            <w:tcW w:type="dxa" w:w="3164"/>
             <w:shd w:val="clear" w:fill="F2F4F9"/>
           </w:tcPr>
           <w:p>
@@ -951,7 +947,7 @@
         </w:tc>
         <w:tc>
           <w:tcPr>
-            <w:tcW w:type="dxa" w:w="3002"/>
+            <w:tcW w:type="dxa" w:w="6361"/>
             <w:shd w:val="clear" w:fill="F2F4F9"/>
           </w:tcPr>
           <w:p>
@@ -967,7 +963,7 @@
                 <w:sz w:val="20"/>
                 <w:szCs w:val="20"/>
               </w:rPr>
-              <w:t xml:space="preserve">ไฟล์ </w:t>
+              <w:t xml:space="preserve">อ่านจาก </w:t>
             </w:r>
             <w:r>
               <w:rPr>
@@ -977,7 +973,7 @@
                 <w:szCs w:val="17"/>
                 <w:shd w:val="clear" w:fill="F5F6FA"/>
               </w:rPr>
-              <w:t>.env</w:t>
+              <w:t>main/.env</w:t>
             </w:r>
             <w:r>
               <w:rPr>
@@ -986,30 +982,7 @@
                 <w:sz w:val="20"/>
                 <w:szCs w:val="20"/>
               </w:rPr>
-              <w:t xml:space="preserve"> ของ checkout นั้น</w:t>
-            </w:r>
-          </w:p>
-        </w:tc>
-        <w:tc>
-          <w:tcPr>
-            <w:tcW w:type="dxa" w:w="3925"/>
-            <w:shd w:val="clear" w:fill="F2F4F9"/>
-          </w:tcPr>
-          <w:p>
-            <w:pPr>
-              <w:spacing w:before="60" w:after="60" w:lineRule="auto" w:line="300"/>
-              <w:jc w:val="left"/>
-            </w:pPr>
-            <w:r/>
-            <w:r>
-              <w:rPr>
-                <w:rFonts w:ascii="DejaVu Sans Mono" w:hAnsi="DejaVu Sans Mono" w:cs="DejaVu Sans Mono" w:eastAsia="DejaVu Sans Mono"/>
-                <w:color w:val="192768"/>
-                <w:sz w:val="17"/>
-                <w:szCs w:val="17"/>
-                <w:shd w:val="clear" w:fill="F5F6FA"/>
-              </w:rPr>
-              <w:t>dev-admin-token-change-me</w:t>
+              <w:t xml:space="preserve"> บนเครื่องที่ติดตั้งระบบ — เป็นความลับจริง ห้ามเขียนลงไฟล์ที่ขึ้น git</w:t>
             </w:r>
           </w:p>
         </w:tc>
@@ -1100,7 +1073,7 @@
           <w:sz w:val="17"/>
           <w:szCs w:val="17"/>
         </w:rPr>
-        <w:t>cd /path/to/checkout          # โฟลเดอร์ที่มีไฟล์ docker-compose.yml</w:t>
+        <w:t>cd /hdd1tb/bdi-project/main            # checkout ที่เปิดสู่สาธารณะ</w:t>
       </w:r>
     </w:p>
     <w:p>
@@ -1117,7 +1090,7 @@
           <w:sz w:val="17"/>
           <w:szCs w:val="17"/>
         </w:rPr>
-        <w:t>export API=http://localhost:4400</w:t>
+        <w:t>export API=https://bdi-api.thammasorn.org</w:t>
       </w:r>
     </w:p>
     <w:p>
@@ -1141,7 +1114,69 @@
       <w:pPr>
         <w:spacing w:before="120" w:after="200" w:lineRule="auto" w:line="348"/>
         <w:ind w:left="227" w:right="113"/>
-        <w:jc w:val="both"/>
+        <w:jc w:val="left"/>
+        <w:pBdr>
+          <w:left w:val="single" w:sz="24" w:space="10" w:color="E5775A"/>
+        </w:pBdr>
+        <w:shd w:val="clear" w:fill="FFF7F4"/>
+      </w:pPr>
+      <w:r>
+        <w:rPr>
+          <w:rFonts w:ascii="DejaVu Sans Mono" w:hAnsi="DejaVu Sans Mono" w:cs="DejaVu Sans Mono" w:eastAsia="DejaVu Sans Mono"/>
+          <w:color w:val="192768"/>
+          <w:sz w:val="19"/>
+          <w:szCs w:val="19"/>
+          <w:b w:val="1"/>
+          <w:bCs w:val="1"/>
+          <w:shd w:val="clear" w:fill="F5F6FA"/>
+        </w:rPr>
+        <w:t>bdi-api.thammasorn.org</w:t>
+      </w:r>
+      <w:r>
+        <w:rPr>
+          <w:rFonts w:ascii="Sarabun" w:hAnsi="Sarabun" w:cs="Sarabun" w:eastAsia="Sarabun"/>
+          <w:color w:val="1A1E33"/>
+          <w:sz w:val="22"/>
+          <w:szCs w:val="22"/>
+          <w:b w:val="1"/>
+          <w:bCs w:val="1"/>
+        </w:rPr>
+        <w:t xml:space="preserve"> มีไว้สำหรับผู้เรียก API จากภายนอกโดยเฉพาะ</w:t>
+      </w:r>
+      <w:r>
+        <w:rPr>
+          <w:rFonts w:ascii="Sarabun" w:hAnsi="Sarabun" w:cs="Sarabun" w:eastAsia="Sarabun"/>
+          <w:color w:val="1A1E33"/>
+          <w:sz w:val="22"/>
+          <w:szCs w:val="22"/>
+        </w:rPr>
+        <w:t xml:space="preserve"> ส่วนเบราว์เซอร์ ของผู้ใช้เรียก API ที่ </w:t>
+      </w:r>
+      <w:r>
+        <w:rPr>
+          <w:rFonts w:ascii="DejaVu Sans Mono" w:hAnsi="DejaVu Sans Mono" w:cs="DejaVu Sans Mono" w:eastAsia="DejaVu Sans Mono"/>
+          <w:color w:val="192768"/>
+          <w:sz w:val="19"/>
+          <w:szCs w:val="19"/>
+          <w:shd w:val="clear" w:fill="F5F6FA"/>
+        </w:rPr>
+        <w:t>bdi.thammasorn.org/api/...</w:t>
+      </w:r>
+      <w:r>
+        <w:rPr>
+          <w:rFonts w:ascii="Sarabun" w:hAnsi="Sarabun" w:cs="Sarabun" w:eastAsia="Sarabun"/>
+          <w:color w:val="1A1E33"/>
+          <w:sz w:val="22"/>
+          <w:szCs w:val="22"/>
+        </w:rPr>
+        <w:t xml:space="preserve"> ซึ่งเป็นโดเมนเดียวกับหน้าเว็บอยู่แล้ว ทั้งสองทางวิ่งไปที่ระบบตัวเดียวกัน</w:t>
+      </w:r>
+    </w:p>
+    <w:p>
+      <w:pPr>
+        <w:spacing w:before="120" w:after="200" w:lineRule="auto" w:line="348"/>
+        <w:ind w:left="227" w:right="113"/>
+        <w:jc w:val="left"/>
         <w:pBdr>
           <w:left w:val="single" w:sz="24" w:space="10" w:color="E5775A"/>
         </w:pBdr>
@@ -1652,6 +1687,7 @@
       </w:tblGrid>
       <w:tr>
         <w:trPr>
+          <w:cantSplit w:val="1"/>
           <w:tblHeader w:val="1"/>
         </w:trPr>
         <w:tc>
@@ -1730,6 +1766,9 @@
         </w:tc>
       </w:tr>
       <w:tr>
+        <w:trPr>
+          <w:cantSplit w:val="1"/>
+        </w:trPr>
         <w:tc>
           <w:tcPr>
             <w:tcW w:type="dxa" w:w="2120"/>
@@ -1820,6 +1859,9 @@
         </w:tc>
       </w:tr>
       <w:tr>
+        <w:trPr>
+          <w:cantSplit w:val="1"/>
+        </w:trPr>
         <w:tc>
           <w:tcPr>
             <w:tcW w:type="dxa" w:w="2120"/>
@@ -1877,6 +1919,9 @@
         </w:tc>
       </w:tr>
       <w:tr>
+        <w:trPr>
+          <w:cantSplit w:val="1"/>
+        </w:trPr>
         <w:tc>
           <w:tcPr>
             <w:tcW w:type="dxa" w:w="2120"/>
@@ -1961,6 +2006,9 @@
         </w:tc>
       </w:tr>
       <w:tr>
+        <w:trPr>
+          <w:cantSplit w:val="1"/>
+        </w:trPr>
         <w:tc>
           <w:tcPr>
             <w:tcW w:type="dxa" w:w="2120"/>
@@ -2046,6 +2094,9 @@
         </w:tc>
       </w:tr>
       <w:tr>
+        <w:trPr>
+          <w:cantSplit w:val="1"/>
+        </w:trPr>
         <w:tc>
           <w:tcPr>
             <w:tcW w:type="dxa" w:w="2120"/>
@@ -2344,7 +2395,7 @@
       <w:pPr>
         <w:spacing w:before="120" w:after="200" w:lineRule="auto" w:line="348"/>
         <w:ind w:left="227" w:right="113"/>
-        <w:jc w:val="both"/>
+        <w:jc w:val="left"/>
         <w:pBdr>
           <w:left w:val="single" w:sz="24" w:space="10" w:color="E5775A"/>
         </w:pBdr>
@@ -2709,6 +2760,7 @@
       </w:tblGrid>
       <w:tr>
         <w:trPr>
+          <w:cantSplit w:val="1"/>
           <w:tblHeader w:val="1"/>
         </w:trPr>
         <w:tc>
@@ -2824,6 +2876,9 @@
         </w:tc>
       </w:tr>
       <w:tr>
+        <w:trPr>
+          <w:cantSplit w:val="1"/>
+        </w:trPr>
         <w:tc>
           <w:tcPr>
             <w:tcW w:type="dxa" w:w="1587"/>
@@ -2893,6 +2948,9 @@
         </w:tc>
       </w:tr>
       <w:tr>
+        <w:trPr>
+          <w:cantSplit w:val="1"/>
+        </w:trPr>
         <w:tc>
           <w:tcPr>
             <w:tcW w:type="dxa" w:w="1587"/>
@@ -3086,6 +3144,9 @@
         </w:tc>
       </w:tr>
       <w:tr>
+        <w:trPr>
+          <w:cantSplit w:val="1"/>
+        </w:trPr>
         <w:tc>
           <w:tcPr>
             <w:tcW w:type="dxa" w:w="1587"/>
@@ -3186,6 +3247,9 @@
         </w:tc>
       </w:tr>
       <w:tr>
+        <w:trPr>
+          <w:cantSplit w:val="1"/>
+        </w:trPr>
         <w:tc>
           <w:tcPr>
             <w:tcW w:type="dxa" w:w="1587"/>
@@ -3284,7 +3348,7 @@
       <w:pPr>
         <w:spacing w:before="120" w:after="200" w:lineRule="auto" w:line="348"/>
         <w:ind w:left="227" w:right="113"/>
-        <w:jc w:val="both"/>
+        <w:jc w:val="left"/>
         <w:pBdr>
           <w:left w:val="single" w:sz="24" w:space="10" w:color="E5775A"/>
         </w:pBdr>
@@ -3377,6 +3441,7 @@
       </w:tblGrid>
       <w:tr>
         <w:trPr>
+          <w:cantSplit w:val="1"/>
           <w:tblHeader w:val="1"/>
         </w:trPr>
         <w:tc>
@@ -3493,6 +3558,9 @@
         </w:tc>
       </w:tr>
       <w:tr>
+        <w:trPr>
+          <w:cantSplit w:val="1"/>
+        </w:trPr>
         <w:tc>
           <w:tcPr>
             <w:tcW w:type="dxa" w:w="1559"/>
@@ -3592,6 +3660,9 @@
         </w:tc>
       </w:tr>
       <w:tr>
+        <w:trPr>
+          <w:cantSplit w:val="1"/>
+        </w:trPr>
         <w:tc>
           <w:tcPr>
             <w:tcW w:type="dxa" w:w="1559"/>
@@ -3672,6 +3743,9 @@
         </w:tc>
       </w:tr>
       <w:tr>
+        <w:trPr>
+          <w:cantSplit w:val="1"/>
+        </w:trPr>
         <w:tc>
           <w:tcPr>
             <w:tcW w:type="dxa" w:w="1559"/>
@@ -3742,6 +3816,9 @@
         </w:tc>
       </w:tr>
       <w:tr>
+        <w:trPr>
+          <w:cantSplit w:val="1"/>
+        </w:trPr>
         <w:tc>
           <w:tcPr>
             <w:tcW w:type="dxa" w:w="1559"/>
@@ -4066,6 +4143,7 @@
       </w:tblGrid>
       <w:tr>
         <w:trPr>
+          <w:cantSplit w:val="1"/>
           <w:tblHeader w:val="1"/>
         </w:trPr>
         <w:tc>
@@ -4181,6 +4259,9 @@
         </w:tc>
       </w:tr>
       <w:tr>
+        <w:trPr>
+          <w:cantSplit w:val="1"/>
+        </w:trPr>
         <w:tc>
           <w:tcPr>
             <w:tcW w:type="dxa" w:w="1190"/>
@@ -4290,6 +4371,9 @@
         </w:tc>
       </w:tr>
       <w:tr>
+        <w:trPr>
+          <w:cantSplit w:val="1"/>
+        </w:trPr>
         <w:tc>
           <w:tcPr>
             <w:tcW w:type="dxa" w:w="1190"/>
@@ -4660,7 +4744,7 @@
           <w:b w:val="1"/>
           <w:bCs w:val="1"/>
         </w:rPr>
-        <w:t>4. หาลิงก์เปิดใช้งานบัญชี</w:t>
+        <w:t>4. ลิงก์เปิดใช้งานบัญชี</w:t>
       </w:r>
     </w:p>
     <w:p>
@@ -4674,10 +4758,8 @@
           <w:color w:val="1A1E33"/>
           <w:sz w:val="22"/>
           <w:szCs w:val="22"/>
-          <w:b w:val="1"/>
-          <w:bCs w:val="1"/>
-        </w:rPr>
-        <w:t>ถ้าเครื่องส่งอีเมลจริง</w:t>
+        </w:rPr>
+        <w:t xml:space="preserve">บนระบบสาธารณะ </w:t>
       </w:r>
       <w:r>
         <w:rPr>
@@ -4685,8 +4767,59 @@
           <w:color w:val="1A1E33"/>
           <w:sz w:val="22"/>
           <w:szCs w:val="22"/>
-        </w:rPr>
-        <w:t xml:space="preserve"> ผู้ถูกเชิญเปิดอีเมลแล้วกดปุ่มในอีเมลได้เลย ไม่ต้องทำอะไรเพิ่ม</w:t>
+          <w:b w:val="1"/>
+          <w:bCs w:val="1"/>
+        </w:rPr>
+        <w:t>ลิงก์ถูกส่งไปที่อีเมลของผู้ถูกเชิญโดยตรง</w:t>
+      </w:r>
+      <w:r>
+        <w:rPr>
+          <w:rFonts w:ascii="Sarabun" w:hAnsi="Sarabun" w:cs="Sarabun" w:eastAsia="Sarabun"/>
+          <w:color w:val="1A1E33"/>
+          <w:sz w:val="22"/>
+          <w:szCs w:val="22"/>
+        </w:rPr>
+        <w:t xml:space="preserve"> ผู้ถูกเชิญเปิดอีเมลแล้วกดปุ่ม </w:t>
+      </w:r>
+      <w:r>
+        <w:rPr>
+          <w:rFonts w:ascii="Sarabun" w:hAnsi="Sarabun" w:cs="Sarabun" w:eastAsia="Sarabun"/>
+          <w:color w:val="1A1E33"/>
+          <w:sz w:val="22"/>
+          <w:szCs w:val="22"/>
+          <w:b w:val="1"/>
+          <w:bCs w:val="1"/>
+        </w:rPr>
+        <w:t>เปิดใช้งานบัญชี</w:t>
+      </w:r>
+      <w:r>
+        <w:rPr>
+          <w:rFonts w:ascii="Sarabun" w:hAnsi="Sarabun" w:cs="Sarabun" w:eastAsia="Sarabun"/>
+          <w:color w:val="1A1E33"/>
+          <w:sz w:val="22"/>
+          <w:szCs w:val="22"/>
+        </w:rPr>
+        <w:t xml:space="preserve"> ในอีเมลได้เลย ผู้ดูแลระบบไม่ต้องทำอะไรเพิ่ม และ </w:t>
+      </w:r>
+      <w:r>
+        <w:rPr>
+          <w:rFonts w:ascii="Sarabun" w:hAnsi="Sarabun" w:cs="Sarabun" w:eastAsia="Sarabun"/>
+          <w:color w:val="1A1E33"/>
+          <w:sz w:val="22"/>
+          <w:szCs w:val="22"/>
+          <w:b w:val="1"/>
+          <w:bCs w:val="1"/>
+        </w:rPr>
+        <w:t>ดูลิงก์ย้อนหลังไม่ได้</w:t>
+      </w:r>
+      <w:r>
+        <w:rPr>
+          <w:rFonts w:ascii="Sarabun" w:hAnsi="Sarabun" w:cs="Sarabun" w:eastAsia="Sarabun"/>
+          <w:color w:val="1A1E33"/>
+          <w:sz w:val="22"/>
+          <w:szCs w:val="22"/>
+        </w:rPr>
+        <w:t xml:space="preserve"> เพราะระบบไม่เคยเก็บลิงก์ไว้ที่ไหนนอกจากในอีเมลฉบับนั้น</w:t>
       </w:r>
     </w:p>
     <w:p>
@@ -4700,10 +4833,26 @@
           <w:color w:val="1A1E33"/>
           <w:sz w:val="22"/>
           <w:szCs w:val="22"/>
+        </w:rPr>
+        <w:t>ถ้าผู้ถูกเชิญไม่ได้รับ ให้ตรวจตามลำดับนี้</w:t>
+      </w:r>
+    </w:p>
+    <w:p>
+      <w:pPr>
+        <w:spacing w:before="0" w:after="80" w:lineRule="auto" w:line="348"/>
+        <w:ind w:left="482" w:hanging="312"/>
+        <w:jc w:val="left"/>
+      </w:pPr>
+      <w:r>
+        <w:rPr>
+          <w:rFonts w:ascii="Sarabun" w:hAnsi="Sarabun" w:cs="Sarabun" w:eastAsia="Sarabun"/>
+          <w:color w:val="E5775A"/>
+          <w:sz w:val="22"/>
+          <w:szCs w:val="22"/>
           <w:b w:val="1"/>
           <w:bCs w:val="1"/>
         </w:rPr>
-        <w:t>ถ้าเป็นเครื่องทดสอบที่ไม่ส่งอีเมลจริง</w:t>
+        <w:t xml:space="preserve">1.  </w:t>
       </w:r>
       <w:r>
         <w:rPr>
@@ -4712,73 +4861,177 @@
           <w:sz w:val="22"/>
           <w:szCs w:val="22"/>
         </w:rPr>
-        <w:t xml:space="preserve"> ผู้ดูแลระบบต้องไปดึงลิงก์จากบันทึกการทำงานให้</w:t>
-      </w:r>
-    </w:p>
-    <w:p>
-      <w:pPr>
-        <w:spacing w:before="120" w:after="0" w:lineRule="auto" w:line="269"/>
-        <w:ind w:left="170"/>
-        <w:jc w:val="left"/>
-        <w:shd w:val="clear" w:fill="F5F6FA"/>
-      </w:pPr>
-      <w:r>
-        <w:rPr>
-          <w:rFonts w:ascii="DejaVu Sans Mono" w:hAnsi="DejaVu Sans Mono" w:cs="DejaVu Sans Mono" w:eastAsia="DejaVu Sans Mono"/>
-          <w:color w:val="1A1E33"/>
-          <w:sz w:val="17"/>
-          <w:szCs w:val="17"/>
-        </w:rPr>
-        <w:t>docker compose logs backend --tail 200 \</w:t>
-      </w:r>
-    </w:p>
-    <w:p>
-      <w:pPr>
-        <w:spacing w:before="0" w:after="120" w:lineRule="auto" w:line="269"/>
-        <w:ind w:left="170"/>
-        <w:jc w:val="left"/>
-        <w:shd w:val="clear" w:fill="F5F6FA"/>
-      </w:pPr>
-      <w:r>
-        <w:rPr>
-          <w:rFonts w:ascii="DejaVu Sans Mono" w:hAnsi="DejaVu Sans Mono" w:cs="DejaVu Sans Mono" w:eastAsia="DejaVu Sans Mono"/>
-          <w:color w:val="1A1E33"/>
-          <w:sz w:val="17"/>
-          <w:szCs w:val="17"/>
-        </w:rPr>
-        <w:t xml:space="preserve">  | grep -A2 'ถึง: somchai.tester@mot.go.th' | grep 'ลิงก์:'</w:t>
-      </w:r>
-    </w:p>
-    <w:p>
-      <w:pPr>
-        <w:spacing w:before="0" w:after="160" w:lineRule="auto" w:line="348"/>
-        <w:jc w:val="both"/>
-      </w:pPr>
+        <w:t xml:space="preserve">ให้เขาดูโฟลเดอร์ </w:t>
+      </w:r>
       <w:r>
         <w:rPr>
           <w:rFonts w:ascii="Sarabun" w:hAnsi="Sarabun" w:cs="Sarabun" w:eastAsia="Sarabun"/>
           <w:color w:val="1A1E33"/>
           <w:sz w:val="22"/>
           <w:szCs w:val="22"/>
-        </w:rPr>
-        <w:t>จะได้บรรทัดหน้าตาแบบนี้ ส่งลิงก์นี้ให้ผู้ถูกเชิญ</w:t>
+          <w:b w:val="1"/>
+          <w:bCs w:val="1"/>
+        </w:rPr>
+        <w:t>Spam</w:t>
+      </w:r>
+      <w:r>
+        <w:rPr>
+          <w:rFonts w:ascii="Sarabun" w:hAnsi="Sarabun" w:cs="Sarabun" w:eastAsia="Sarabun"/>
+          <w:color w:val="1A1E33"/>
+          <w:sz w:val="22"/>
+          <w:szCs w:val="22"/>
+        </w:rPr>
+        <w:t xml:space="preserve"> และ </w:t>
+      </w:r>
+      <w:r>
+        <w:rPr>
+          <w:rFonts w:ascii="Sarabun" w:hAnsi="Sarabun" w:cs="Sarabun" w:eastAsia="Sarabun"/>
+          <w:color w:val="1A1E33"/>
+          <w:sz w:val="22"/>
+          <w:szCs w:val="22"/>
+          <w:b w:val="1"/>
+          <w:bCs w:val="1"/>
+        </w:rPr>
+        <w:t>Promotions</w:t>
+      </w:r>
+      <w:r>
+        <w:rPr>
+          <w:rFonts w:ascii="Sarabun" w:hAnsi="Sarabun" w:cs="Sarabun" w:eastAsia="Sarabun"/>
+          <w:color w:val="1A1E33"/>
+          <w:sz w:val="22"/>
+          <w:szCs w:val="22"/>
+        </w:rPr>
+        <w:t xml:space="preserve"> ก่อน — อีเมลฉบับแรกมักตกไปที่นั่น</w:t>
       </w:r>
     </w:p>
     <w:p>
       <w:pPr>
-        <w:spacing w:before="120" w:after="120" w:lineRule="auto" w:line="269"/>
-        <w:ind w:left="170"/>
+        <w:spacing w:before="0" w:after="80" w:lineRule="auto" w:line="348"/>
+        <w:ind w:left="482" w:hanging="312"/>
         <w:jc w:val="left"/>
-        <w:shd w:val="clear" w:fill="F5F6FA"/>
       </w:pPr>
       <w:r>
         <w:rPr>
+          <w:rFonts w:ascii="Sarabun" w:hAnsi="Sarabun" w:cs="Sarabun" w:eastAsia="Sarabun"/>
+          <w:color w:val="E5775A"/>
+          <w:sz w:val="22"/>
+          <w:szCs w:val="22"/>
+          <w:b w:val="1"/>
+          <w:bCs w:val="1"/>
+        </w:rPr>
+        <w:t xml:space="preserve">2.  </w:t>
+      </w:r>
+      <w:r>
+        <w:rPr>
+          <w:rFonts w:ascii="Sarabun" w:hAnsi="Sarabun" w:cs="Sarabun" w:eastAsia="Sarabun"/>
+          <w:color w:val="1A1E33"/>
+          <w:sz w:val="22"/>
+          <w:szCs w:val="22"/>
+        </w:rPr>
+        <w:t xml:space="preserve">ตรวจว่าอีเมลที่กรอกไปสะกดถูก ด้วย </w:t>
+      </w:r>
+      <w:r>
+        <w:rPr>
           <w:rFonts w:ascii="DejaVu Sans Mono" w:hAnsi="DejaVu Sans Mono" w:cs="DejaVu Sans Mono" w:eastAsia="DejaVu Sans Mono"/>
+          <w:color w:val="192768"/>
+          <w:sz w:val="19"/>
+          <w:szCs w:val="19"/>
+          <w:shd w:val="clear" w:fill="F5F6FA"/>
+        </w:rPr>
+        <w:t>GET /api/admin/invitations</w:t>
+      </w:r>
+    </w:p>
+    <w:p>
+      <w:pPr>
+        <w:spacing w:before="0" w:after="80" w:lineRule="auto" w:line="348"/>
+        <w:ind w:left="482" w:hanging="312"/>
+        <w:jc w:val="left"/>
+      </w:pPr>
+      <w:r>
+        <w:rPr>
+          <w:rFonts w:ascii="Sarabun" w:hAnsi="Sarabun" w:cs="Sarabun" w:eastAsia="Sarabun"/>
+          <w:color w:val="E5775A"/>
+          <w:sz w:val="22"/>
+          <w:szCs w:val="22"/>
+          <w:b w:val="1"/>
+          <w:bCs w:val="1"/>
+        </w:rPr>
+        <w:t xml:space="preserve">3.  </w:t>
+      </w:r>
+      <w:r>
+        <w:rPr>
+          <w:rFonts w:ascii="Sarabun" w:hAnsi="Sarabun" w:cs="Sarabun" w:eastAsia="Sarabun"/>
           <w:color w:val="1A1E33"/>
-          <w:sz w:val="17"/>
-          <w:szCs w:val="17"/>
-        </w:rPr>
-        <w:t>[mail:dry-run] ลิงก์: http://localhost:3400/activate?token=OGLMC2fN8M9SQvDY4XukgyEMI338-xqmStKACR1TTTY</w:t>
+          <w:sz w:val="22"/>
+          <w:szCs w:val="22"/>
+        </w:rPr>
+        <w:t xml:space="preserve">ถ้าสะกดผิด ให้ลบคำเชิญนั้นด้วย </w:t>
+      </w:r>
+      <w:r>
+        <w:rPr>
+          <w:rFonts w:ascii="DejaVu Sans Mono" w:hAnsi="DejaVu Sans Mono" w:cs="DejaVu Sans Mono" w:eastAsia="DejaVu Sans Mono"/>
+          <w:color w:val="192768"/>
+          <w:sz w:val="19"/>
+          <w:szCs w:val="19"/>
+          <w:shd w:val="clear" w:fill="F5F6FA"/>
+        </w:rPr>
+        <w:t>DELETE</w:t>
+      </w:r>
+      <w:r>
+        <w:rPr>
+          <w:rFonts w:ascii="Sarabun" w:hAnsi="Sarabun" w:cs="Sarabun" w:eastAsia="Sarabun"/>
+          <w:color w:val="1A1E33"/>
+          <w:sz w:val="22"/>
+          <w:szCs w:val="22"/>
+        </w:rPr>
+        <w:t xml:space="preserve"> (ข้อ 3) แล้วเชิญใหม่ด้วยอีเมลที่ถูก</w:t>
+      </w:r>
+    </w:p>
+    <w:p>
+      <w:pPr>
+        <w:spacing w:before="0" w:after="80" w:lineRule="auto" w:line="348"/>
+        <w:ind w:left="482" w:hanging="312"/>
+        <w:jc w:val="left"/>
+      </w:pPr>
+      <w:r>
+        <w:rPr>
+          <w:rFonts w:ascii="Sarabun" w:hAnsi="Sarabun" w:cs="Sarabun" w:eastAsia="Sarabun"/>
+          <w:color w:val="E5775A"/>
+          <w:sz w:val="22"/>
+          <w:szCs w:val="22"/>
+          <w:b w:val="1"/>
+          <w:bCs w:val="1"/>
+        </w:rPr>
+        <w:t xml:space="preserve">4.  </w:t>
+      </w:r>
+      <w:r>
+        <w:rPr>
+          <w:rFonts w:ascii="Sarabun" w:hAnsi="Sarabun" w:cs="Sarabun" w:eastAsia="Sarabun"/>
+          <w:color w:val="1A1E33"/>
+          <w:sz w:val="22"/>
+          <w:szCs w:val="22"/>
+        </w:rPr>
+        <w:t xml:space="preserve">ถ้าสะกดถูกแต่ยังไม่มา </w:t>
+      </w:r>
+      <w:r>
+        <w:rPr>
+          <w:rFonts w:ascii="Sarabun" w:hAnsi="Sarabun" w:cs="Sarabun" w:eastAsia="Sarabun"/>
+          <w:color w:val="1A1E33"/>
+          <w:sz w:val="22"/>
+          <w:szCs w:val="22"/>
+          <w:b w:val="1"/>
+          <w:bCs w:val="1"/>
+        </w:rPr>
+        <w:t>เชิญอีเมลเดิมซ้ำได้เลย</w:t>
+      </w:r>
+      <w:r>
+        <w:rPr>
+          <w:rFonts w:ascii="Sarabun" w:hAnsi="Sarabun" w:cs="Sarabun" w:eastAsia="Sarabun"/>
+          <w:color w:val="1A1E33"/>
+          <w:sz w:val="22"/>
+          <w:szCs w:val="22"/>
+        </w:rPr>
+        <w:t xml:space="preserve"> ระบบจะออกลิงก์ใบใหม่และยกเลิกใบเก่าให้เอง</w:t>
       </w:r>
     </w:p>
     <w:p>
@@ -4811,7 +5064,7 @@
       <w:pPr>
         <w:spacing w:before="120" w:after="200" w:lineRule="auto" w:line="348"/>
         <w:ind w:left="227" w:right="113"/>
-        <w:jc w:val="both"/>
+        <w:jc w:val="left"/>
         <w:pBdr>
           <w:left w:val="single" w:sz="24" w:space="10" w:color="E5775A"/>
         </w:pBdr>
@@ -4845,6 +5098,117 @@
           <w:szCs w:val="22"/>
         </w:rPr>
         <w:t xml:space="preserve"> ไม่มีคำสั่งให้พิมพ์แล้ว</w:t>
+      </w:r>
+    </w:p>
+    <w:p>
+      <w:pPr>
+        <w:spacing w:before="120" w:after="200" w:lineRule="auto" w:line="348"/>
+        <w:ind w:left="227" w:right="113"/>
+        <w:jc w:val="left"/>
+        <w:pBdr>
+          <w:left w:val="single" w:sz="24" w:space="10" w:color="E5775A"/>
+        </w:pBdr>
+        <w:shd w:val="clear" w:fill="FFF7F4"/>
+      </w:pPr>
+      <w:r>
+        <w:rPr>
+          <w:rFonts w:ascii="DejaVu Sans" w:hAnsi="DejaVu Sans" w:cs="DejaVu Sans" w:eastAsia="DejaVu Sans"/>
+          <w:color w:val="1A1E33"/>
+          <w:sz w:val="22"/>
+          <w:szCs w:val="22"/>
+        </w:rPr>
+        <w:t>⚠</w:t>
+      </w:r>
+      <w:r>
+        <w:rPr>
+          <w:rFonts w:ascii="Sarabun" w:hAnsi="Sarabun" w:cs="Sarabun" w:eastAsia="Sarabun"/>
+          <w:color w:val="1A1E33"/>
+          <w:sz w:val="22"/>
+          <w:szCs w:val="22"/>
+        </w:rPr>
+        <w:t xml:space="preserve"> </w:t>
+      </w:r>
+      <w:r>
+        <w:rPr>
+          <w:rFonts w:ascii="Sarabun" w:hAnsi="Sarabun" w:cs="Sarabun" w:eastAsia="Sarabun"/>
+          <w:color w:val="1A1E33"/>
+          <w:sz w:val="22"/>
+          <w:szCs w:val="22"/>
+          <w:b w:val="1"/>
+          <w:bCs w:val="1"/>
+        </w:rPr>
+        <w:t xml:space="preserve">ขั้นตอนนี้ยังทำบน </w:t>
+      </w:r>
+      <w:r>
+        <w:rPr>
+          <w:rFonts w:ascii="DejaVu Sans Mono" w:hAnsi="DejaVu Sans Mono" w:cs="DejaVu Sans Mono" w:eastAsia="DejaVu Sans Mono"/>
+          <w:color w:val="192768"/>
+          <w:sz w:val="19"/>
+          <w:szCs w:val="19"/>
+          <w:b w:val="1"/>
+          <w:bCs w:val="1"/>
+          <w:shd w:val="clear" w:fill="F5F6FA"/>
+        </w:rPr>
+        <w:t>bdi.thammasorn.org</w:t>
+      </w:r>
+      <w:r>
+        <w:rPr>
+          <w:rFonts w:ascii="Sarabun" w:hAnsi="Sarabun" w:cs="Sarabun" w:eastAsia="Sarabun"/>
+          <w:color w:val="1A1E33"/>
+          <w:sz w:val="22"/>
+          <w:szCs w:val="22"/>
+          <w:b w:val="1"/>
+          <w:bCs w:val="1"/>
+        </w:rPr>
+        <w:t xml:space="preserve"> ไม่ได้</w:t>
+      </w:r>
+      <w:r>
+        <w:rPr>
+          <w:rFonts w:ascii="Sarabun" w:hAnsi="Sarabun" w:cs="Sarabun" w:eastAsia="Sarabun"/>
+          <w:color w:val="1A1E33"/>
+          <w:sz w:val="22"/>
+          <w:szCs w:val="22"/>
+        </w:rPr>
+        <w:t xml:space="preserve"> — ที่อยู่ที่กรมการปกครองลงทะเบียนไว้ ให้บัญชีผู้ใช้บริการของโครงการยังเป็นที่อยู่ของเครื่องพัฒนา ไม่ใช่โดเมนสาธารณะ (ยืนยันแล้วด้วยการยิงจริง: ส่งโดเมนสาธารณะไปได้ </w:t>
+      </w:r>
+      <w:r>
+        <w:rPr>
+          <w:rFonts w:ascii="DejaVu Sans Mono" w:hAnsi="DejaVu Sans Mono" w:cs="DejaVu Sans Mono" w:eastAsia="DejaVu Sans Mono"/>
+          <w:color w:val="192768"/>
+          <w:sz w:val="19"/>
+          <w:szCs w:val="19"/>
+          <w:shd w:val="clear" w:fill="F5F6FA"/>
+        </w:rPr>
+        <w:t>400 invalid_request — redirect url mismatch</w:t>
+      </w:r>
+      <w:r>
+        <w:rPr>
+          <w:rFonts w:ascii="Sarabun" w:hAnsi="Sarabun" w:cs="Sarabun" w:eastAsia="Sarabun"/>
+          <w:color w:val="1A1E33"/>
+          <w:sz w:val="22"/>
+          <w:szCs w:val="22"/>
+        </w:rPr>
+        <w:t xml:space="preserve">) พอผู้ถูกเชิญยืนยันกับ ThaiD เสร็จ เบราว์เซอร์จะถูกส่งกลับไปที่เครื่องของเขาเอง ซึ่งไม่มีอะไรรออยู่ </w:t>
+      </w:r>
+      <w:r>
+        <w:rPr>
+          <w:rFonts w:ascii="Sarabun" w:hAnsi="Sarabun" w:cs="Sarabun" w:eastAsia="Sarabun"/>
+          <w:color w:val="1A1E33"/>
+          <w:sz w:val="22"/>
+          <w:szCs w:val="22"/>
+          <w:b w:val="1"/>
+          <w:bCs w:val="1"/>
+        </w:rPr>
+        <w:t>ระหว่างนี้ทำได้สองทาง</w:t>
+      </w:r>
+      <w:r>
+        <w:rPr>
+          <w:rFonts w:ascii="Sarabun" w:hAnsi="Sarabun" w:cs="Sarabun" w:eastAsia="Sarabun"/>
+          <w:color w:val="1A1E33"/>
+          <w:sz w:val="22"/>
+          <w:szCs w:val="22"/>
+        </w:rPr>
+        <w:t xml:space="preserve"> 1. ผู้ดูแลระบบเปิดใช้งานบัญชีให้จากเบราว์เซอร์บนเครื่องที่ติดตั้งระบบ แล้วส่งรหัสผ่านให้ผู้ทดสอบ 2. ใช้บัญชีที่เปิดใช้งานไว้แล้วในข้อมูลตัวอย่าง โดยเปลี่ยนอีเมลของบัญชีนั้นเป็นอีเมลจริงของผู้ทดสอบก่อน เรื่องนี้รอกรมการปกครองลงทะเบียนที่อยู่ของโดเมนจริงให้ ไม่ใช่ข้อผิดพลาดของระบบ — ส่วนที่เหลือของหัวข้อนี้อธิบายขั้นตอนไว้ให้ครบ เพื่อใช้ตอนที่ลงทะเบียนเสร็จแล้ว</w:t>
       </w:r>
     </w:p>
     <w:p>
@@ -5074,6 +5438,7 @@
       </w:tblGrid>
       <w:tr>
         <w:trPr>
+          <w:cantSplit w:val="1"/>
           <w:tblHeader w:val="1"/>
         </w:trPr>
         <w:tc>
@@ -5152,6 +5517,9 @@
         </w:tc>
       </w:tr>
       <w:tr>
+        <w:trPr>
+          <w:cantSplit w:val="1"/>
+        </w:trPr>
         <w:tc>
           <w:tcPr>
             <w:tcW w:type="dxa" w:w="5605"/>
@@ -5275,7 +5643,7 @@
       <w:pPr>
         <w:spacing w:before="120" w:after="200" w:lineRule="auto" w:line="348"/>
         <w:ind w:left="227" w:right="113"/>
-        <w:jc w:val="both"/>
+        <w:jc w:val="left"/>
         <w:pBdr>
           <w:left w:val="single" w:sz="24" w:space="10" w:color="E5775A"/>
         </w:pBdr>
@@ -5876,7 +6244,7 @@
       <w:pPr>
         <w:spacing w:before="120" w:after="200" w:lineRule="auto" w:line="348"/>
         <w:ind w:left="227" w:right="113"/>
-        <w:jc w:val="both"/>
+        <w:jc w:val="left"/>
         <w:pBdr>
           <w:left w:val="single" w:sz="24" w:space="10" w:color="E5775A"/>
         </w:pBdr>
@@ -6009,7 +6377,7 @@
           <w:sz w:val="22"/>
           <w:szCs w:val="22"/>
         </w:rPr>
-        <w:t>ทดสอบผ่านข้อไหนแล้วติ๊กข้อนั้น</w:t>
+        <w:t>ทดสอบผ่านข้อไหนแล้วติ๊กข้อนั้น — สี่ข้อสุดท้ายต้องทำจากเบราว์เซอร์บนเครื่องที่ติดตั้งระบบ เพราะเกี่ยวกับ ThaiD (ดูข้อ 5)</w:t>
       </w:r>
     </w:p>
     <w:p>

--- a/docs/manuals-docx/13-tester-manual-journey-a.docx
+++ b/docs/manuals-docx/13-tester-manual-journey-a.docx
@@ -5973,7 +5973,7 @@
           <w:sz w:val="22"/>
           <w:szCs w:val="22"/>
         </w:rPr>
-        <w:t xml:space="preserve"> ขึ้นต้นด้วย </w:t>
+        <w:t xml:space="preserve"> — มือถือ 10 หลักขึ้นต้นด้วย </w:t>
       </w:r>
       <w:r>
         <w:rPr>
@@ -5983,7 +5983,17 @@
           <w:szCs w:val="19"/>
           <w:shd w:val="clear" w:fill="F5F6FA"/>
         </w:rPr>
-        <w:t>0</w:t>
+        <w:t>06</w:t>
+      </w:r>
+      <w:r>
+        <w:rPr>
+          <w:rFonts w:ascii="DejaVu Sans Mono" w:hAnsi="DejaVu Sans Mono" w:cs="DejaVu Sans Mono" w:eastAsia="DejaVu Sans Mono"/>
+          <w:color w:val="192768"/>
+          <w:sz w:val="19"/>
+          <w:szCs w:val="19"/>
+          <w:shd w:val="clear" w:fill="F5F6FA"/>
+        </w:rPr>
+        <w:t>08</w:t>
       </w:r>
       <w:r>
         <w:rPr>
@@ -5992,7 +6002,83 @@
           <w:sz w:val="22"/>
           <w:szCs w:val="22"/>
         </w:rPr>
-        <w:t xml:space="preserve"> และมี 9–10 หลัก</w:t>
+        <w:t xml:space="preserve"> หรือ </w:t>
+      </w:r>
+      <w:r>
+        <w:rPr>
+          <w:rFonts w:ascii="DejaVu Sans Mono" w:hAnsi="DejaVu Sans Mono" w:cs="DejaVu Sans Mono" w:eastAsia="DejaVu Sans Mono"/>
+          <w:color w:val="192768"/>
+          <w:sz w:val="19"/>
+          <w:szCs w:val="19"/>
+          <w:shd w:val="clear" w:fill="F5F6FA"/>
+        </w:rPr>
+        <w:t>09</w:t>
+      </w:r>
+      <w:r>
+        <w:rPr>
+          <w:rFonts w:ascii="Sarabun" w:hAnsi="Sarabun" w:cs="Sarabun" w:eastAsia="Sarabun"/>
+          <w:color w:val="1A1E33"/>
+          <w:sz w:val="22"/>
+          <w:szCs w:val="22"/>
+        </w:rPr>
+        <w:t xml:space="preserve"> (เช่น </w:t>
+      </w:r>
+      <w:r>
+        <w:rPr>
+          <w:rFonts w:ascii="DejaVu Sans Mono" w:hAnsi="DejaVu Sans Mono" w:cs="DejaVu Sans Mono" w:eastAsia="DejaVu Sans Mono"/>
+          <w:color w:val="192768"/>
+          <w:sz w:val="19"/>
+          <w:szCs w:val="19"/>
+          <w:shd w:val="clear" w:fill="F5F6FA"/>
+        </w:rPr>
+        <w:t>0812345678</w:t>
+      </w:r>
+      <w:r>
+        <w:rPr>
+          <w:rFonts w:ascii="Sarabun" w:hAnsi="Sarabun" w:cs="Sarabun" w:eastAsia="Sarabun"/>
+          <w:color w:val="1A1E33"/>
+          <w:sz w:val="22"/>
+          <w:szCs w:val="22"/>
+        </w:rPr>
+        <w:t xml:space="preserve">) หรือเบอร์ที่ทำงาน 9 หลักขึ้นต้นด้วย </w:t>
+      </w:r>
+      <w:r>
+        <w:rPr>
+          <w:rFonts w:ascii="DejaVu Sans Mono" w:hAnsi="DejaVu Sans Mono" w:cs="DejaVu Sans Mono" w:eastAsia="DejaVu Sans Mono"/>
+          <w:color w:val="192768"/>
+          <w:sz w:val="19"/>
+          <w:szCs w:val="19"/>
+          <w:shd w:val="clear" w:fill="F5F6FA"/>
+        </w:rPr>
+        <w:t>0</w:t>
+      </w:r>
+      <w:r>
+        <w:rPr>
+          <w:rFonts w:ascii="Sarabun" w:hAnsi="Sarabun" w:cs="Sarabun" w:eastAsia="Sarabun"/>
+          <w:color w:val="1A1E33"/>
+          <w:sz w:val="22"/>
+          <w:szCs w:val="22"/>
+        </w:rPr>
+        <w:t xml:space="preserve"> ตามด้วยรหัสพื้นที่ (เช่น </w:t>
+      </w:r>
+      <w:r>
+        <w:rPr>
+          <w:rFonts w:ascii="DejaVu Sans Mono" w:hAnsi="DejaVu Sans Mono" w:cs="DejaVu Sans Mono" w:eastAsia="DejaVu Sans Mono"/>
+          <w:color w:val="192768"/>
+          <w:sz w:val="19"/>
+          <w:szCs w:val="19"/>
+          <w:shd w:val="clear" w:fill="F5F6FA"/>
+        </w:rPr>
+        <w:t>021234567</w:t>
+      </w:r>
+      <w:r>
+        <w:rPr>
+          <w:rFonts w:ascii="Sarabun" w:hAnsi="Sarabun" w:cs="Sarabun" w:eastAsia="Sarabun"/>
+          <w:color w:val="1A1E33"/>
+          <w:sz w:val="22"/>
+          <w:szCs w:val="22"/>
+        </w:rPr>
+        <w:t>)</w:t>
       </w:r>
     </w:p>
     <w:p>

--- a/docs/manuals-docx/13-tester-manual-journey-a.docx
+++ b/docs/manuals-docx/13-tester-manual-journey-a.docx
@@ -35,7 +35,7 @@
       <w:r>
         <w:drawing>
           <wp:inline xmlns:a="http://schemas.openxmlformats.org/drawingml/2006/main" xmlns:pic="http://schemas.openxmlformats.org/drawingml/2006/picture">
-            <wp:extent cx="2592000" cy="443880"/>
+            <wp:extent cx="2592000" cy="1884506"/>
             <wp:docPr id="1" name="Picture 1"/>
             <wp:cNvGraphicFramePr>
               <a:graphicFrameLocks noChangeAspect="1"/>
@@ -56,7 +56,7 @@
                   <pic:spPr>
                     <a:xfrm>
                       <a:off x="0" y="0"/>
-                      <a:ext cx="2592000" cy="443880"/>
+                      <a:ext cx="2592000" cy="1884506"/>
                     </a:xfrm>
                     <a:prstGeom prst="rect"/>
                   </pic:spPr>
@@ -386,7 +386,7 @@
           <w:sz w:val="22"/>
           <w:szCs w:val="22"/>
         </w:rPr>
-        <w:t>5. ผู้ถูกเชิญยืนยันตัวตนด้วย ThaiD</w:t>
+        <w:t>5. ผู้ถูกเชิญยืนยันตัวตนด้วย ThaID</w:t>
       </w:r>
     </w:p>
     <w:p>
@@ -3166,7 +3166,7 @@
                 <w:szCs w:val="17"/>
                 <w:shd w:val="clear" w:fill="F5F6FA"/>
               </w:rPr>
-              <w:t>cid</w:t>
+              <w:t>firstnameTh</w:t>
             </w:r>
           </w:p>
         </w:tc>
@@ -3230,18 +3230,7 @@
                 <w:sz w:val="20"/>
                 <w:szCs w:val="20"/>
               </w:rPr>
-              <w:t xml:space="preserve">เลขบัตรประชาชน 13 หลัก · ต้องผ่านการตรวจหลักสุดท้าย · </w:t>
-            </w:r>
-            <w:r>
-              <w:rPr>
-                <w:rFonts w:ascii="Sarabun" w:hAnsi="Sarabun" w:cs="Sarabun" w:eastAsia="Sarabun"/>
-                <w:color w:val="1A1E33"/>
-                <w:sz w:val="20"/>
-                <w:szCs w:val="20"/>
-                <w:b w:val="1"/>
-                <w:bCs w:val="1"/>
-              </w:rPr>
-              <w:t>เป็นเลขที่ระบบจะเอาไปเทียบกับ ThaiD ตอนผู้ใช้เปิดใช้งานบัญชี</w:t>
+              <w:t>ชื่อจริงตามเอกสารที่หน่วยงานส่งมา · เอกสาร A0–A3 ใช้ชื่อนี้ ไม่ใช่ชื่อที่แสดง</w:t>
             </w:r>
           </w:p>
         </w:tc>
@@ -3269,7 +3258,7 @@
                 <w:szCs w:val="17"/>
                 <w:shd w:val="clear" w:fill="F5F6FA"/>
               </w:rPr>
-              <w:t>organizationId</w:t>
+              <w:t>lastnameTh</w:t>
             </w:r>
           </w:p>
         </w:tc>
@@ -3277,6 +3266,98 @@
           <w:tcPr>
             <w:tcW w:type="dxa" w:w="1587"/>
             <w:shd w:val="clear" w:fill="F2F4F9"/>
+          </w:tcPr>
+          <w:p>
+            <w:pPr>
+              <w:spacing w:before="60" w:after="60" w:lineRule="auto" w:line="300"/>
+              <w:jc w:val="left"/>
+            </w:pPr>
+            <w:r/>
+            <w:r>
+              <w:rPr>
+                <w:rFonts w:ascii="DejaVu Sans" w:hAnsi="DejaVu Sans" w:cs="DejaVu Sans" w:eastAsia="DejaVu Sans"/>
+                <w:color w:val="1A1E33"/>
+                <w:sz w:val="20"/>
+                <w:szCs w:val="20"/>
+              </w:rPr>
+              <w:t>✔</w:t>
+            </w:r>
+            <w:r>
+              <w:rPr>
+                <w:rFonts w:ascii="Sarabun" w:hAnsi="Sarabun" w:cs="Sarabun" w:eastAsia="Sarabun"/>
+                <w:color w:val="1A1E33"/>
+                <w:sz w:val="20"/>
+                <w:szCs w:val="20"/>
+              </w:rPr>
+              <w:t xml:space="preserve"> </w:t>
+            </w:r>
+            <w:r>
+              <w:rPr>
+                <w:rFonts w:ascii="Sarabun" w:hAnsi="Sarabun" w:cs="Sarabun" w:eastAsia="Sarabun"/>
+                <w:color w:val="1A1E33"/>
+                <w:sz w:val="20"/>
+                <w:szCs w:val="20"/>
+                <w:b w:val="1"/>
+                <w:bCs w:val="1"/>
+              </w:rPr>
+              <w:t>ทุกบทบาท</w:t>
+            </w:r>
+          </w:p>
+        </w:tc>
+        <w:tc>
+          <w:tcPr>
+            <w:tcW w:type="dxa" w:w="6350"/>
+            <w:shd w:val="clear" w:fill="F2F4F9"/>
+          </w:tcPr>
+          <w:p>
+            <w:pPr>
+              <w:spacing w:before="60" w:after="60" w:lineRule="auto" w:line="300"/>
+              <w:jc w:val="left"/>
+            </w:pPr>
+            <w:r/>
+            <w:r>
+              <w:rPr>
+                <w:rFonts w:ascii="Sarabun" w:hAnsi="Sarabun" w:cs="Sarabun" w:eastAsia="Sarabun"/>
+                <w:color w:val="1A1E33"/>
+                <w:sz w:val="20"/>
+                <w:szCs w:val="20"/>
+              </w:rPr>
+              <w:t>นามสกุลจริง</w:t>
+            </w:r>
+          </w:p>
+        </w:tc>
+      </w:tr>
+      <w:tr>
+        <w:trPr>
+          <w:cantSplit w:val="1"/>
+        </w:trPr>
+        <w:tc>
+          <w:tcPr>
+            <w:tcW w:type="dxa" w:w="1587"/>
+            <w:shd w:val="clear" w:fill="FFFFFF"/>
+          </w:tcPr>
+          <w:p>
+            <w:pPr>
+              <w:spacing w:before="60" w:after="60" w:lineRule="auto" w:line="300"/>
+              <w:jc w:val="left"/>
+            </w:pPr>
+            <w:r/>
+            <w:r>
+              <w:rPr>
+                <w:rFonts w:ascii="DejaVu Sans Mono" w:hAnsi="DejaVu Sans Mono" w:cs="DejaVu Sans Mono" w:eastAsia="DejaVu Sans Mono"/>
+                <w:color w:val="192768"/>
+                <w:sz w:val="17"/>
+                <w:szCs w:val="17"/>
+                <w:shd w:val="clear" w:fill="F5F6FA"/>
+              </w:rPr>
+              <w:t>prefixTh</w:t>
+            </w:r>
+          </w:p>
+        </w:tc>
+        <w:tc>
+          <w:tcPr>
+            <w:tcW w:type="dxa" w:w="1587"/>
+            <w:shd w:val="clear" w:fill="FFFFFF"/>
           </w:tcPr>
           <w:p>
             <w:pPr>
@@ -3298,7 +3379,202 @@
         <w:tc>
           <w:tcPr>
             <w:tcW w:type="dxa" w:w="6350"/>
+            <w:shd w:val="clear" w:fill="FFFFFF"/>
+          </w:tcPr>
+          <w:p>
+            <w:pPr>
+              <w:spacing w:before="60" w:after="60" w:lineRule="auto" w:line="300"/>
+              <w:jc w:val="left"/>
+            </w:pPr>
+            <w:r/>
+            <w:r>
+              <w:rPr>
+                <w:rFonts w:ascii="Sarabun" w:hAnsi="Sarabun" w:cs="Sarabun" w:eastAsia="Sarabun"/>
+                <w:color w:val="1A1E33"/>
+                <w:sz w:val="20"/>
+                <w:szCs w:val="20"/>
+              </w:rPr>
+              <w:t>ควรใส่ — ThaID ไม่ส่งคำนำหน้ามาให้ ค่านี้เป็นตัวเดียวที่ไปเติมช่องคำนำหน้าในฟอร์มของผู้ถูกเชิญ</w:t>
+            </w:r>
+          </w:p>
+        </w:tc>
+      </w:tr>
+      <w:tr>
+        <w:trPr>
+          <w:cantSplit w:val="1"/>
+        </w:trPr>
+        <w:tc>
+          <w:tcPr>
+            <w:tcW w:type="dxa" w:w="1587"/>
             <w:shd w:val="clear" w:fill="F2F4F9"/>
+          </w:tcPr>
+          <w:p>
+            <w:pPr>
+              <w:spacing w:before="60" w:after="60" w:lineRule="auto" w:line="300"/>
+              <w:jc w:val="left"/>
+            </w:pPr>
+            <w:r/>
+            <w:r>
+              <w:rPr>
+                <w:rFonts w:ascii="DejaVu Sans Mono" w:hAnsi="DejaVu Sans Mono" w:cs="DejaVu Sans Mono" w:eastAsia="DejaVu Sans Mono"/>
+                <w:color w:val="192768"/>
+                <w:sz w:val="17"/>
+                <w:szCs w:val="17"/>
+                <w:shd w:val="clear" w:fill="F5F6FA"/>
+              </w:rPr>
+              <w:t>cid</w:t>
+            </w:r>
+          </w:p>
+        </w:tc>
+        <w:tc>
+          <w:tcPr>
+            <w:tcW w:type="dxa" w:w="1587"/>
+            <w:shd w:val="clear" w:fill="F2F4F9"/>
+          </w:tcPr>
+          <w:p>
+            <w:pPr>
+              <w:spacing w:before="60" w:after="60" w:lineRule="auto" w:line="300"/>
+              <w:jc w:val="left"/>
+            </w:pPr>
+            <w:r/>
+            <w:r>
+              <w:rPr>
+                <w:rFonts w:ascii="DejaVu Sans" w:hAnsi="DejaVu Sans" w:cs="DejaVu Sans" w:eastAsia="DejaVu Sans"/>
+                <w:color w:val="1A1E33"/>
+                <w:sz w:val="20"/>
+                <w:szCs w:val="20"/>
+              </w:rPr>
+              <w:t>✔</w:t>
+            </w:r>
+            <w:r>
+              <w:rPr>
+                <w:rFonts w:ascii="Sarabun" w:hAnsi="Sarabun" w:cs="Sarabun" w:eastAsia="Sarabun"/>
+                <w:color w:val="1A1E33"/>
+                <w:sz w:val="20"/>
+                <w:szCs w:val="20"/>
+              </w:rPr>
+              <w:t xml:space="preserve"> </w:t>
+            </w:r>
+            <w:r>
+              <w:rPr>
+                <w:rFonts w:ascii="Sarabun" w:hAnsi="Sarabun" w:cs="Sarabun" w:eastAsia="Sarabun"/>
+                <w:color w:val="1A1E33"/>
+                <w:sz w:val="20"/>
+                <w:szCs w:val="20"/>
+                <w:b w:val="1"/>
+                <w:bCs w:val="1"/>
+              </w:rPr>
+              <w:t>ทุกบทบาท</w:t>
+            </w:r>
+          </w:p>
+        </w:tc>
+        <w:tc>
+          <w:tcPr>
+            <w:tcW w:type="dxa" w:w="6350"/>
+            <w:shd w:val="clear" w:fill="F2F4F9"/>
+          </w:tcPr>
+          <w:p>
+            <w:pPr>
+              <w:spacing w:before="60" w:after="60" w:lineRule="auto" w:line="300"/>
+              <w:jc w:val="left"/>
+            </w:pPr>
+            <w:r/>
+            <w:r>
+              <w:rPr>
+                <w:rFonts w:ascii="Sarabun" w:hAnsi="Sarabun" w:cs="Sarabun" w:eastAsia="Sarabun"/>
+                <w:color w:val="1A1E33"/>
+                <w:sz w:val="20"/>
+                <w:szCs w:val="20"/>
+              </w:rPr>
+              <w:t xml:space="preserve">เลขบัตรประชาชน 13 หลัก · ต้องผ่านการตรวจหลักสุดท้าย · </w:t>
+            </w:r>
+            <w:r>
+              <w:rPr>
+                <w:rFonts w:ascii="Sarabun" w:hAnsi="Sarabun" w:cs="Sarabun" w:eastAsia="Sarabun"/>
+                <w:color w:val="1A1E33"/>
+                <w:sz w:val="20"/>
+                <w:szCs w:val="20"/>
+                <w:b w:val="1"/>
+                <w:bCs w:val="1"/>
+              </w:rPr>
+              <w:t>เป็นเลขที่ระบบจะเอาไปเทียบกับ ThaID ตอนผู้ใช้เปิดใช้งานบัญชี</w:t>
+            </w:r>
+          </w:p>
+        </w:tc>
+      </w:tr>
+      <w:tr>
+        <w:trPr>
+          <w:cantSplit w:val="1"/>
+        </w:trPr>
+        <w:tc>
+          <w:tcPr>
+            <w:tcW w:type="dxa" w:w="1587"/>
+            <w:shd w:val="clear" w:fill="FFFFFF"/>
+          </w:tcPr>
+          <w:p>
+            <w:pPr>
+              <w:spacing w:before="60" w:after="60" w:lineRule="auto" w:line="300"/>
+              <w:jc w:val="left"/>
+            </w:pPr>
+            <w:r/>
+            <w:r>
+              <w:rPr>
+                <w:rFonts w:ascii="DejaVu Sans Mono" w:hAnsi="DejaVu Sans Mono" w:cs="DejaVu Sans Mono" w:eastAsia="DejaVu Sans Mono"/>
+                <w:color w:val="192768"/>
+                <w:sz w:val="17"/>
+                <w:szCs w:val="17"/>
+                <w:shd w:val="clear" w:fill="F5F6FA"/>
+              </w:rPr>
+              <w:t>organizationId</w:t>
+            </w:r>
+          </w:p>
+        </w:tc>
+        <w:tc>
+          <w:tcPr>
+            <w:tcW w:type="dxa" w:w="1587"/>
+            <w:shd w:val="clear" w:fill="FFFFFF"/>
+          </w:tcPr>
+          <w:p>
+            <w:pPr>
+              <w:spacing w:before="60" w:after="60" w:lineRule="auto" w:line="300"/>
+              <w:jc w:val="left"/>
+            </w:pPr>
+            <w:r/>
+            <w:r>
+              <w:rPr>
+                <w:rFonts w:ascii="DejaVu Sans" w:hAnsi="DejaVu Sans" w:cs="DejaVu Sans" w:eastAsia="DejaVu Sans"/>
+                <w:color w:val="1A1E33"/>
+                <w:sz w:val="20"/>
+                <w:szCs w:val="20"/>
+              </w:rPr>
+              <w:t>✔</w:t>
+            </w:r>
+            <w:r>
+              <w:rPr>
+                <w:rFonts w:ascii="Sarabun" w:hAnsi="Sarabun" w:cs="Sarabun" w:eastAsia="Sarabun"/>
+                <w:color w:val="1A1E33"/>
+                <w:sz w:val="20"/>
+                <w:szCs w:val="20"/>
+              </w:rPr>
+              <w:t xml:space="preserve"> </w:t>
+            </w:r>
+            <w:r>
+              <w:rPr>
+                <w:rFonts w:ascii="Sarabun" w:hAnsi="Sarabun" w:cs="Sarabun" w:eastAsia="Sarabun"/>
+                <w:color w:val="1A1E33"/>
+                <w:sz w:val="20"/>
+                <w:szCs w:val="20"/>
+                <w:b w:val="1"/>
+                <w:bCs w:val="1"/>
+              </w:rPr>
+              <w:t>สำหรับ role ฝั่งหน่วยงาน</w:t>
+            </w:r>
+          </w:p>
+        </w:tc>
+        <w:tc>
+          <w:tcPr>
+            <w:tcW w:type="dxa" w:w="6350"/>
+            <w:shd w:val="clear" w:fill="FFFFFF"/>
           </w:tcPr>
           <w:p>
             <w:pPr>
@@ -3317,14 +3593,13 @@
             </w:r>
             <w:r>
               <w:rPr>
-                <w:rFonts w:ascii="Sarabun" w:hAnsi="Sarabun" w:cs="Sarabun" w:eastAsia="Sarabun"/>
-                <w:color w:val="1A1E33"/>
-                <w:sz w:val="20"/>
-                <w:szCs w:val="20"/>
-                <w:b w:val="1"/>
-                <w:bCs w:val="1"/>
+                <w:rFonts w:ascii="DejaVu Sans Mono" w:hAnsi="DejaVu Sans Mono" w:cs="DejaVu Sans Mono" w:eastAsia="DejaVu Sans Mono"/>
+                <w:color w:val="192768"/>
+                <w:sz w:val="17"/>
+                <w:szCs w:val="17"/>
+                <w:shd w:val="clear" w:fill="F5F6FA"/>
               </w:rPr>
-              <w:t>ถ้าไม่ส่งมา</w:t>
+              <w:t>ORGANIZATION_USER</w:t>
             </w:r>
             <w:r>
               <w:rPr>
@@ -3333,7 +3608,56 @@
                 <w:sz w:val="20"/>
                 <w:szCs w:val="20"/>
               </w:rPr>
-              <w:t xml:space="preserve"> ระบบจะสร้างหน่วยงานเปล่าชื่อ "หน่วยงานใหม่" พร้อมคำขอฉบับร่างรอไว้ให้แทน</w:t>
+              <w:t xml:space="preserve"> กับ </w:t>
+            </w:r>
+            <w:r>
+              <w:rPr>
+                <w:rFonts w:ascii="DejaVu Sans Mono" w:hAnsi="DejaVu Sans Mono" w:cs="DejaVu Sans Mono" w:eastAsia="DejaVu Sans Mono"/>
+                <w:color w:val="192768"/>
+                <w:sz w:val="17"/>
+                <w:szCs w:val="17"/>
+                <w:shd w:val="clear" w:fill="F5F6FA"/>
+              </w:rPr>
+              <w:t>ORGANIZATION_APPROVER</w:t>
+            </w:r>
+            <w:r>
+              <w:rPr>
+                <w:rFonts w:ascii="Sarabun" w:hAnsi="Sarabun" w:cs="Sarabun" w:eastAsia="Sarabun"/>
+                <w:color w:val="1A1E33"/>
+                <w:sz w:val="20"/>
+                <w:szCs w:val="20"/>
+                <w:b w:val="1"/>
+                <w:bCs w:val="1"/>
+              </w:rPr>
+              <w:t>ต้องส่งเสมอ</w:t>
+            </w:r>
+            <w:r>
+              <w:rPr>
+                <w:rFonts w:ascii="Sarabun" w:hAnsi="Sarabun" w:cs="Sarabun" w:eastAsia="Sarabun"/>
+                <w:color w:val="1A1E33"/>
+                <w:sz w:val="20"/>
+                <w:szCs w:val="20"/>
+              </w:rPr>
+              <w:t xml:space="preserve"> ไม่ส่งจะได้ </w:t>
+            </w:r>
+            <w:r>
+              <w:rPr>
+                <w:rFonts w:ascii="DejaVu Sans Mono" w:hAnsi="DejaVu Sans Mono" w:cs="DejaVu Sans Mono" w:eastAsia="DejaVu Sans Mono"/>
+                <w:color w:val="192768"/>
+                <w:sz w:val="17"/>
+                <w:szCs w:val="17"/>
+                <w:shd w:val="clear" w:fill="F5F6FA"/>
+              </w:rPr>
+              <w:t>400</w:t>
+            </w:r>
+            <w:r>
+              <w:rPr>
+                <w:rFonts w:ascii="Sarabun" w:hAnsi="Sarabun" w:cs="Sarabun" w:eastAsia="Sarabun"/>
+                <w:color w:val="1A1E33"/>
+                <w:sz w:val="20"/>
+                <w:szCs w:val="20"/>
+              </w:rPr>
+              <w:t xml:space="preserve"> · role ฝั่ง BDI ไม่ต้องส่ง ระบบผูกกับหน่วยงาน BDI ให้เอง</w:t>
             </w:r>
           </w:p>
         </w:tc>
@@ -3381,7 +3705,7 @@
           <w:sz w:val="22"/>
           <w:szCs w:val="22"/>
         </w:rPr>
-        <w:t xml:space="preserve"> ลิงก์เปิดใช้งานจะอยู่ในอีเมลเท่านั้น ถ้าเชิญอีเมลเดิมซ้ำ คำเชิญใบเก่าจะถูกยกเลิกอัตโนมัติ เหลือใช้ได้ทีละใบเสมอ และลิงก์มีอายุ </w:t>
+        <w:t xml:space="preserve"> ลิงก์เปิดใช้งานจะอยู่ในอีเมลเท่านั้น และลิงก์มีอายุ </w:t>
       </w:r>
       <w:r>
         <w:rPr>
@@ -3393,6 +3717,45 @@
           <w:bCs w:val="1"/>
         </w:rPr>
         <w:t>7 วัน</w:t>
+      </w:r>
+      <w:r>
+        <w:rPr>
+          <w:rFonts w:ascii="Sarabun" w:hAnsi="Sarabun" w:cs="Sarabun" w:eastAsia="Sarabun"/>
+          <w:color w:val="1A1E33"/>
+          <w:sz w:val="22"/>
+          <w:szCs w:val="22"/>
+          <w:b w:val="1"/>
+          <w:bCs w:val="1"/>
+        </w:rPr>
+        <w:t>ไม่มีการเชิญซ้ำ</w:t>
+      </w:r>
+      <w:r>
+        <w:rPr>
+          <w:rFonts w:ascii="Sarabun" w:hAnsi="Sarabun" w:cs="Sarabun" w:eastAsia="Sarabun"/>
+          <w:color w:val="1A1E33"/>
+          <w:sz w:val="22"/>
+          <w:szCs w:val="22"/>
+        </w:rPr>
+        <w:t xml:space="preserve"> อีเมลหรือเลขบัตรที่มีบัญชีอยู่แล้วจะได้ </w:t>
+      </w:r>
+      <w:r>
+        <w:rPr>
+          <w:rFonts w:ascii="DejaVu Sans Mono" w:hAnsi="DejaVu Sans Mono" w:cs="DejaVu Sans Mono" w:eastAsia="DejaVu Sans Mono"/>
+          <w:color w:val="192768"/>
+          <w:sz w:val="19"/>
+          <w:szCs w:val="19"/>
+          <w:shd w:val="clear" w:fill="F5F6FA"/>
+        </w:rPr>
+        <w:t>409</w:t>
+      </w:r>
+      <w:r>
+        <w:rPr>
+          <w:rFonts w:ascii="Sarabun" w:hAnsi="Sarabun" w:cs="Sarabun" w:eastAsia="Sarabun"/>
+          <w:color w:val="1A1E33"/>
+          <w:sz w:val="22"/>
+          <w:szCs w:val="22"/>
+        </w:rPr>
+        <w:t xml:space="preserve"> เสมอ ไม่เขียนทับของเดิม ถ้าจะส่งลิงก์ใหม่ให้คนเดิมโดยไม่แก้ข้อมูล ใช้ข้อ 2.1 · ถ้าเชิญผิดต้องลบก่อน (ข้อ 6)</w:t>
       </w:r>
     </w:p>
     <w:p>
@@ -3435,9 +3798,9 @@
         <w:tblW w:w="9525" w:type="dxa"/>
       </w:tblPr>
       <w:tblGrid>
-        <w:gridCol w:w="1559"/>
-        <w:gridCol w:w="1729"/>
-        <w:gridCol w:w="6236"/>
+        <w:gridCol w:w="1587"/>
+        <w:gridCol w:w="1587"/>
+        <w:gridCol w:w="6350"/>
       </w:tblGrid>
       <w:tr>
         <w:trPr>
@@ -3446,7 +3809,7 @@
         </w:trPr>
         <w:tc>
           <w:tcPr>
-            <w:tcW w:type="dxa" w:w="1559"/>
+            <w:tcW w:type="dxa" w:w="1587"/>
             <w:shd w:val="clear" w:fill="192768"/>
           </w:tcPr>
           <w:p>
@@ -3483,7 +3846,7 @@
         </w:tc>
         <w:tc>
           <w:tcPr>
-            <w:tcW w:type="dxa" w:w="1729"/>
+            <w:tcW w:type="dxa" w:w="1587"/>
             <w:shd w:val="clear" w:fill="192768"/>
           </w:tcPr>
           <w:p>
@@ -3521,7 +3884,7 @@
         </w:tc>
         <w:tc>
           <w:tcPr>
-            <w:tcW w:type="dxa" w:w="6236"/>
+            <w:tcW w:type="dxa" w:w="6350"/>
             <w:shd w:val="clear" w:fill="192768"/>
           </w:tcPr>
           <w:p>
@@ -3563,7 +3926,7 @@
         </w:trPr>
         <w:tc>
           <w:tcPr>
-            <w:tcW w:type="dxa" w:w="1559"/>
+            <w:tcW w:type="dxa" w:w="1587"/>
             <w:shd w:val="clear" w:fill="FFFFFF"/>
           </w:tcPr>
           <w:p>
@@ -3586,7 +3949,7 @@
         </w:tc>
         <w:tc>
           <w:tcPr>
-            <w:tcW w:type="dxa" w:w="1729"/>
+            <w:tcW w:type="dxa" w:w="1587"/>
             <w:shd w:val="clear" w:fill="FFFFFF"/>
           </w:tcPr>
           <w:p>
@@ -3609,7 +3972,7 @@
         </w:tc>
         <w:tc>
           <w:tcPr>
-            <w:tcW w:type="dxa" w:w="6236"/>
+            <w:tcW w:type="dxa" w:w="6350"/>
             <w:shd w:val="clear" w:fill="FFFFFF"/>
           </w:tcPr>
           <w:p>
@@ -3665,7 +4028,7 @@
         </w:trPr>
         <w:tc>
           <w:tcPr>
-            <w:tcW w:type="dxa" w:w="1559"/>
+            <w:tcW w:type="dxa" w:w="1587"/>
             <w:shd w:val="clear" w:fill="F2F4F9"/>
           </w:tcPr>
           <w:p>
@@ -3688,7 +4051,7 @@
         </w:tc>
         <w:tc>
           <w:tcPr>
-            <w:tcW w:type="dxa" w:w="1729"/>
+            <w:tcW w:type="dxa" w:w="1587"/>
             <w:shd w:val="clear" w:fill="F2F4F9"/>
           </w:tcPr>
           <w:p>
@@ -3711,7 +4074,7 @@
         </w:tc>
         <w:tc>
           <w:tcPr>
-            <w:tcW w:type="dxa" w:w="6236"/>
+            <w:tcW w:type="dxa" w:w="6350"/>
             <w:shd w:val="clear" w:fill="F2F4F9"/>
           </w:tcPr>
           <w:p>
@@ -3748,7 +4111,7 @@
         </w:trPr>
         <w:tc>
           <w:tcPr>
-            <w:tcW w:type="dxa" w:w="1559"/>
+            <w:tcW w:type="dxa" w:w="1587"/>
             <w:shd w:val="clear" w:fill="FFFFFF"/>
           </w:tcPr>
           <w:p>
@@ -3771,7 +4134,7 @@
         </w:tc>
         <w:tc>
           <w:tcPr>
-            <w:tcW w:type="dxa" w:w="1729"/>
+            <w:tcW w:type="dxa" w:w="1587"/>
             <w:shd w:val="clear" w:fill="FFFFFF"/>
           </w:tcPr>
           <w:p>
@@ -3794,7 +4157,7 @@
         </w:tc>
         <w:tc>
           <w:tcPr>
-            <w:tcW w:type="dxa" w:w="6236"/>
+            <w:tcW w:type="dxa" w:w="6350"/>
             <w:shd w:val="clear" w:fill="FFFFFF"/>
           </w:tcPr>
           <w:p>
@@ -3810,7 +4173,26 @@
                 <w:sz w:val="20"/>
                 <w:szCs w:val="20"/>
               </w:rPr>
-              <w:t>อีเมลนี้มีบัญชีในระบบอยู่แล้ว</w:t>
+              <w:t xml:space="preserve">อีเมลนี้มีบัญชีหรือคำเชิญค้างอยู่แล้ว · คำตอบคืน </w:t>
+            </w:r>
+            <w:r>
+              <w:rPr>
+                <w:rFonts w:ascii="DejaVu Sans Mono" w:hAnsi="DejaVu Sans Mono" w:cs="DejaVu Sans Mono" w:eastAsia="DejaVu Sans Mono"/>
+                <w:color w:val="192768"/>
+                <w:sz w:val="17"/>
+                <w:szCs w:val="17"/>
+                <w:shd w:val="clear" w:fill="F5F6FA"/>
+              </w:rPr>
+              <w:t>activationKeyId</w:t>
+            </w:r>
+            <w:r>
+              <w:rPr>
+                <w:rFonts w:ascii="Sarabun" w:hAnsi="Sarabun" w:cs="Sarabun" w:eastAsia="Sarabun"/>
+                <w:color w:val="1A1E33"/>
+                <w:sz w:val="20"/>
+                <w:szCs w:val="20"/>
+              </w:rPr>
+              <w:t xml:space="preserve"> ของใบเดิมมาให้ ใช้ส่งลิงก์ซ้ำหรือลบได้เลย</w:t>
             </w:r>
           </w:p>
         </w:tc>
@@ -3821,7 +4203,7 @@
         </w:trPr>
         <w:tc>
           <w:tcPr>
-            <w:tcW w:type="dxa" w:w="1559"/>
+            <w:tcW w:type="dxa" w:w="1587"/>
             <w:shd w:val="clear" w:fill="F2F4F9"/>
           </w:tcPr>
           <w:p>
@@ -3844,7 +4226,7 @@
         </w:tc>
         <w:tc>
           <w:tcPr>
-            <w:tcW w:type="dxa" w:w="1729"/>
+            <w:tcW w:type="dxa" w:w="1587"/>
             <w:shd w:val="clear" w:fill="F2F4F9"/>
           </w:tcPr>
           <w:p>
@@ -3867,7 +4249,7 @@
         </w:tc>
         <w:tc>
           <w:tcPr>
-            <w:tcW w:type="dxa" w:w="6236"/>
+            <w:tcW w:type="dxa" w:w="6350"/>
             <w:shd w:val="clear" w:fill="F2F4F9"/>
           </w:tcPr>
           <w:p>
@@ -3899,6 +4281,126 @@
           </w:p>
         </w:tc>
       </w:tr>
+      <w:tr>
+        <w:trPr>
+          <w:cantSplit w:val="1"/>
+        </w:trPr>
+        <w:tc>
+          <w:tcPr>
+            <w:tcW w:type="dxa" w:w="1587"/>
+            <w:shd w:val="clear" w:fill="FFFFFF"/>
+          </w:tcPr>
+          <w:p>
+            <w:pPr>
+              <w:spacing w:before="60" w:after="60" w:lineRule="auto" w:line="300"/>
+              <w:jc w:val="left"/>
+            </w:pPr>
+            <w:r/>
+            <w:r>
+              <w:rPr>
+                <w:rFonts w:ascii="DejaVu Sans Mono" w:hAnsi="DejaVu Sans Mono" w:cs="DejaVu Sans Mono" w:eastAsia="DejaVu Sans Mono"/>
+                <w:color w:val="192768"/>
+                <w:sz w:val="17"/>
+                <w:szCs w:val="17"/>
+                <w:shd w:val="clear" w:fill="F5F6FA"/>
+              </w:rPr>
+              <w:t>400</w:t>
+            </w:r>
+          </w:p>
+        </w:tc>
+        <w:tc>
+          <w:tcPr>
+            <w:tcW w:type="dxa" w:w="1587"/>
+            <w:shd w:val="clear" w:fill="FFFFFF"/>
+          </w:tcPr>
+          <w:p>
+            <w:pPr>
+              <w:spacing w:before="60" w:after="60" w:lineRule="auto" w:line="300"/>
+              <w:jc w:val="left"/>
+            </w:pPr>
+            <w:r/>
+            <w:r>
+              <w:rPr>
+                <w:rFonts w:ascii="DejaVu Sans Mono" w:hAnsi="DejaVu Sans Mono" w:cs="DejaVu Sans Mono" w:eastAsia="DejaVu Sans Mono"/>
+                <w:color w:val="192768"/>
+                <w:sz w:val="17"/>
+                <w:szCs w:val="17"/>
+                <w:shd w:val="clear" w:fill="F5F6FA"/>
+              </w:rPr>
+              <w:t>validation</w:t>
+            </w:r>
+            <w:r>
+              <w:rPr>
+                <w:rFonts w:ascii="Sarabun" w:hAnsi="Sarabun" w:cs="Sarabun" w:eastAsia="Sarabun"/>
+                <w:color w:val="1A1E33"/>
+                <w:sz w:val="20"/>
+                <w:szCs w:val="20"/>
+              </w:rPr>
+              <w:t xml:space="preserve"> (</w:t>
+            </w:r>
+            <w:r>
+              <w:rPr>
+                <w:rFonts w:ascii="DejaVu Sans Mono" w:hAnsi="DejaVu Sans Mono" w:cs="DejaVu Sans Mono" w:eastAsia="DejaVu Sans Mono"/>
+                <w:color w:val="192768"/>
+                <w:sz w:val="17"/>
+                <w:szCs w:val="17"/>
+                <w:shd w:val="clear" w:fill="F5F6FA"/>
+              </w:rPr>
+              <w:t>organizationId</w:t>
+            </w:r>
+            <w:r>
+              <w:rPr>
+                <w:rFonts w:ascii="Sarabun" w:hAnsi="Sarabun" w:cs="Sarabun" w:eastAsia="Sarabun"/>
+                <w:color w:val="1A1E33"/>
+                <w:sz w:val="20"/>
+                <w:szCs w:val="20"/>
+              </w:rPr>
+              <w:t>)</w:t>
+            </w:r>
+          </w:p>
+        </w:tc>
+        <w:tc>
+          <w:tcPr>
+            <w:tcW w:type="dxa" w:w="6350"/>
+            <w:shd w:val="clear" w:fill="FFFFFF"/>
+          </w:tcPr>
+          <w:p>
+            <w:pPr>
+              <w:spacing w:before="60" w:after="60" w:lineRule="auto" w:line="300"/>
+              <w:jc w:val="left"/>
+            </w:pPr>
+            <w:r/>
+            <w:r>
+              <w:rPr>
+                <w:rFonts w:ascii="Sarabun" w:hAnsi="Sarabun" w:cs="Sarabun" w:eastAsia="Sarabun"/>
+                <w:color w:val="1A1E33"/>
+                <w:sz w:val="20"/>
+                <w:szCs w:val="20"/>
+              </w:rPr>
+              <w:t xml:space="preserve">ลืมส่ง </w:t>
+            </w:r>
+            <w:r>
+              <w:rPr>
+                <w:rFonts w:ascii="DejaVu Sans Mono" w:hAnsi="DejaVu Sans Mono" w:cs="DejaVu Sans Mono" w:eastAsia="DejaVu Sans Mono"/>
+                <w:color w:val="192768"/>
+                <w:sz w:val="17"/>
+                <w:szCs w:val="17"/>
+                <w:shd w:val="clear" w:fill="F5F6FA"/>
+              </w:rPr>
+              <w:t>organizationId</w:t>
+            </w:r>
+            <w:r>
+              <w:rPr>
+                <w:rFonts w:ascii="Sarabun" w:hAnsi="Sarabun" w:cs="Sarabun" w:eastAsia="Sarabun"/>
+                <w:color w:val="1A1E33"/>
+                <w:sz w:val="20"/>
+                <w:szCs w:val="20"/>
+              </w:rPr>
+              <w:t xml:space="preserve"> ให้ role ฝั่งหน่วยงาน — สร้างหน่วยงานในข้อ 1 ก่อน แล้วเอา id มาใส่</w:t>
+            </w:r>
+          </w:p>
+        </w:tc>
+      </w:tr>
     </w:tbl>
     <w:p>
       <w:pPr>
@@ -3970,7 +4472,41 @@
           <w:sz w:val="17"/>
           <w:szCs w:val="17"/>
         </w:rPr>
-        <w:t xml:space="preserve"> หนึ่งเลขบัตรมีได้หนึ่งบัญชี ถ้าต้องการส่งคำเชิญให้คนเดิมอีกครั้ง ให้เชิญอีเมลนั้นซ้ำ</w:t>
+        <w:t xml:space="preserve"> หนึ่งเลขบัตรมีได้หนึ่งบัญชี ถ้าเป็นคนเดียวกันและแค่อยากส่งลิงก์ใหม่ ใช้</w:t>
+      </w:r>
+    </w:p>
+    <w:p>
+      <w:pPr>
+        <w:spacing w:before="0" w:after="0" w:lineRule="auto" w:line="269"/>
+        <w:ind w:left="170"/>
+        <w:jc w:val="left"/>
+        <w:shd w:val="clear" w:fill="F5F6FA"/>
+      </w:pPr>
+      <w:r>
+        <w:rPr>
+          <w:rFonts w:ascii="DejaVu Sans Mono" w:hAnsi="DejaVu Sans Mono" w:cs="DejaVu Sans Mono" w:eastAsia="DejaVu Sans Mono"/>
+          <w:color w:val="1A1E33"/>
+          <w:sz w:val="17"/>
+          <w:szCs w:val="17"/>
+        </w:rPr>
+        <w:t xml:space="preserve"> POST /api/admin/invitations/:id/resend ถ้าเชิญผิด ให้ลบคำเชิญใบเดิมด้วย</w:t>
+      </w:r>
+    </w:p>
+    <w:p>
+      <w:pPr>
+        <w:spacing w:before="0" w:after="0" w:lineRule="auto" w:line="269"/>
+        <w:ind w:left="170"/>
+        <w:jc w:val="left"/>
+        <w:shd w:val="clear" w:fill="F5F6FA"/>
+      </w:pPr>
+      <w:r>
+        <w:rPr>
+          <w:rFonts w:ascii="DejaVu Sans Mono" w:hAnsi="DejaVu Sans Mono" w:cs="DejaVu Sans Mono" w:eastAsia="DejaVu Sans Mono"/>
+          <w:color w:val="1A1E33"/>
+          <w:sz w:val="17"/>
+          <w:szCs w:val="17"/>
+        </w:rPr>
+        <w:t xml:space="preserve"> DELETE /api/admin/invitations/:id แล้วเชิญใหม่",</w:t>
       </w:r>
     </w:p>
     <w:p>
@@ -3987,7 +4523,7 @@
           <w:sz w:val="17"/>
           <w:szCs w:val="17"/>
         </w:rPr>
-        <w:t xml:space="preserve"> ระบบจะออกคีย์ใบใหม่และยกเลิกใบเก่าให้ ถ้าครั้งแรกกรอกอีเมลผิด ต้องแก้อีเมลของบัญชีนั้นก่อน"}</w:t>
+        <w:t xml:space="preserve"> "userAccountId":"...","activationKeyId":"..."}</w:t>
       </w:r>
     </w:p>
     <w:p>
@@ -5057,7 +5593,7 @@
           <w:b w:val="1"/>
           <w:bCs w:val="1"/>
         </w:rPr>
-        <w:t>5. ผู้ถูกเชิญยืนยันตัวตนด้วย ThaiD</w:t>
+        <w:t>5. ผู้ถูกเชิญยืนยันตัวตนด้วย ThaID</w:t>
       </w:r>
     </w:p>
     <w:p>
@@ -5188,7 +5724,7 @@
           <w:sz w:val="22"/>
           <w:szCs w:val="22"/>
         </w:rPr>
-        <w:t xml:space="preserve">) พอผู้ถูกเชิญยืนยันกับ ThaiD เสร็จ เบราว์เซอร์จะถูกส่งกลับไปที่เครื่องของเขาเอง ซึ่งไม่มีอะไรรออยู่ </w:t>
+        <w:t xml:space="preserve">) พอผู้ถูกเชิญยืนยันกับ ThaID เสร็จ เบราว์เซอร์จะถูกส่งกลับไปที่เครื่องของเขาเอง ซึ่งไม่มีอะไรรออยู่ </w:t>
       </w:r>
       <w:r>
         <w:rPr>
@@ -5287,7 +5823,7 @@
           <w:i w:val="1"/>
           <w:iCs w:val="1"/>
         </w:rPr>
-        <w:t>หน้ายืนยันตัวตนด้วย ThaiD</w:t>
+        <w:t>หน้ายืนยันตัวตนด้วย ThaID</w:t>
       </w:r>
     </w:p>
     <w:p>
@@ -5302,7 +5838,7 @@
           <w:sz w:val="22"/>
           <w:szCs w:val="22"/>
         </w:rPr>
-        <w:t xml:space="preserve">หน้าจอบอกไว้ล่วงหน้าว่าระบบจะเอาเลขบัตรที่ได้จาก ThaiD ไปเทียบกับเลขที่เจ้าหน้าที่บันทึกไว้ และโชว์ </w:t>
+        <w:t xml:space="preserve">หน้าจอบอกไว้ล่วงหน้าว่าระบบจะเอาเลขบัตรที่ได้จาก ThaID ไปเทียบกับเลขที่เจ้าหน้าที่บันทึกไว้ และโชว์ </w:t>
       </w:r>
       <w:r>
         <w:rPr>
@@ -5333,7 +5869,7 @@
           <w:b w:val="1"/>
           <w:bCs w:val="1"/>
         </w:rPr>
-        <w:t>ยืนยันตัวตนด้วย ThaiD</w:t>
+        <w:t>ยืนยันตัวตนด้วย ThaID</w:t>
       </w:r>
     </w:p>
     <w:p>
@@ -5412,7 +5948,7 @@
           <w:i w:val="1"/>
           <w:iCs w:val="1"/>
         </w:rPr>
-        <w:t>หน้ายืนยันตัวตนของ ThaiD บนระบบทดสอบ</w:t>
+        <w:t>หน้ายืนยันตัวตนของ ThaID บนระบบทดสอบ</w:t>
       </w:r>
     </w:p>
     <w:tbl>
@@ -5582,7 +6118,7 @@
                 <w:sz w:val="20"/>
                 <w:szCs w:val="20"/>
               </w:rPr>
-              <w:t>สแกน QR ด้วยแอป ThaiD บนมือถือ</w:t>
+              <w:t>สแกน QR ด้วยแอป ThaID บนมือถือ</w:t>
             </w:r>
           </w:p>
         </w:tc>
@@ -5926,7 +6462,7 @@
           <w:sz w:val="22"/>
           <w:szCs w:val="22"/>
         </w:rPr>
-        <w:t xml:space="preserve"> (ถ้า ThaiD ส่งชื่อกลับมาด้วย ระบบจะเติมให้ก่อน ขึ้นอยู่กับสิทธิ์ที่ได้รับจากกรมการปกครอง)</w:t>
+        <w:t xml:space="preserve"> (ถ้า ThaID ส่งชื่อกลับมาด้วย ระบบจะเติมให้ก่อน ขึ้นอยู่กับสิทธิ์ที่ได้รับจากกรมการปกครอง)</w:t>
       </w:r>
     </w:p>
     <w:p>
@@ -6422,7 +6958,7 @@
           <w:sz w:val="22"/>
           <w:szCs w:val="22"/>
         </w:rPr>
-        <w:t xml:space="preserve"> — เข้าได้ทั้งทางรหัสผ่าน + OTP และทาง ThaiD</w:t>
+        <w:t xml:space="preserve"> — เข้าได้ทั้งทางรหัสผ่าน + OTP และทาง ThaID</w:t>
       </w:r>
     </w:p>
     <w:p>
@@ -6463,7 +6999,7 @@
           <w:sz w:val="22"/>
           <w:szCs w:val="22"/>
         </w:rPr>
-        <w:t>ทดสอบผ่านข้อไหนแล้วติ๊กข้อนั้น — สี่ข้อสุดท้ายต้องทำจากเบราว์เซอร์บนเครื่องที่ติดตั้งระบบ เพราะเกี่ยวกับ ThaiD (ดูข้อ 5)</w:t>
+        <w:t>ทดสอบผ่านข้อไหนแล้วติ๊กข้อนั้น — สี่ข้อสุดท้ายต้องทำจากเบราว์เซอร์บนเครื่องที่ติดตั้งระบบ เพราะเกี่ยวกับ ThaID (ดูข้อ 5)</w:t>
       </w:r>
     </w:p>
     <w:p>
@@ -7503,7 +8039,7 @@
           <w:sz w:val="22"/>
           <w:szCs w:val="22"/>
         </w:rPr>
-        <w:t>เข้าสู่ระบบด้วย ThaiD ได้</w:t>
+        <w:t>เข้าสู่ระบบด้วย ThaID ได้</w:t>
       </w:r>
     </w:p>
     <w:p>

--- a/docs/manuals-docx/13-tester-manual-journey-a.docx
+++ b/docs/manuals-docx/13-tester-manual-journey-a.docx
@@ -81,7 +81,7 @@
           <w:b w:val="1"/>
           <w:bCs w:val="1"/>
         </w:rPr>
-        <w:t>Government Datahub Platform</w:t>
+        <w:t>ระบบกลางเพื่อการแบ่งปันข้อมูลดิจิทัล (D2)</w:t>
       </w:r>
     </w:p>
     <w:p>

--- a/docs/manuals-docx/13-tester-manual-journey-a.docx
+++ b/docs/manuals-docx/13-tester-manual-journey-a.docx
@@ -6401,8 +6401,19 @@
           <w:color w:val="1A1E33"/>
           <w:sz w:val="22"/>
           <w:szCs w:val="22"/>
-        </w:rPr>
-        <w:t xml:space="preserve">เลือก </w:t>
+          <w:b w:val="1"/>
+          <w:bCs w:val="1"/>
+        </w:rPr>
+        <w:t>คำนำหน้า ชื่อ นามสกุล</w:t>
+      </w:r>
+      <w:r>
+        <w:rPr>
+          <w:rFonts w:ascii="Sarabun" w:hAnsi="Sarabun" w:cs="Sarabun" w:eastAsia="Sarabun"/>
+          <w:color w:val="1A1E33"/>
+          <w:sz w:val="22"/>
+          <w:szCs w:val="22"/>
+        </w:rPr>
+        <w:t xml:space="preserve"> ระบบเติมมาให้แล้วและ </w:t>
       </w:r>
       <w:r>
         <w:rPr>
@@ -6413,7 +6424,7 @@
           <w:b w:val="1"/>
           <w:bCs w:val="1"/>
         </w:rPr>
-        <w:t>คำนำหน้า</w:t>
+        <w:t>แก้ไขในหน้านี้ไม่ได้</w:t>
       </w:r>
       <w:r>
         <w:rPr>
@@ -6422,47 +6433,7 @@
           <w:sz w:val="22"/>
           <w:szCs w:val="22"/>
         </w:rPr>
-        <w:t xml:space="preserve"> แล้วกรอก </w:t>
-      </w:r>
-      <w:r>
-        <w:rPr>
-          <w:rFonts w:ascii="Sarabun" w:hAnsi="Sarabun" w:cs="Sarabun" w:eastAsia="Sarabun"/>
-          <w:color w:val="1A1E33"/>
-          <w:sz w:val="22"/>
-          <w:szCs w:val="22"/>
-          <w:b w:val="1"/>
-          <w:bCs w:val="1"/>
-        </w:rPr>
-        <w:t>ชื่อ</w:t>
-      </w:r>
-      <w:r>
-        <w:rPr>
-          <w:rFonts w:ascii="Sarabun" w:hAnsi="Sarabun" w:cs="Sarabun" w:eastAsia="Sarabun"/>
-          <w:color w:val="1A1E33"/>
-          <w:sz w:val="22"/>
-          <w:szCs w:val="22"/>
-        </w:rPr>
-        <w:t xml:space="preserve"> กับ </w:t>
-      </w:r>
-      <w:r>
-        <w:rPr>
-          <w:rFonts w:ascii="Sarabun" w:hAnsi="Sarabun" w:cs="Sarabun" w:eastAsia="Sarabun"/>
-          <w:color w:val="1A1E33"/>
-          <w:sz w:val="22"/>
-          <w:szCs w:val="22"/>
-          <w:b w:val="1"/>
-          <w:bCs w:val="1"/>
-        </w:rPr>
-        <w:t>นามสกุล</w:t>
-      </w:r>
-      <w:r>
-        <w:rPr>
-          <w:rFonts w:ascii="Sarabun" w:hAnsi="Sarabun" w:cs="Sarabun" w:eastAsia="Sarabun"/>
-          <w:color w:val="1A1E33"/>
-          <w:sz w:val="22"/>
-          <w:szCs w:val="22"/>
-        </w:rPr>
-        <w:t xml:space="preserve"> (ถ้า ThaID ส่งชื่อกลับมาด้วย ระบบจะเติมให้ก่อน ขึ้นอยู่กับสิทธิ์ที่ได้รับจากกรมการปกครอง)</w:t>
+        <w:t xml:space="preserve"> — ชื่อกับ นามสกุลมาจากบัตรประชาชนที่คุณเพิ่งยืนยันผ่าน ThaID ส่วนคำนำหน้ามาจากที่เจ้าหน้าที่ บันทึกไว้ตอนเชิญ (ThaID ไม่ได้ส่งคำนำหน้ามาให้) ถ้าช่องไหนยังว่างอยู่ ช่องนั้นกรอกได้ หากชื่อที่ขึ้นไม่ตรงกับบัตร ให้ติดต่อเจ้าหน้าที่ BDI ที่เชิญคุณ อย่าตั้งบัญชีทับไปก่อน</w:t>
       </w:r>
     </w:p>
     <w:p>
@@ -6661,7 +6632,83 @@
           <w:sz w:val="22"/>
           <w:szCs w:val="22"/>
         </w:rPr>
-        <w:t xml:space="preserve"> อย่างน้อย 8 ตัว มีทั้งตัวอักษรและตัวเลข</w:t>
+        <w:t xml:space="preserve"> ให้ครบทั้งห้าข้อที่ขึ้นอยู่ใต้ช่อง — ยาวอย่างน้อย 12 ตัวอักษร และมี ตัวพิมพ์ใหญ่ </w:t>
+      </w:r>
+      <w:r>
+        <w:rPr>
+          <w:rFonts w:ascii="DejaVu Sans Mono" w:hAnsi="DejaVu Sans Mono" w:cs="DejaVu Sans Mono" w:eastAsia="DejaVu Sans Mono"/>
+          <w:color w:val="192768"/>
+          <w:sz w:val="19"/>
+          <w:szCs w:val="19"/>
+          <w:shd w:val="clear" w:fill="F5F6FA"/>
+        </w:rPr>
+        <w:t>A-Z</w:t>
+      </w:r>
+      <w:r>
+        <w:rPr>
+          <w:rFonts w:ascii="Sarabun" w:hAnsi="Sarabun" w:cs="Sarabun" w:eastAsia="Sarabun"/>
+          <w:color w:val="1A1E33"/>
+          <w:sz w:val="22"/>
+          <w:szCs w:val="22"/>
+        </w:rPr>
+        <w:t xml:space="preserve"> · ตัวพิมพ์เล็ก </w:t>
+      </w:r>
+      <w:r>
+        <w:rPr>
+          <w:rFonts w:ascii="DejaVu Sans Mono" w:hAnsi="DejaVu Sans Mono" w:cs="DejaVu Sans Mono" w:eastAsia="DejaVu Sans Mono"/>
+          <w:color w:val="192768"/>
+          <w:sz w:val="19"/>
+          <w:szCs w:val="19"/>
+          <w:shd w:val="clear" w:fill="F5F6FA"/>
+        </w:rPr>
+        <w:t>a-z</w:t>
+      </w:r>
+      <w:r>
+        <w:rPr>
+          <w:rFonts w:ascii="Sarabun" w:hAnsi="Sarabun" w:cs="Sarabun" w:eastAsia="Sarabun"/>
+          <w:color w:val="1A1E33"/>
+          <w:sz w:val="22"/>
+          <w:szCs w:val="22"/>
+        </w:rPr>
+        <w:t xml:space="preserve"> · ตัวเลข </w:t>
+      </w:r>
+      <w:r>
+        <w:rPr>
+          <w:rFonts w:ascii="DejaVu Sans Mono" w:hAnsi="DejaVu Sans Mono" w:cs="DejaVu Sans Mono" w:eastAsia="DejaVu Sans Mono"/>
+          <w:color w:val="192768"/>
+          <w:sz w:val="19"/>
+          <w:szCs w:val="19"/>
+          <w:shd w:val="clear" w:fill="F5F6FA"/>
+        </w:rPr>
+        <w:t>0-9</w:t>
+      </w:r>
+      <w:r>
+        <w:rPr>
+          <w:rFonts w:ascii="Sarabun" w:hAnsi="Sarabun" w:cs="Sarabun" w:eastAsia="Sarabun"/>
+          <w:color w:val="1A1E33"/>
+          <w:sz w:val="22"/>
+          <w:szCs w:val="22"/>
+        </w:rPr>
+        <w:t xml:space="preserve"> · อักขระพิเศษ เช่น </w:t>
+      </w:r>
+      <w:r>
+        <w:rPr>
+          <w:rFonts w:ascii="DejaVu Sans Mono" w:hAnsi="DejaVu Sans Mono" w:cs="DejaVu Sans Mono" w:eastAsia="DejaVu Sans Mono"/>
+          <w:color w:val="192768"/>
+          <w:sz w:val="19"/>
+          <w:szCs w:val="19"/>
+          <w:shd w:val="clear" w:fill="F5F6FA"/>
+        </w:rPr>
+        <w:t>! @ # $ ^ &amp; * ( ) _ +</w:t>
+      </w:r>
+      <w:r>
+        <w:rPr>
+          <w:rFonts w:ascii="Sarabun" w:hAnsi="Sarabun" w:cs="Sarabun" w:eastAsia="Sarabun"/>
+          <w:color w:val="1A1E33"/>
+          <w:sz w:val="22"/>
+          <w:szCs w:val="22"/>
+        </w:rPr>
+        <w:t xml:space="preserve"> แต่ละข้อจะติ๊กถูกเองระหว่างพิมพ์</w:t>
       </w:r>
     </w:p>
     <w:p>
@@ -6688,7 +6735,7 @@
           <w:sz w:val="22"/>
           <w:szCs w:val="22"/>
         </w:rPr>
-        <w:t xml:space="preserve">กด </w:t>
+        <w:t xml:space="preserve">พิมพ์รหัสผ่านเดิมซ้ำในช่อง </w:t>
       </w:r>
       <w:r>
         <w:rPr>
@@ -6699,6 +6746,53 @@
           <w:b w:val="1"/>
           <w:bCs w:val="1"/>
         </w:rPr>
+        <w:t>ยืนยันรหัสผ่าน</w:t>
+      </w:r>
+      <w:r>
+        <w:rPr>
+          <w:rFonts w:ascii="Sarabun" w:hAnsi="Sarabun" w:cs="Sarabun" w:eastAsia="Sarabun"/>
+          <w:color w:val="1A1E33"/>
+          <w:sz w:val="22"/>
+          <w:szCs w:val="22"/>
+        </w:rPr>
+        <w:t xml:space="preserve"> — ไม่ตรงกันจะฟ้องทันที</w:t>
+      </w:r>
+    </w:p>
+    <w:p>
+      <w:pPr>
+        <w:spacing w:before="0" w:after="80" w:lineRule="auto" w:line="348"/>
+        <w:ind w:left="482" w:hanging="312"/>
+        <w:jc w:val="left"/>
+      </w:pPr>
+      <w:r>
+        <w:rPr>
+          <w:rFonts w:ascii="Sarabun" w:hAnsi="Sarabun" w:cs="Sarabun" w:eastAsia="Sarabun"/>
+          <w:color w:val="E5775A"/>
+          <w:sz w:val="22"/>
+          <w:szCs w:val="22"/>
+          <w:b w:val="1"/>
+          <w:bCs w:val="1"/>
+        </w:rPr>
+        <w:t xml:space="preserve">6.  </w:t>
+      </w:r>
+      <w:r>
+        <w:rPr>
+          <w:rFonts w:ascii="Sarabun" w:hAnsi="Sarabun" w:cs="Sarabun" w:eastAsia="Sarabun"/>
+          <w:color w:val="1A1E33"/>
+          <w:sz w:val="22"/>
+          <w:szCs w:val="22"/>
+        </w:rPr>
+        <w:t xml:space="preserve">กด </w:t>
+      </w:r>
+      <w:r>
+        <w:rPr>
+          <w:rFonts w:ascii="Sarabun" w:hAnsi="Sarabun" w:cs="Sarabun" w:eastAsia="Sarabun"/>
+          <w:color w:val="1A1E33"/>
+          <w:sz w:val="22"/>
+          <w:szCs w:val="22"/>
+          <w:b w:val="1"/>
+          <w:bCs w:val="1"/>
+        </w:rPr>
         <w:t>เปิดใช้งานบัญชี</w:t>
       </w:r>
     </w:p>
@@ -6714,7 +6808,7 @@
           <w:sz w:val="22"/>
           <w:szCs w:val="22"/>
         </w:rPr>
-        <w:t>ภาพด้านบนคือตอนที่ใส่รหัสผ่านสั้นเกินไป จะเห็นว่าข้อความสีแดงขึ้นใต้ช่องที่มีปัญหา ลองกรอกผิดดูก่อนได้ ไม่มีผลเสียอะไร</w:t>
+        <w:t>ภาพด้านบนคือตอนที่ใส่รหัสผ่านที่ยังไม่ครบข้อกำหนด จะเห็นว่าข้อความสีแดงขึ้นใต้ช่องที่มีปัญหา ลองกรอกผิดดูก่อนได้ ไม่มีผลเสียอะไร</w:t>
       </w:r>
     </w:p>
     <w:p>

--- a/docs/manuals-docx/13-tester-manual-journey-a.docx
+++ b/docs/manuals-docx/13-tester-manual-journey-a.docx
@@ -2694,7 +2694,7 @@
           <w:sz w:val="17"/>
           <w:szCs w:val="17"/>
         </w:rPr>
-        <w:t xml:space="preserve"> "roleLabel":"ผู้ดำเนินการของหน่วยงาน","organizationId":"8dfc51f7-…",</w:t>
+        <w:t xml:space="preserve"> "roleLabel":"ผู้ประสานงานของหน่วยงาน","organizationId":"8dfc51f7-…",</w:t>
       </w:r>
     </w:p>
     <w:p>

--- a/docs/manuals-docx/13-tester-manual-journey-a.docx
+++ b/docs/manuals-docx/13-tester-manual-journey-a.docx
@@ -3183,32 +3183,12 @@
             <w:r/>
             <w:r>
               <w:rPr>
-                <w:rFonts w:ascii="DejaVu Sans" w:hAnsi="DejaVu Sans" w:cs="DejaVu Sans" w:eastAsia="DejaVu Sans"/>
-                <w:color w:val="1A1E33"/>
-                <w:sz w:val="20"/>
-                <w:szCs w:val="20"/>
-              </w:rPr>
-              <w:t>✔</w:t>
-            </w:r>
-            <w:r>
-              <w:rPr>
                 <w:rFonts w:ascii="Sarabun" w:hAnsi="Sarabun" w:cs="Sarabun" w:eastAsia="Sarabun"/>
                 <w:color w:val="1A1E33"/>
                 <w:sz w:val="20"/>
                 <w:szCs w:val="20"/>
               </w:rPr>
-              <w:t xml:space="preserve"> </w:t>
-            </w:r>
-            <w:r>
-              <w:rPr>
-                <w:rFonts w:ascii="Sarabun" w:hAnsi="Sarabun" w:cs="Sarabun" w:eastAsia="Sarabun"/>
-                <w:color w:val="1A1E33"/>
-                <w:sz w:val="20"/>
-                <w:szCs w:val="20"/>
-                <w:b w:val="1"/>
-                <w:bCs w:val="1"/>
-              </w:rPr>
-              <w:t>ทุกบทบาท</w:t>
+              <w:t>ไม่บังคับ</w:t>
             </w:r>
           </w:p>
         </w:tc>
@@ -3230,7 +3210,7 @@
                 <w:sz w:val="20"/>
                 <w:szCs w:val="20"/>
               </w:rPr>
-              <w:t>ชื่อจริงตามเอกสารที่หน่วยงานส่งมา · เอกสาร A0–A3 ใช้ชื่อนี้ ไม่ใช่ชื่อที่แสดง</w:t>
+              <w:t>ชื่อจริงตามเอกสารที่หน่วยงานส่งมา · ส่งมาก็ถูกนำไปเติมให้ในฟอร์มเปิดใช้งาน ไม่ส่งมาผู้ถูกเชิญกรอกเองตอนเปิดใช้งาน (ซึ่งยังบังคับกรอก)</w:t>
             </w:r>
           </w:p>
         </w:tc>
@@ -3275,32 +3255,12 @@
             <w:r/>
             <w:r>
               <w:rPr>
-                <w:rFonts w:ascii="DejaVu Sans" w:hAnsi="DejaVu Sans" w:cs="DejaVu Sans" w:eastAsia="DejaVu Sans"/>
-                <w:color w:val="1A1E33"/>
-                <w:sz w:val="20"/>
-                <w:szCs w:val="20"/>
-              </w:rPr>
-              <w:t>✔</w:t>
-            </w:r>
-            <w:r>
-              <w:rPr>
                 <w:rFonts w:ascii="Sarabun" w:hAnsi="Sarabun" w:cs="Sarabun" w:eastAsia="Sarabun"/>
                 <w:color w:val="1A1E33"/>
                 <w:sz w:val="20"/>
                 <w:szCs w:val="20"/>
               </w:rPr>
-              <w:t xml:space="preserve"> </w:t>
-            </w:r>
-            <w:r>
-              <w:rPr>
-                <w:rFonts w:ascii="Sarabun" w:hAnsi="Sarabun" w:cs="Sarabun" w:eastAsia="Sarabun"/>
-                <w:color w:val="1A1E33"/>
-                <w:sz w:val="20"/>
-                <w:szCs w:val="20"/>
-                <w:b w:val="1"/>
-                <w:bCs w:val="1"/>
-              </w:rPr>
-              <w:t>ทุกบทบาท</w:t>
+              <w:t>ไม่บังคับ</w:t>
             </w:r>
           </w:p>
         </w:tc>
@@ -3322,7 +3282,7 @@
                 <w:sz w:val="20"/>
                 <w:szCs w:val="20"/>
               </w:rPr>
-              <w:t>นามสกุลจริง</w:t>
+              <w:t>นามสกุลจริง · เงื่อนไขเดียวกับช่องบน</w:t>
             </w:r>
           </w:p>
         </w:tc>

--- a/docs/manuals-docx/13-tester-manual-journey-a.docx
+++ b/docs/manuals-docx/13-tester-manual-journey-a.docx
@@ -3354,7 +3354,7 @@
                 <w:sz w:val="20"/>
                 <w:szCs w:val="20"/>
               </w:rPr>
-              <w:t>ควรใส่ — ThaID ไม่ส่งคำนำหน้ามาให้ ค่านี้เป็นตัวเดียวที่ไปเติมช่องคำนำหน้าในฟอร์มของผู้ถูกเชิญ</w:t>
+              <w:t>คำนำหน้า · ThaID ส่งคำนำหน้ามาให้แล้วตั้งแต่ 2026-09-07 และค่าจากบัตรชนะเสมอ ค่านี้จึงเป็นตัวสำรองที่ได้ใช้เมื่อกรมการปกครองไม่ส่งคำนำหน้ากลับมา</w:t>
             </w:r>
           </w:p>
         </w:tc>
@@ -6393,7 +6393,7 @@
           <w:sz w:val="22"/>
           <w:szCs w:val="22"/>
         </w:rPr>
-        <w:t xml:space="preserve"> — ชื่อกับ นามสกุลมาจากบัตรประชาชนที่คุณเพิ่งยืนยันผ่าน ThaID ส่วนคำนำหน้ามาจากที่เจ้าหน้าที่ บันทึกไว้ตอนเชิญ (ThaID ไม่ได้ส่งคำนำหน้ามาให้) ถ้าช่องไหนยังว่างอยู่ ช่องนั้นกรอกได้ หากชื่อที่ขึ้นไม่ตรงกับบัตร ให้ติดต่อเจ้าหน้าที่ BDI ที่เชิญคุณ อย่าตั้งบัญชีทับไปก่อน</w:t>
+        <w:t xml:space="preserve"> — ทั้งสามช่อง มาจากบัตรประชาชนที่คุณเพิ่งยืนยันผ่าน ThaID (คำนำหน้ารวมอยู่ด้วยตั้งแต่ 2026-09-07) ถ้าช่องไหนยังว่างอยู่ ช่องนั้นกรอกได้ — เกิดได้เมื่อกรมการปกครองไม่ได้ส่งค่านั้นกลับมา หากชื่อที่ขึ้นไม่ตรงกับบัตร ให้ติดต่อเจ้าหน้าที่ BDI ที่เชิญคุณ อย่าตั้งบัญชีทับไปก่อน</w:t>
       </w:r>
     </w:p>
     <w:p>

--- a/docs/manuals-docx/13-tester-manual-journey-a.docx
+++ b/docs/manuals-docx/13-tester-manual-journey-a.docx
@@ -6393,7 +6393,7 @@
           <w:sz w:val="22"/>
           <w:szCs w:val="22"/>
         </w:rPr>
-        <w:t xml:space="preserve"> — ชื่อกับ นามสกุลมาจากบัตรประชาชนที่คุณเพิ่งยืนยันผ่าน ThaID ส่วนคำนำหน้ามาจากที่เจ้าหน้าที่ บันทึกไว้ตอนเชิญ (ThaID ไม่ได้ส่งคำนำหน้ามาให้) ถ้าช่องไหนยังว่างอยู่ ช่องนั้นกรอกได้ หากชื่อที่ขึ้นไม่ตรงกับบัตร ให้ติดต่อเจ้าหน้าที่ BDI ที่เชิญคุณ อย่าตั้งบัญชีทับไปก่อน</w:t>
+        <w:t xml:space="preserve"> — ชื่อกับ นามสกุลมาจากบัตรประชาชนที่คุณเพิ่งยืนยันผ่าน ThaID ส่วนคำนำหน้ามาจากที่เจ้าหน้าที่ บันทึกไว้ตอนเชิญ (ThaID ไม่ได้ส่งคำนำหน้ามาให้) ถ้าช่องไหนยังว่างอยู่ ช่องนั้นกรอกได้ หากชื่อที่ขึ้นไม่ตรงกับบัตร ให้ติดต่อผู้ประสานงานของ BDI ที่เชิญคุณ อย่าตั้งบัญชีทับไปก่อน</w:t>
       </w:r>
     </w:p>
     <w:p>
